--- a/fuentes/21250010_M4_CF02_DI.docx
+++ b/fuentes/21250010_M4_CF02_DI.docx
@@ -1,6 +1,6 @@
 
 <file path=word/document.xml><?xml version="1.0" encoding="utf-8"?>
-<w:document xmlns:wpc="http://schemas.microsoft.com/office/word/2010/wordprocessingCanvas" xmlns:cx="http://schemas.microsoft.com/office/drawing/2014/chartex" xmlns:cx1="http://schemas.microsoft.com/office/drawing/2015/9/8/chartex" xmlns:mc="http://schemas.openxmlformats.org/markup-compatibility/2006" xmlns:o="urn:schemas-microsoft-com:office:office" xmlns:r="http://schemas.openxmlformats.org/officeDocument/2006/relationships" xmlns:m="http://schemas.openxmlformats.org/officeDocument/2006/math" xmlns:v="urn:schemas-microsoft-com:vml" xmlns:wp14="http://schemas.microsoft.com/office/word/2010/wordprocessingDrawing" xmlns:wp="http://schemas.openxmlformats.org/drawingml/2006/wordprocessingDrawing" xmlns:w10="urn:schemas-microsoft-com:office:word" xmlns:w="http://schemas.openxmlformats.org/wordprocessingml/2006/main" xmlns:w14="http://schemas.microsoft.com/office/word/2010/wordml" xmlns:w15="http://schemas.microsoft.com/office/word/2012/wordml" xmlns:w16se="http://schemas.microsoft.com/office/word/2015/wordml/symex" xmlns:wpg="http://schemas.microsoft.com/office/word/2010/wordprocessingGroup" xmlns:wpi="http://schemas.microsoft.com/office/word/2010/wordprocessingInk" xmlns:wne="http://schemas.microsoft.com/office/word/2006/wordml" xmlns:wps="http://schemas.microsoft.com/office/word/2010/wordprocessingShape" mc:Ignorable="w14 w15 w16se wp14">
+<w:document xmlns:wpc="http://schemas.microsoft.com/office/word/2010/wordprocessingCanvas" xmlns:cx="http://schemas.microsoft.com/office/drawing/2014/chartex" xmlns:cx1="http://schemas.microsoft.com/office/drawing/2015/9/8/chartex" xmlns:cx2="http://schemas.microsoft.com/office/drawing/2015/10/21/chartex" xmlns:cx3="http://schemas.microsoft.com/office/drawing/2016/5/9/chartex" xmlns:cx4="http://schemas.microsoft.com/office/drawing/2016/5/10/chartex" xmlns:cx5="http://schemas.microsoft.com/office/drawing/2016/5/11/chartex" xmlns:cx6="http://schemas.microsoft.com/office/drawing/2016/5/12/chartex" xmlns:cx7="http://schemas.microsoft.com/office/drawing/2016/5/13/chartex" xmlns:cx8="http://schemas.microsoft.com/office/drawing/2016/5/14/chartex" xmlns:mc="http://schemas.openxmlformats.org/markup-compatibility/2006" xmlns:m="http://schemas.openxmlformats.org/officeDocument/2006/math" xmlns:aink="http://schemas.microsoft.com/office/drawing/2016/ink" xmlns:am3d="http://schemas.microsoft.com/office/drawing/2017/model3d" xmlns:oel="http://schemas.microsoft.com/office/2019/extlst" xmlns:r="http://schemas.openxmlformats.org/officeDocument/2006/relationships" xmlns:wp14="http://schemas.microsoft.com/office/word/2010/wordprocessingDrawing" xmlns:wp="http://schemas.openxmlformats.org/drawingml/2006/wordprocessingDrawing" xmlns:wpg="http://schemas.microsoft.com/office/word/2010/wordprocessingGroup" xmlns:wpi="http://schemas.microsoft.com/office/word/2010/wordprocessingInk" xmlns:wps="http://schemas.microsoft.com/office/word/2010/wordprocessingShape" xmlns:o="urn:schemas-microsoft-com:office:office" xmlns:v="urn:schemas-microsoft-com:vml" xmlns:w10="urn:schemas-microsoft-com:office:word" xmlns:w="http://schemas.openxmlformats.org/wordprocessingml/2006/main" xmlns:w14="http://schemas.microsoft.com/office/word/2010/wordml" xmlns:w15="http://schemas.microsoft.com/office/word/2012/wordml" xmlns:w16cex="http://schemas.microsoft.com/office/word/2018/wordml/cex" xmlns:w16cid="http://schemas.microsoft.com/office/word/2016/wordml/cid" xmlns:w16="http://schemas.microsoft.com/office/word/2018/wordml" xmlns:w16sdtdh="http://schemas.microsoft.com/office/word/2020/wordml/sdtdatahash" xmlns:w16sdtfl="http://schemas.microsoft.com/office/word/2024/wordml/sdtformatlock" xmlns:w16se="http://schemas.microsoft.com/office/word/2015/wordml/symex" xmlns:w16du="http://schemas.microsoft.com/office/word/2023/wordml/word16du" xmlns:wne="http://schemas.microsoft.com/office/word/2006/wordml" mc:Ignorable="w14 w15 w16se w16cid w16 w16cex w16sdtdh w16sdtfl w16du wp14">
   <w:body>
     <w:p>
       <w:pPr>
@@ -1310,7 +1310,7 @@
         <mc:AlternateContent>
           <mc:Choice Requires="wps">
             <w:drawing>
-              <wp:inline distT="0" distB="0" distL="0" distR="0">
+              <wp:inline distT="0" distB="0" distL="0" distR="0" wp14:anchorId="5DE7242F" wp14:editId="07640FFF">
                 <wp:extent cx="5412105" cy="732155"/>
                 <wp:effectExtent l="0" t="0" r="17145" b="10795"/>
                 <wp:docPr id="249" name="Rectángulo 249"/>
@@ -1623,6 +1623,7 @@
           <w:sz w:val="20"/>
           <w:szCs w:val="20"/>
         </w:rPr>
+        <w:lastRenderedPageBreak/>
         <w:t>Su propósito es describir el espacio físico, así como visibilizar las relaciones sociales, los vínculos culturales, las memorias históricas, los conflictos latentes y las aspiraciones comunitarias. El mapa res</w:t>
       </w:r>
       <w:r>
@@ -1743,23 +1744,7 @@
           <w:sz w:val="20"/>
           <w:szCs w:val="20"/>
         </w:rPr>
-        <w:t xml:space="preserve">En síntesis, la cartografía social es una forma de leer y escribir el territorio desde adentro. No busca representar lo que “es”, sino lo que “significa” para quienes lo habitan. Es una invitación a mirar el espacio con otros ojos, a reconocer lo que ha sido </w:t>
-      </w:r>
-      <w:proofErr w:type="spellStart"/>
-      <w:r>
-        <w:rPr>
-          <w:sz w:val="20"/>
-          <w:szCs w:val="20"/>
-        </w:rPr>
-        <w:t>invisibilizado</w:t>
-      </w:r>
-      <w:proofErr w:type="spellEnd"/>
-      <w:r>
-        <w:rPr>
-          <w:sz w:val="20"/>
-          <w:szCs w:val="20"/>
-        </w:rPr>
-        <w:t xml:space="preserve"> y a proyectar colectivamente lo que se desea construir</w:t>
+        <w:t>En síntesis, la cartografía social es una forma de leer y escribir el territorio desde adentro. No busca representar lo que “es”, sino lo que “significa” para quienes lo habitan. Es una invitación a mirar el espacio con otros ojos, a reconocer lo que ha sido invisibilizado y a proyectar colectivamente lo que se desea construir</w:t>
       </w:r>
       <w:r>
         <w:rPr>
@@ -1848,6 +1833,11 @@
       </w:r>
       <w:commentRangeEnd w:id="0"/>
       <w:r>
+        <w:rPr>
+          <w:rStyle w:val="Refdecomentario"/>
+          <w:sz w:val="20"/>
+          <w:szCs w:val="20"/>
+        </w:rPr>
         <w:commentReference w:id="0"/>
       </w:r>
     </w:p>
@@ -1920,23 +1910,7 @@
           <w:sz w:val="20"/>
           <w:szCs w:val="20"/>
         </w:rPr>
-        <w:t xml:space="preserve"> (Melón &amp; </w:t>
-      </w:r>
-      <w:proofErr w:type="spellStart"/>
-      <w:r>
-        <w:rPr>
-          <w:sz w:val="20"/>
-          <w:szCs w:val="20"/>
-        </w:rPr>
-        <w:t>Relli</w:t>
-      </w:r>
-      <w:proofErr w:type="spellEnd"/>
-      <w:r>
-        <w:rPr>
-          <w:sz w:val="20"/>
-          <w:szCs w:val="20"/>
-        </w:rPr>
-        <w:t>, 2021)</w:t>
+        <w:t xml:space="preserve"> (Melón &amp; Relli, 2021)</w:t>
       </w:r>
       <w:r>
         <w:rPr>
@@ -1982,30 +1956,22 @@
           <w:sz w:val="20"/>
           <w:szCs w:val="20"/>
         </w:rPr>
-        <w:t>En el análisis crítico del territorio, la cartografía permite identificar y cuestionar las relaciones de poder que lo configuran: quién decide sobre el uso del suelo, qué actores imponen sus intereses, cómo se distribuyen los recursos y qué voces son excluidas de los procesos de planificación. Esta mirada revela que el territorio no es neutro ni natural, sino el resultado de disputas históricas, políticas y simbólicas que se expresan en el paisaje, en las normativas y en las prácticas cotidianas. La cartografía crítica, al visibilizar estas tensiones, se convierte en una herramienta para desnaturalizar el orden impuesto, recuperar memorias colectivas y fortalecer procesos organizativos desde abajo. En contextos educativos y comunitarios, este enfoque fomenta la lectura situada del entorno, el reconocimiento de los conflictos y la construcción de alternativas territoriales con sentido emancipador</w:t>
-      </w:r>
-      <w:r>
-        <w:rPr>
-          <w:sz w:val="20"/>
-          <w:szCs w:val="20"/>
-        </w:rPr>
-        <w:t xml:space="preserve"> (</w:t>
-      </w:r>
-      <w:proofErr w:type="spellStart"/>
-      <w:r>
-        <w:rPr>
-          <w:sz w:val="20"/>
-          <w:szCs w:val="20"/>
-        </w:rPr>
-        <w:t>Cerutti</w:t>
-      </w:r>
-      <w:proofErr w:type="spellEnd"/>
-      <w:r>
-        <w:rPr>
-          <w:sz w:val="20"/>
-          <w:szCs w:val="20"/>
-        </w:rPr>
-        <w:t>, 2018)</w:t>
+        <w:t xml:space="preserve">En el análisis crítico del territorio, la cartografía permite identificar y cuestionar las relaciones de poder que lo configuran: quién decide sobre el uso del suelo, qué actores imponen sus intereses, cómo se distribuyen los recursos y qué voces son excluidas de los procesos de planificación. Esta mirada revela que el territorio no es neutro ni natural, sino el resultado de disputas históricas, políticas y simbólicas que se expresan en el paisaje, en las normativas y en las prácticas cotidianas. La cartografía crítica, al visibilizar estas tensiones, se convierte en una herramienta para desnaturalizar el orden impuesto, </w:t>
+      </w:r>
+      <w:r>
+        <w:rPr>
+          <w:sz w:val="20"/>
+          <w:szCs w:val="20"/>
+        </w:rPr>
+        <w:lastRenderedPageBreak/>
+        <w:t>recuperar memorias colectivas y fortalecer procesos organizativos desde abajo. En contextos educativos y comunitarios, este enfoque fomenta la lectura situada del entorno, el reconocimiento de los conflictos y la construcción de alternativas territoriales con sentido emancipador</w:t>
+      </w:r>
+      <w:r>
+        <w:rPr>
+          <w:sz w:val="20"/>
+          <w:szCs w:val="20"/>
+        </w:rPr>
+        <w:t xml:space="preserve"> (Cerutti, 2018)</w:t>
       </w:r>
       <w:r>
         <w:rPr>
@@ -2062,23 +2028,7 @@
           <w:sz w:val="20"/>
           <w:szCs w:val="20"/>
         </w:rPr>
-        <w:t xml:space="preserve">permite construir una lectura colectiva del territorio que integra saberes locales, prácticas de cuidado y percepciones sobre los ecosistemas. A través de mapas elaborados por las comunidades, se identifican zonas de importancia ecológica, fuentes de agua, corredores biológicos, áreas de uso tradicional y espacios en riesgo. Este enfoque favorece la participación activa en la gestión ambiental, visibiliza conflictos </w:t>
-      </w:r>
-      <w:proofErr w:type="spellStart"/>
-      <w:r>
-        <w:rPr>
-          <w:sz w:val="20"/>
-          <w:szCs w:val="20"/>
-        </w:rPr>
-        <w:t>socioecológicos</w:t>
-      </w:r>
-      <w:proofErr w:type="spellEnd"/>
-      <w:r>
-        <w:rPr>
-          <w:sz w:val="20"/>
-          <w:szCs w:val="20"/>
-        </w:rPr>
-        <w:t xml:space="preserve"> y fortalece propuestas de conservación que respetan la diversidad cultural y territorial. El mapa se convierte así en una herramienta para cuidar, defender y proyectar el territorio desde quienes lo habitan.</w:t>
+        <w:t>permite construir una lectura colectiva del territorio que integra saberes locales, prácticas de cuidado y percepciones sobre los ecosistemas. A través de mapas elaborados por las comunidades, se identifican zonas de importancia ecológica, fuentes de agua, corredores biológicos, áreas de uso tradicional y espacios en riesgo. Este enfoque favorece la participación activa en la gestión ambiental, visibiliza conflictos socioecológicos y fortalece propuestas de conservación que respetan la diversidad cultural y territorial. El mapa se convierte así en una herramienta para cuidar, defender y proyectar el territorio desde quienes lo habitan.</w:t>
       </w:r>
     </w:p>
     <w:p>
@@ -2138,23 +2088,7 @@
           <w:sz w:val="20"/>
           <w:szCs w:val="20"/>
         </w:rPr>
-        <w:t xml:space="preserve">Desde el enfoque feminista, la cartografía social adquiere una potencia transformadora aún mayor. Este enfoque propone mapear no solo el territorio físico, sino también los cuerpos, las emociones, los cuidados, las violencias y las resistencias que atraviesan la vida cotidiana de mujeres y disidencias. Se trata de una cartografía del cuerpo-territorio, donde el mapa se convierte en herramienta para denunciar desigualdades, visibilizar trabajos </w:t>
-      </w:r>
-      <w:proofErr w:type="spellStart"/>
-      <w:r>
-        <w:rPr>
-          <w:sz w:val="20"/>
-          <w:szCs w:val="20"/>
-        </w:rPr>
-        <w:t>invisibilizados</w:t>
-      </w:r>
-      <w:proofErr w:type="spellEnd"/>
-      <w:r>
-        <w:rPr>
-          <w:sz w:val="20"/>
-          <w:szCs w:val="20"/>
-        </w:rPr>
-        <w:t>, narrar experiencias de exclusión y proyectar espacios seguros, dignos y habitables.</w:t>
+        <w:t>Desde el enfoque feminista, la cartografía social adquiere una potencia transformadora aún mayor. Este enfoque propone mapear no solo el territorio físico, sino también los cuerpos, las emociones, los cuidados, las violencias y las resistencias que atraviesan la vida cotidiana de mujeres y disidencias. Se trata de una cartografía del cuerpo-territorio, donde el mapa se convierte en herramienta para denunciar desigualdades, visibilizar trabajos invisibilizados, narrar experiencias de exclusión y proyectar espacios seguros, dignos y habitables.</w:t>
       </w:r>
       <w:r>
         <w:rPr>
@@ -2168,23 +2102,7 @@
           <w:sz w:val="20"/>
           <w:szCs w:val="20"/>
         </w:rPr>
-        <w:t xml:space="preserve">La cartografía feminista también cuestiona quién tiene el poder de representar y qué se considera relevante en un mapa. Al incorporar metodologías sensibles, afectivas y corporales —como el mapeo emocional, el dibujo colectivo o el relato íntimo— se amplía el campo de lo </w:t>
-      </w:r>
-      <w:proofErr w:type="spellStart"/>
-      <w:r>
-        <w:rPr>
-          <w:sz w:val="20"/>
-          <w:szCs w:val="20"/>
-        </w:rPr>
-        <w:t>cartografiable</w:t>
-      </w:r>
-      <w:proofErr w:type="spellEnd"/>
-      <w:r>
-        <w:rPr>
-          <w:sz w:val="20"/>
-          <w:szCs w:val="20"/>
-        </w:rPr>
-        <w:t xml:space="preserve"> y se reconoce que el conocimiento territorial no es solo técnico, sino también encarnado, situado y relacional</w:t>
+        <w:t>La cartografía feminista también cuestiona quién tiene el poder de representar y qué se considera relevante en un mapa. Al incorporar metodologías sensibles, afectivas y corporales —como el mapeo emocional, el dibujo colectivo o el relato íntimo— se amplía el campo de lo cartografiable y se reconoce que el conocimiento territorial no es solo técnico, sino también encarnado, situado y relacional</w:t>
       </w:r>
       <w:r>
         <w:rPr>
@@ -2193,7 +2111,6 @@
         </w:rPr>
         <w:t xml:space="preserve"> (</w:t>
       </w:r>
-      <w:proofErr w:type="spellStart"/>
       <w:r>
         <w:rPr>
           <w:sz w:val="20"/>
@@ -2201,7 +2118,6 @@
         </w:rPr>
         <w:t>Schenerock</w:t>
       </w:r>
-      <w:proofErr w:type="spellEnd"/>
       <w:r>
         <w:rPr>
           <w:sz w:val="20"/>
@@ -2321,23 +2237,15 @@
           <w:sz w:val="20"/>
           <w:szCs w:val="20"/>
         </w:rPr>
-        <w:t xml:space="preserve">Los mapas colectivos son representaciones construidas de manera participativa por comunidades, estudiantes y actores territoriales, que permiten visualizar conflictos, memorias, prácticas y aspiraciones vinculadas al entorno. En contextos agroecológicos, estos mapas pueden incluir recorridos comunitarios, dibujos del paisaje, esquemas de uso del suelo, zonificaciones simbólicas o representaciones de amenazas y potencialidades. La lectura del paisaje, por su parte, implica observar e interpretar elementos visibles y no visibles del territorio: formas de cultivo, fuentes de agua, biodiversidad, infraestructura, relaciones sociales, saberes locales y huellas históricas. Al combinar estas prácticas, se generan insumos valiosos para la planificación agroecológica, el fortalecimiento organizativo y la construcción de propuestas de transición. Ejemplos significativos incluyen mapas de conflictos </w:t>
-      </w:r>
-      <w:proofErr w:type="spellStart"/>
-      <w:r>
-        <w:rPr>
-          <w:sz w:val="20"/>
-          <w:szCs w:val="20"/>
-        </w:rPr>
-        <w:t>socioambientales</w:t>
-      </w:r>
-      <w:proofErr w:type="spellEnd"/>
-      <w:r>
-        <w:rPr>
-          <w:sz w:val="20"/>
-          <w:szCs w:val="20"/>
-        </w:rPr>
-        <w:t>, cartografías prediales participativas, mapas de sueños y proyecciones comunitarias, así como registros visuales de recorridos territoriales con enfoque cultural y político</w:t>
+        <w:t xml:space="preserve">Los mapas colectivos son representaciones construidas de manera participativa por comunidades, estudiantes y actores territoriales, que permiten visualizar conflictos, memorias, prácticas y aspiraciones vinculadas al entorno. En contextos agroecológicos, estos mapas pueden incluir recorridos comunitarios, dibujos del paisaje, esquemas de uso del suelo, zonificaciones simbólicas o representaciones de amenazas y potencialidades. La lectura del paisaje, por su parte, implica observar e interpretar elementos visibles y no visibles del territorio: formas de cultivo, fuentes de agua, biodiversidad, infraestructura, relaciones sociales, saberes locales y huellas históricas. Al combinar estas prácticas, se generan insumos valiosos para la planificación agroecológica, el fortalecimiento organizativo y la construcción de propuestas de transición. Ejemplos significativos incluyen </w:t>
+      </w:r>
+      <w:r>
+        <w:rPr>
+          <w:sz w:val="20"/>
+          <w:szCs w:val="20"/>
+        </w:rPr>
+        <w:lastRenderedPageBreak/>
+        <w:t>mapas de conflictos socioambientales, cartografías prediales participativas, mapas de sueños y proyecciones comunitarias, así como registros visuales de recorridos territoriales con enfoque cultural y político</w:t>
       </w:r>
       <w:commentRangeStart w:id="1"/>
       <w:r>
@@ -2360,6 +2268,8 @@
       <w:r>
         <w:rPr>
           <w:rStyle w:val="Refdecomentario"/>
+          <w:sz w:val="20"/>
+          <w:szCs w:val="20"/>
         </w:rPr>
         <w:commentReference w:id="1"/>
       </w:r>
@@ -2428,7 +2338,7 @@
         </w:rPr>
         <w:t xml:space="preserve"> Consultar mapa en: </w:t>
       </w:r>
-      <w:hyperlink r:id="rId14" w:history="1">
+      <w:hyperlink r:id="rId15" w:history="1">
         <w:r>
           <w:rPr>
             <w:rStyle w:val="Hipervnculo"/>
@@ -2482,23 +2392,7 @@
           <w:sz w:val="20"/>
           <w:szCs w:val="20"/>
         </w:rPr>
-        <w:t xml:space="preserve">Una experiencia destacada en el uso de cartografía crítica es el Observatorio de Conflictos Ambientales (OCA) de la Universidad Nacional de Colombia. Esta iniciativa visibiliza conflictos </w:t>
-      </w:r>
-      <w:proofErr w:type="spellStart"/>
-      <w:r>
-        <w:rPr>
-          <w:sz w:val="20"/>
-          <w:szCs w:val="20"/>
-        </w:rPr>
-        <w:t>socioambientales</w:t>
-      </w:r>
-      <w:proofErr w:type="spellEnd"/>
-      <w:r>
-        <w:rPr>
-          <w:sz w:val="20"/>
-          <w:szCs w:val="20"/>
-        </w:rPr>
-        <w:t xml:space="preserve"> en el país mediante mapas interactivos, documentos analíticos y procesos formativos que articulan investigación, participación y defensa territorial. El OCA permite ubicar geográficamente casos relacionados con minería, infraestructura, gestión del agua, biodiversidad y uso del suelo, integrando voces comunitarias y académicas para romper las asimetrías del conocimiento. Su plataforma cartográfica no solo informa, sino que interpela, al mostrar cómo los territorios son atravesados por disputas estructurales y resistencias organiz</w:t>
+        <w:t>Una experiencia destacada en el uso de cartografía crítica es el Observatorio de Conflictos Ambientales (OCA) de la Universidad Nacional de Colombia. Esta iniciativa visibiliza conflictos socioambientales en el país mediante mapas interactivos, documentos analíticos y procesos formativos que articulan investigación, participación y defensa territorial. El OCA permite ubicar geográficamente casos relacionados con minería, infraestructura, gestión del agua, biodiversidad y uso del suelo, integrando voces comunitarias y académicas para romper las asimetrías del conocimiento. Su plataforma cartográfica no solo informa, sino que interpela, al mostrar cómo los territorios son atravesados por disputas estructurales y resistencias organiz</w:t>
       </w:r>
       <w:r>
         <w:rPr>
@@ -2521,7 +2415,7 @@
         </w:rPr>
         <w:t xml:space="preserve"> Consultar mapa en: </w:t>
       </w:r>
-      <w:hyperlink r:id="rId15" w:history="1">
+      <w:hyperlink r:id="rId16" w:history="1">
         <w:r>
           <w:rPr>
             <w:rStyle w:val="Hipervnculo"/>
@@ -2614,6 +2508,8 @@
       <w:r>
         <w:rPr>
           <w:rStyle w:val="Refdecomentario"/>
+          <w:sz w:val="20"/>
+          <w:szCs w:val="20"/>
         </w:rPr>
         <w:commentReference w:id="2"/>
       </w:r>
@@ -2678,6 +2574,7 @@
           <w:sz w:val="20"/>
           <w:szCs w:val="20"/>
         </w:rPr>
+        <w:lastRenderedPageBreak/>
         <w:t>Una experiencia relevante en el campo de la cartografía social es la cartografía de la escuela-territorio, que propone reconocer la institución educativa como parte activa del tejido territorial, no como un espacio aislado. Este enfoque permite mapear relaciones entre la escuela, el entorno comunitario, los saberes locales y los conflictos que atraviesan el territorio. A través de recorridos, entrevistas, dibujos y ejercicios de lectura del paisaje, estudiantes y docentes identifican elementos significativos del contexto: fuentes de agua, prácticas productivas, lugares de memoria, amenazas ambientales y redes organizativas. La cartografía de la escuela-territorio fortalece el vínculo entre educación y territorio, fomenta la reflexión crítica sobre el papel de la escuela en la transformación social y promueve la construcción de propuestas pedagógicas situadas, integrando lo curricular con lo comunitario. En contextos agroecológicos, esta herramienta potencia la formación de sujetos comprometidos con la defensa del territorio y la transición hacia modelos sostenibles</w:t>
       </w:r>
       <w:commentRangeStart w:id="3"/>
@@ -2692,6 +2589,8 @@
       <w:r>
         <w:rPr>
           <w:rStyle w:val="Refdecomentario"/>
+          <w:sz w:val="20"/>
+          <w:szCs w:val="20"/>
         </w:rPr>
         <w:commentReference w:id="3"/>
       </w:r>
@@ -2782,6 +2681,8 @@
       <w:r>
         <w:rPr>
           <w:rStyle w:val="Refdecomentario"/>
+          <w:sz w:val="20"/>
+          <w:szCs w:val="20"/>
         </w:rPr>
         <w:commentReference w:id="4"/>
       </w:r>
@@ -2964,6 +2865,8 @@
       <w:r>
         <w:rPr>
           <w:rStyle w:val="Refdecomentario"/>
+          <w:sz w:val="20"/>
+          <w:szCs w:val="20"/>
         </w:rPr>
         <w:commentReference w:id="5"/>
       </w:r>
@@ -2992,6 +2895,7 @@
           <w:noProof/>
           <w:lang w:eastAsia="es-CO"/>
         </w:rPr>
+        <w:lastRenderedPageBreak/>
         <w:drawing>
           <wp:inline distT="0" distB="0" distL="0" distR="0" wp14:anchorId="500A233F" wp14:editId="2E0DA636">
             <wp:extent cx="2898475" cy="3875137"/>
@@ -3010,11 +2914,11 @@
                     </pic:cNvPicPr>
                   </pic:nvPicPr>
                   <pic:blipFill rotWithShape="1">
-                    <a:blip r:embed="rId16">
+                    <a:blip r:embed="rId17">
                       <a:extLst>
                         <a:ext uri="{BEBA8EAE-BF5A-486C-A8C5-ECC9F3942E4B}">
                           <a14:imgProps xmlns:a14="http://schemas.microsoft.com/office/drawing/2010/main">
-                            <a14:imgLayer r:embed="rId17">
+                            <a14:imgLayer r:embed="rId18">
                               <a14:imgEffect>
                                 <a14:backgroundRemoval t="1237" b="86198" l="98" r="97754"/>
                               </a14:imgEffect>
@@ -3312,7 +3216,15 @@
           <w:sz w:val="20"/>
           <w:szCs w:val="20"/>
         </w:rPr>
-        <w:t>Desde esta mirada, el agroecosistema no se entiende como algo fijo ni aislado, sino como un sistema dinámico que refleja las prácticas de manejo, los vínculos con el entorno y las formas de vida de las familias y comunidades. En el curso IPPTA, este concepto nos ayuda a leer el predio con más profundidad, reconociendo sus potencialidades, sus problemas y sus posibilidades de transformación agroecológica.</w:t>
+        <w:t xml:space="preserve">Desde esta mirada, el agroecosistema no se entiende como algo fijo ni aislado, sino como un sistema dinámico que refleja las prácticas de manejo, los vínculos con el entorno y las formas de vida de las familias y comunidades. </w:t>
+      </w:r>
+      <w:r>
+        <w:rPr>
+          <w:sz w:val="20"/>
+          <w:szCs w:val="20"/>
+        </w:rPr>
+        <w:lastRenderedPageBreak/>
+        <w:t>En el curso IPPTA, este concepto nos ayuda a leer el predio con más profundidad, reconociendo sus potencialidades, sus problemas y sus posibilidades de transformación agroecológica.</w:t>
       </w:r>
     </w:p>
     <w:p>
@@ -3380,6 +3292,8 @@
       <w:r>
         <w:rPr>
           <w:rStyle w:val="Refdecomentario"/>
+          <w:sz w:val="20"/>
+          <w:szCs w:val="20"/>
         </w:rPr>
         <w:commentReference w:id="6"/>
       </w:r>
@@ -4138,6 +4052,7 @@
           <w:szCs w:val="20"/>
           <w:lang w:eastAsia="es-CO"/>
         </w:rPr>
+        <w:lastRenderedPageBreak/>
         <w:drawing>
           <wp:inline distT="0" distB="0" distL="0" distR="0" wp14:anchorId="7E20224A" wp14:editId="2853257A">
             <wp:extent cx="2395376" cy="3531146"/>
@@ -4156,11 +4071,11 @@
                     </pic:cNvPicPr>
                   </pic:nvPicPr>
                   <pic:blipFill rotWithShape="1">
-                    <a:blip r:embed="rId18">
+                    <a:blip r:embed="rId19">
                       <a:extLst>
                         <a:ext uri="{BEBA8EAE-BF5A-486C-A8C5-ECC9F3942E4B}">
                           <a14:imgProps xmlns:a14="http://schemas.microsoft.com/office/drawing/2010/main">
-                            <a14:imgLayer r:embed="rId19">
+                            <a14:imgLayer r:embed="rId20">
                               <a14:imgEffect>
                                 <a14:backgroundRemoval t="3581" b="89974" l="4688" r="97168"/>
                               </a14:imgEffect>
@@ -4212,11 +4127,11 @@
                     </pic:cNvPicPr>
                   </pic:nvPicPr>
                   <pic:blipFill rotWithShape="1">
-                    <a:blip r:embed="rId16">
+                    <a:blip r:embed="rId17">
                       <a:extLst>
                         <a:ext uri="{BEBA8EAE-BF5A-486C-A8C5-ECC9F3942E4B}">
                           <a14:imgProps xmlns:a14="http://schemas.microsoft.com/office/drawing/2010/main">
-                            <a14:imgLayer r:embed="rId17">
+                            <a14:imgLayer r:embed="rId18">
                               <a14:imgEffect>
                                 <a14:backgroundRemoval t="1237" b="86198" l="98" r="97754"/>
                               </a14:imgEffect>
@@ -4291,23 +4206,7 @@
           <w:sz w:val="20"/>
           <w:szCs w:val="20"/>
         </w:rPr>
-        <w:t xml:space="preserve">Analizar la estructura y composición permite entender cómo circula la energía, el agua y los nutrientes; cómo se conectan los sectores del predio; y qué tan diversa, equilibrada y </w:t>
-      </w:r>
-      <w:proofErr w:type="spellStart"/>
-      <w:r>
-        <w:rPr>
-          <w:sz w:val="20"/>
-          <w:szCs w:val="20"/>
-        </w:rPr>
-        <w:t>resiliente</w:t>
-      </w:r>
-      <w:proofErr w:type="spellEnd"/>
-      <w:r>
-        <w:rPr>
-          <w:sz w:val="20"/>
-          <w:szCs w:val="20"/>
-        </w:rPr>
-        <w:t xml:space="preserve"> es la finca. Esta lectura es clave para identificar zonas de presión, oportunidades de mejora y estrategias de transición agroecológica. En el curso IPPTA, este subtema prepara a las y los participantes para mapear su predio con mayor profundidad, reconociendo no solo lo que hay, sino cómo está organizado y qué sentido tiene para quienes lo habitan.</w:t>
+        <w:t>Analizar la estructura y composición permite entender cómo circula la energía, el agua y los nutrientes; cómo se conectan los sectores del predio; y qué tan diversa, equilibrada y resiliente es la finca. Esta lectura es clave para identificar zonas de presión, oportunidades de mejora y estrategias de transición agroecológica. En el curso IPPTA, este subtema prepara a las y los participantes para mapear su predio con mayor profundidad, reconociendo no solo lo que hay, sino cómo está organizado y qué sentido tiene para quienes lo habitan.</w:t>
       </w:r>
     </w:p>
     <w:p>
@@ -4413,6 +4312,8 @@
       <w:r>
         <w:rPr>
           <w:rStyle w:val="Refdecomentario"/>
+          <w:sz w:val="20"/>
+          <w:szCs w:val="20"/>
         </w:rPr>
         <w:commentReference w:id="7"/>
       </w:r>
@@ -4494,6 +4395,7 @@
           <w:sz w:val="20"/>
           <w:szCs w:val="20"/>
         </w:rPr>
+        <w:lastRenderedPageBreak/>
         <w:t>Autonomía productiva: cuando el predio genera sus propios alimentos, semillas, abonos y conocimientos, fortaleciendo la soberanía.</w:t>
       </w:r>
     </w:p>
@@ -4587,23 +4489,7 @@
           <w:sz w:val="20"/>
           <w:szCs w:val="20"/>
         </w:rPr>
-        <w:t xml:space="preserve"> (</w:t>
-      </w:r>
-      <w:proofErr w:type="spellStart"/>
-      <w:r>
-        <w:rPr>
-          <w:sz w:val="20"/>
-          <w:szCs w:val="20"/>
-        </w:rPr>
-        <w:t>Barchuk</w:t>
-      </w:r>
-      <w:proofErr w:type="spellEnd"/>
-      <w:r>
-        <w:rPr>
-          <w:sz w:val="20"/>
-          <w:szCs w:val="20"/>
-        </w:rPr>
-        <w:t>, 2020)</w:t>
+        <w:t xml:space="preserve"> (Barchuk, 2020)</w:t>
       </w:r>
       <w:r>
         <w:rPr>
@@ -4642,64 +4528,32 @@
           <w:sz w:val="20"/>
           <w:szCs w:val="20"/>
         </w:rPr>
-        <w:t xml:space="preserve">Las propiedades emergentes de los agroecosistemas —como la resiliencia, la diversidad funcional, la conectividad ecológica, el reciclaje de nutrientes o la autonomía productiva— están estrechamente vinculadas con los llamados servicios </w:t>
-      </w:r>
-      <w:proofErr w:type="spellStart"/>
-      <w:r>
-        <w:rPr>
-          <w:sz w:val="20"/>
-          <w:szCs w:val="20"/>
-        </w:rPr>
-        <w:t>ecosistémicos</w:t>
-      </w:r>
-      <w:proofErr w:type="spellEnd"/>
-      <w:r>
-        <w:rPr>
-          <w:sz w:val="20"/>
-          <w:szCs w:val="20"/>
-        </w:rPr>
-        <w:t>, es decir, los beneficios que los ecosistemas brindan a las comunidades humanas.</w:t>
-      </w:r>
-    </w:p>
-    <w:p>
-      <w:pPr>
-        <w:pStyle w:val="Normal0"/>
-        <w:rPr>
-          <w:sz w:val="20"/>
-          <w:szCs w:val="20"/>
-        </w:rPr>
-      </w:pPr>
-    </w:p>
-    <w:p>
-      <w:pPr>
-        <w:pStyle w:val="Normal0"/>
-        <w:rPr>
-          <w:sz w:val="20"/>
-          <w:szCs w:val="20"/>
-        </w:rPr>
-      </w:pPr>
-      <w:r>
-        <w:rPr>
-          <w:sz w:val="20"/>
-          <w:szCs w:val="20"/>
-        </w:rPr>
-        <w:t xml:space="preserve">Cuando un agroecosistema desarrolla propiedades emergentes, está fortaleciendo su capacidad para ofrecer servicios </w:t>
-      </w:r>
-      <w:proofErr w:type="spellStart"/>
-      <w:r>
-        <w:rPr>
-          <w:sz w:val="20"/>
-          <w:szCs w:val="20"/>
-        </w:rPr>
-        <w:t>ecosistémicos</w:t>
-      </w:r>
-      <w:proofErr w:type="spellEnd"/>
-      <w:r>
-        <w:rPr>
-          <w:sz w:val="20"/>
-          <w:szCs w:val="20"/>
-        </w:rPr>
-        <w:t xml:space="preserve"> clave. Por ejemplo</w:t>
+        <w:t>Las propiedades emergentes de los agroecosistemas —como la resiliencia, la diversidad funcional, la conectividad ecológica, el reciclaje de nutrientes o la autonomía productiva— están estrechamente vinculadas con los llamados servicios ecosistémicos, es decir, los beneficios que los ecosistemas brindan a las comunidades humanas.</w:t>
+      </w:r>
+    </w:p>
+    <w:p>
+      <w:pPr>
+        <w:pStyle w:val="Normal0"/>
+        <w:rPr>
+          <w:sz w:val="20"/>
+          <w:szCs w:val="20"/>
+        </w:rPr>
+      </w:pPr>
+    </w:p>
+    <w:p>
+      <w:pPr>
+        <w:pStyle w:val="Normal0"/>
+        <w:rPr>
+          <w:sz w:val="20"/>
+          <w:szCs w:val="20"/>
+        </w:rPr>
+      </w:pPr>
+      <w:r>
+        <w:rPr>
+          <w:sz w:val="20"/>
+          <w:szCs w:val="20"/>
+        </w:rPr>
+        <w:t>Cuando un agroecosistema desarrolla propiedades emergentes, está fortaleciendo su capacidad para ofrecer servicios ecosistémicos clave. Por ejemplo</w:t>
       </w:r>
       <w:commentRangeStart w:id="8"/>
       <w:r>
@@ -4713,6 +4567,8 @@
       <w:r>
         <w:rPr>
           <w:rStyle w:val="Refdecomentario"/>
+          <w:sz w:val="20"/>
+          <w:szCs w:val="20"/>
         </w:rPr>
         <w:commentReference w:id="8"/>
       </w:r>
@@ -4897,18 +4753,8 @@
           <w:sz w:val="20"/>
           <w:szCs w:val="20"/>
         </w:rPr>
-        <w:t xml:space="preserve">servicios </w:t>
-      </w:r>
-      <w:proofErr w:type="spellStart"/>
-      <w:r>
-        <w:rPr>
-          <w:b/>
-          <w:sz w:val="20"/>
-          <w:szCs w:val="20"/>
-        </w:rPr>
-        <w:t>ecosistémicos</w:t>
-      </w:r>
-      <w:proofErr w:type="spellEnd"/>
+        <w:t>servicios ecosistémicos</w:t>
+      </w:r>
       <w:r>
         <w:rPr>
           <w:sz w:val="20"/>
@@ -5041,78 +4887,43 @@
           <w:sz w:val="20"/>
           <w:szCs w:val="20"/>
         </w:rPr>
-        <w:t xml:space="preserve"> (</w:t>
-      </w:r>
-      <w:proofErr w:type="spellStart"/>
+        <w:t xml:space="preserve"> (Altieri &amp; Nicholls, 2010)</w:t>
+      </w:r>
       <w:r>
         <w:rPr>
           <w:rFonts w:ascii="Arial" w:hAnsi="Arial" w:cs="Arial"/>
           <w:sz w:val="20"/>
           <w:szCs w:val="20"/>
         </w:rPr>
-        <w:t>Altieri</w:t>
-      </w:r>
-      <w:proofErr w:type="spellEnd"/>
-      <w:r>
+        <w:t>. En este componente, se abordan herramientas y enfoques que permiten planificar agroecosistemas diversos, funcionales y arraigados en el territorio.</w:t>
+      </w:r>
+    </w:p>
+    <w:p>
+      <w:pPr>
+        <w:pStyle w:val="NormalWeb"/>
         <w:rPr>
           <w:rFonts w:ascii="Arial" w:hAnsi="Arial" w:cs="Arial"/>
           <w:sz w:val="20"/>
           <w:szCs w:val="20"/>
         </w:rPr>
-        <w:t xml:space="preserve"> &amp; </w:t>
-      </w:r>
-      <w:proofErr w:type="spellStart"/>
-      <w:r>
-        <w:rPr>
+      </w:pPr>
+      <w:r>
+        <w:rPr>
+          <w:rStyle w:val="Fuerte"/>
           <w:rFonts w:ascii="Arial" w:hAnsi="Arial" w:cs="Arial"/>
           <w:sz w:val="20"/>
           <w:szCs w:val="20"/>
         </w:rPr>
-        <w:t>Nicholls</w:t>
-      </w:r>
-      <w:proofErr w:type="spellEnd"/>
-      <w:r>
-        <w:rPr>
+        <w:lastRenderedPageBreak/>
+        <w:tab/>
+      </w:r>
+      <w:r>
+        <w:rPr>
+          <w:rStyle w:val="Fuerte"/>
           <w:rFonts w:ascii="Arial" w:hAnsi="Arial" w:cs="Arial"/>
           <w:sz w:val="20"/>
           <w:szCs w:val="20"/>
         </w:rPr>
-        <w:t>, 2010)</w:t>
-      </w:r>
-      <w:r>
-        <w:rPr>
-          <w:rFonts w:ascii="Arial" w:hAnsi="Arial" w:cs="Arial"/>
-          <w:sz w:val="20"/>
-          <w:szCs w:val="20"/>
-        </w:rPr>
-        <w:t>. En este componente, se abordan herramientas y enfoques que permiten planificar agroecosistemas diversos, funcionales y arraigados en el territorio.</w:t>
-      </w:r>
-    </w:p>
-    <w:p>
-      <w:pPr>
-        <w:pStyle w:val="NormalWeb"/>
-        <w:rPr>
-          <w:rFonts w:ascii="Arial" w:hAnsi="Arial" w:cs="Arial"/>
-          <w:sz w:val="20"/>
-          <w:szCs w:val="20"/>
-        </w:rPr>
-      </w:pPr>
-      <w:r>
-        <w:rPr>
-          <w:rStyle w:val="Textoennegrita"/>
-          <w:rFonts w:ascii="Arial" w:hAnsi="Arial" w:cs="Arial"/>
-          <w:sz w:val="20"/>
-          <w:szCs w:val="20"/>
-        </w:rPr>
-        <w:tab/>
-      </w:r>
-      <w:r>
-        <w:rPr>
-          <w:rStyle w:val="Textoennegrita"/>
-          <w:rFonts w:ascii="Arial" w:hAnsi="Arial" w:cs="Arial"/>
-          <w:sz w:val="20"/>
-          <w:szCs w:val="20"/>
-        </w:rPr>
         <w:t>3.1 Principios agroecológicos</w:t>
       </w:r>
     </w:p>
@@ -5157,6 +4968,8 @@
       <w:r>
         <w:rPr>
           <w:rStyle w:val="Refdecomentario"/>
+          <w:sz w:val="20"/>
+          <w:szCs w:val="20"/>
         </w:rPr>
         <w:commentReference w:id="9"/>
       </w:r>
@@ -5598,7 +5411,15 @@
           <w:sz w:val="20"/>
           <w:szCs w:val="20"/>
         </w:rPr>
-        <w:t>Este principio invita a conservar incluso aquellas especies que no dan frutos, sombra o alimento, porque cumplen funciones que muchas veces no se ven, pero que son esenciales. Además, cuando se protege la naturaleza, se fortalece la capacidad de la comunidad para enfrentar cambios en el clima, como sequías o lluvias intensas. No se trata de aprovechar todo, sino de respetar lo que ya existe y entender que la finca forma parte de un ecosistema más amplio, que también necesita cuidado.</w:t>
+        <w:t xml:space="preserve">Este principio invita a conservar incluso aquellas especies que no dan frutos, sombra o alimento, porque cumplen funciones que muchas veces no se ven, pero que son esenciales. Además, cuando se protege </w:t>
+      </w:r>
+      <w:r>
+        <w:rPr>
+          <w:sz w:val="20"/>
+          <w:szCs w:val="20"/>
+        </w:rPr>
+        <w:lastRenderedPageBreak/>
+        <w:t>la naturaleza, se fortalece la capacidad de la comunidad para enfrentar cambios en el clima, como sequías o lluvias intensas. No se trata de aprovechar todo, sino de respetar lo que ya existe y entender que la finca forma parte de un ecosistema más amplio, que también necesita cuidado.</w:t>
       </w:r>
     </w:p>
     <w:p>
@@ -5844,6 +5665,7 @@
           <w:sz w:val="20"/>
           <w:szCs w:val="20"/>
         </w:rPr>
+        <w:lastRenderedPageBreak/>
         <w:t>La agroecología reconoce que las decisiones sobre el territorio, la producción y el consumo deben tomarse de forma colectiva. Por eso, este principio invita a fortalecer la organización social y a crear espacios donde participen activamente las familias agricultoras, quienes consumen los alimentos, las mujeres, los jóvenes, las organizaciones comunitarias y también las instituciones públicas y privadas. Cuando hay diálogo y acuerdos entre todos estos actores, se construyen formas de gobernanza más justas, cercanas y adaptadas a cada realidad local.</w:t>
       </w:r>
     </w:p>
@@ -6151,17 +5973,8 @@
                 <w:sz w:val="20"/>
                 <w:szCs w:val="20"/>
               </w:rPr>
-              <w:t xml:space="preserve">- Implementar policultivos, cercas vivas y sistemas </w:t>
+              <w:t>- Implementar policultivos, cercas vivas y sistemas silvopastoriles</w:t>
             </w:r>
-            <w:proofErr w:type="spellStart"/>
-            <w:r>
-              <w:rPr>
-                <w:sz w:val="20"/>
-                <w:szCs w:val="20"/>
-              </w:rPr>
-              <w:t>silvopastoriles</w:t>
-            </w:r>
-            <w:proofErr w:type="spellEnd"/>
             <w:r>
               <w:rPr>
                 <w:sz w:val="20"/>
@@ -6391,25 +6204,7 @@
                 <w:sz w:val="20"/>
                 <w:szCs w:val="20"/>
               </w:rPr>
-              <w:t xml:space="preserve"> Implementar sistemas </w:t>
-            </w:r>
-            <w:proofErr w:type="spellStart"/>
-            <w:r>
-              <w:rPr>
-                <w:rFonts w:ascii="Arial" w:eastAsia="Arial" w:hAnsi="Arial" w:cs="Arial"/>
-                <w:sz w:val="20"/>
-                <w:szCs w:val="20"/>
-              </w:rPr>
-              <w:t>silvopastoriles</w:t>
-            </w:r>
-            <w:proofErr w:type="spellEnd"/>
-            <w:r>
-              <w:rPr>
-                <w:rFonts w:ascii="Arial" w:eastAsia="Arial" w:hAnsi="Arial" w:cs="Arial"/>
-                <w:sz w:val="20"/>
-                <w:szCs w:val="20"/>
-              </w:rPr>
-              <w:t xml:space="preserve"> y pastoreo rotativo</w:t>
+              <w:t xml:space="preserve"> Implementar sistemas silvopastoriles y pastoreo rotativo</w:t>
             </w:r>
             <w:r>
               <w:rPr>
@@ -6468,6 +6263,7 @@
                 <w:sz w:val="20"/>
                 <w:szCs w:val="20"/>
               </w:rPr>
+              <w:lastRenderedPageBreak/>
               <w:t>5. Diseñar y promover economías circulares y solidarias</w:t>
             </w:r>
           </w:p>
@@ -6872,23 +6668,7 @@
           <w:sz w:val="20"/>
           <w:szCs w:val="20"/>
         </w:rPr>
-        <w:t>El diseño en línea clave (</w:t>
-      </w:r>
-      <w:proofErr w:type="spellStart"/>
-      <w:r>
-        <w:rPr>
-          <w:sz w:val="20"/>
-          <w:szCs w:val="20"/>
-        </w:rPr>
-        <w:t>keyline</w:t>
-      </w:r>
-      <w:proofErr w:type="spellEnd"/>
-      <w:r>
-        <w:rPr>
-          <w:sz w:val="20"/>
-          <w:szCs w:val="20"/>
-        </w:rPr>
-        <w:t xml:space="preserve">) es una herramienta que permite organizar el paisaje rural para aprovechar mejor el agua y mejorar la fertilidad del suelo. Se basa en identificar las curvas del terreno y planificar la ubicación de cultivos, caminos, cercas y zanjas </w:t>
+        <w:t xml:space="preserve">El diseño en línea clave (keyline) es una herramienta que permite organizar el paisaje rural para aprovechar mejor el agua y mejorar la fertilidad del suelo. Se basa en identificar las curvas del terreno y planificar la ubicación de cultivos, caminos, cercas y zanjas </w:t>
       </w:r>
       <w:r>
         <w:rPr>
@@ -6973,17 +6753,8 @@
           <w:sz w:val="20"/>
           <w:szCs w:val="20"/>
         </w:rPr>
-        <w:t xml:space="preserve">Diseño </w:t>
-      </w:r>
-      <w:proofErr w:type="spellStart"/>
-      <w:r>
-        <w:rPr>
-          <w:sz w:val="20"/>
-          <w:szCs w:val="20"/>
-        </w:rPr>
-        <w:t>permacultural</w:t>
-      </w:r>
-      <w:proofErr w:type="spellEnd"/>
+        <w:t>Diseño permacultural</w:t>
+      </w:r>
     </w:p>
     <w:p>
       <w:pPr>
@@ -7047,23 +6818,7 @@
           <w:sz w:val="20"/>
           <w:szCs w:val="20"/>
         </w:rPr>
-        <w:t xml:space="preserve"> (</w:t>
-      </w:r>
-      <w:proofErr w:type="spellStart"/>
-      <w:r>
-        <w:rPr>
-          <w:sz w:val="20"/>
-          <w:szCs w:val="20"/>
-        </w:rPr>
-        <w:t>Alakendu</w:t>
-      </w:r>
-      <w:proofErr w:type="spellEnd"/>
-      <w:r>
-        <w:rPr>
-          <w:sz w:val="20"/>
-          <w:szCs w:val="20"/>
-        </w:rPr>
-        <w:t xml:space="preserve"> et al., 2024)</w:t>
+        <w:t xml:space="preserve"> (Alakendu et al., 2024)</w:t>
       </w:r>
       <w:r>
         <w:rPr>
@@ -7115,6 +6870,7 @@
           <w:sz w:val="20"/>
           <w:szCs w:val="20"/>
         </w:rPr>
+        <w:lastRenderedPageBreak/>
         <w:t>Este enfoque reconoce que el territorio no solo guarda recursos naturales, sino también historias, saberes y prácticas que han sido construidas por las comunidades a lo largo del tiempo. Diseñar con base en la memoria biocultural implica recuperar conocimientos ancestrales, formas tradicionales de cultivo, uso de plantas medicinales, manejo del agua y organización del paisaje. También significa respetar los nombres, los rituales, los recorridos y las formas de vida que dan sentido al territorio. En contextos indígenas y campesinos, este enfoque permite que el diseño del agroecosistema no borre lo que ya existe, sino que lo fortalezca. Se puede aplicar mediante mapeos participativos, cartografías sociales, inventarios de saberes y encuentros intergeneracionales</w:t>
       </w:r>
       <w:r>
@@ -7122,23 +6878,7 @@
           <w:sz w:val="20"/>
           <w:szCs w:val="20"/>
         </w:rPr>
-        <w:t xml:space="preserve"> (Toledo &amp; Barrera-</w:t>
-      </w:r>
-      <w:proofErr w:type="spellStart"/>
-      <w:r>
-        <w:rPr>
-          <w:sz w:val="20"/>
-          <w:szCs w:val="20"/>
-        </w:rPr>
-        <w:t>Bassols</w:t>
-      </w:r>
-      <w:proofErr w:type="spellEnd"/>
-      <w:r>
-        <w:rPr>
-          <w:sz w:val="20"/>
-          <w:szCs w:val="20"/>
-        </w:rPr>
-        <w:t>, 2023)</w:t>
+        <w:t xml:space="preserve"> (Toledo &amp; Barrera-Bassols, 2023)</w:t>
       </w:r>
       <w:r>
         <w:rPr>
@@ -7312,6 +7052,10 @@
       <w:r>
         <w:rPr>
           <w:rStyle w:val="Refdecomentario"/>
+          <w:rFonts w:eastAsia="Times New Roman"/>
+          <w:sz w:val="20"/>
+          <w:szCs w:val="20"/>
+          <w:lang w:eastAsia="es-CO"/>
         </w:rPr>
         <w:commentReference w:id="10"/>
       </w:r>
@@ -7639,6 +7383,10 @@
       <w:r>
         <w:rPr>
           <w:rStyle w:val="Refdecomentario"/>
+          <w:rFonts w:eastAsia="Times New Roman"/>
+          <w:sz w:val="20"/>
+          <w:szCs w:val="20"/>
+          <w:lang w:eastAsia="es-CO"/>
         </w:rPr>
         <w:commentReference w:id="11"/>
       </w:r>
@@ -7712,6 +7460,7 @@
           <w:szCs w:val="20"/>
           <w:lang w:eastAsia="es-CO"/>
         </w:rPr>
+        <w:lastRenderedPageBreak/>
         <w:t>Zonas de conservación y restauración ecológica.</w:t>
       </w:r>
     </w:p>
@@ -8038,15 +7787,16 @@
           <w:szCs w:val="20"/>
           <w:lang w:eastAsia="es-CO"/>
         </w:rPr>
+        <w:lastRenderedPageBreak/>
         <w:drawing>
           <wp:inline distT="0" distB="0" distL="0" distR="0" wp14:anchorId="78981434" wp14:editId="7D4C16CF">
             <wp:extent cx="6000750" cy="3343275"/>
-            <wp:effectExtent l="0" t="0" r="0" b="9525"/>
+            <wp:effectExtent l="0" t="0" r="0" b="0"/>
             <wp:docPr id="7" name="Diagrama 7"/>
             <wp:cNvGraphicFramePr/>
             <a:graphic xmlns:a="http://schemas.openxmlformats.org/drawingml/2006/main">
               <a:graphicData uri="http://schemas.openxmlformats.org/drawingml/2006/diagram">
-                <dgm:relIds xmlns:dgm="http://schemas.openxmlformats.org/drawingml/2006/diagram" xmlns:r="http://schemas.openxmlformats.org/officeDocument/2006/relationships" r:dm="rId20" r:lo="rId21" r:qs="rId22" r:cs="rId23"/>
+                <dgm:relIds xmlns:dgm="http://schemas.openxmlformats.org/drawingml/2006/diagram" xmlns:r="http://schemas.openxmlformats.org/officeDocument/2006/relationships" r:dm="rId21" r:lo="rId22" r:qs="rId23" r:cs="rId24"/>
               </a:graphicData>
             </a:graphic>
           </wp:inline>
@@ -8258,23 +8008,15 @@
           <w:sz w:val="20"/>
           <w:szCs w:val="20"/>
         </w:rPr>
-        <w:t xml:space="preserve">El mapa del futuro, por su parte, permite imaginar escenarios deseables de transición agroecológica, integrando prácticas sostenibles, zonas de conservación, espacios de encuentro y aspiraciones familiares. Este ejercicio proyectivo se complementa con enfoques como el diseño </w:t>
-      </w:r>
-      <w:proofErr w:type="spellStart"/>
-      <w:r>
-        <w:rPr>
-          <w:sz w:val="20"/>
-          <w:szCs w:val="20"/>
-        </w:rPr>
-        <w:t>permacultural</w:t>
-      </w:r>
-      <w:proofErr w:type="spellEnd"/>
-      <w:r>
-        <w:rPr>
-          <w:sz w:val="20"/>
-          <w:szCs w:val="20"/>
-        </w:rPr>
-        <w:t>, el diseño hidrológico en línea clave y el diseño con base en la memoria biocultural, que ofrecen herramientas para organizar el territorio de manera integral, respetuosa y funcional.</w:t>
+        <w:t xml:space="preserve">El mapa del futuro, por su parte, permite imaginar escenarios deseables de transición agroecológica, integrando prácticas sostenibles, zonas de conservación, espacios de encuentro y aspiraciones familiares. Este ejercicio proyectivo se complementa con enfoques como el diseño permacultural, el diseño hidrológico en línea clave y el </w:t>
+      </w:r>
+      <w:r>
+        <w:rPr>
+          <w:sz w:val="20"/>
+          <w:szCs w:val="20"/>
+        </w:rPr>
+        <w:lastRenderedPageBreak/>
+        <w:t>diseño con base en la memoria biocultural, que ofrecen herramientas para organizar el territorio de manera integral, respetuosa y funcional.</w:t>
       </w:r>
     </w:p>
     <w:p>
@@ -8370,7 +8112,7 @@
             <wp:cNvGraphicFramePr/>
             <a:graphic xmlns:a="http://schemas.openxmlformats.org/drawingml/2006/main">
               <a:graphicData uri="http://schemas.openxmlformats.org/drawingml/2006/diagram">
-                <dgm:relIds xmlns:dgm="http://schemas.openxmlformats.org/drawingml/2006/diagram" xmlns:r="http://schemas.openxmlformats.org/officeDocument/2006/relationships" r:dm="rId25" r:lo="rId26" r:qs="rId27" r:cs="rId28"/>
+                <dgm:relIds xmlns:dgm="http://schemas.openxmlformats.org/drawingml/2006/diagram" xmlns:r="http://schemas.openxmlformats.org/officeDocument/2006/relationships" r:dm="rId26" r:lo="rId27" r:qs="rId28" r:cs="rId29"/>
               </a:graphicData>
             </a:graphic>
           </wp:inline>
@@ -8607,6 +8349,7 @@
                 <w:sz w:val="20"/>
                 <w:szCs w:val="20"/>
               </w:rPr>
+              <w:lastRenderedPageBreak/>
               <w:t>Objetivo de la actividad</w:t>
             </w:r>
           </w:p>
@@ -8716,7 +8459,7 @@
                 <w:lang w:eastAsia="es-CO"/>
               </w:rPr>
               <w:drawing>
-                <wp:inline distT="0" distB="0" distL="0" distR="0">
+                <wp:inline distT="0" distB="0" distL="0" distR="0" wp14:anchorId="24C652D9" wp14:editId="676524EC">
                   <wp:extent cx="1200150" cy="1033145"/>
                   <wp:effectExtent l="0" t="0" r="0" b="0"/>
                   <wp:docPr id="86" name="image3.png"/>
@@ -8729,7 +8472,7 @@
                           <pic:cNvPicPr preferRelativeResize="0"/>
                         </pic:nvPicPr>
                         <pic:blipFill>
-                          <a:blip r:embed="rId30"/>
+                          <a:blip r:embed="rId31"/>
                           <a:srcRect r="78526" b="67202"/>
                           <a:stretch>
                             <a:fillRect/>
@@ -9136,25 +8879,7 @@
                 <w:sz w:val="20"/>
                 <w:szCs w:val="20"/>
               </w:rPr>
-              <w:t xml:space="preserve">Cortés Torres, H. G., &amp; Ramírez Luna, J. J. (2013). Diseño hidrológico del terreno (sistema </w:t>
-            </w:r>
-            <w:proofErr w:type="spellStart"/>
-            <w:r>
-              <w:rPr>
-                <w:b w:val="0"/>
-                <w:sz w:val="20"/>
-                <w:szCs w:val="20"/>
-              </w:rPr>
-              <w:t>Keyline</w:t>
-            </w:r>
-            <w:proofErr w:type="spellEnd"/>
-            <w:r>
-              <w:rPr>
-                <w:b w:val="0"/>
-                <w:sz w:val="20"/>
-                <w:szCs w:val="20"/>
-              </w:rPr>
-              <w:t>) en parcelas agrícolas con precipitación limitada. Jiutepec, Morelos: Instituto Mexicano de Tecnología del Agua.</w:t>
+              <w:t>Cortés Torres, H. G., &amp; Ramírez Luna, J. J. (2013). Diseño hidrológico del terreno (sistema Keyline) en parcelas agrícolas con precipitación limitada. Jiutepec, Morelos: Instituto Mexicano de Tecnología del Agua.</w:t>
             </w:r>
           </w:p>
           <w:p>
@@ -9227,7 +8952,7 @@
                 <w:szCs w:val="20"/>
               </w:rPr>
             </w:pPr>
-            <w:hyperlink r:id="rId31" w:history="1">
+            <w:hyperlink r:id="rId32" w:history="1">
               <w:r>
                 <w:rPr>
                   <w:rStyle w:val="Hipervnculo"/>
@@ -9235,25 +8960,7 @@
                   <w:sz w:val="20"/>
                   <w:szCs w:val="20"/>
                 </w:rPr>
-                <w:t>https://www.imta.gob.mx/biblioteca/libros_html/diseno-hidrologico-del-terreno/files/assets/common/downlo</w:t>
-              </w:r>
-              <w:r>
-                <w:rPr>
-                  <w:rStyle w:val="Hipervnculo"/>
-                  <w:bCs/>
-                  <w:sz w:val="20"/>
-                  <w:szCs w:val="20"/>
-                </w:rPr>
-                <w:t>a</w:t>
-              </w:r>
-              <w:r>
-                <w:rPr>
-                  <w:rStyle w:val="Hipervnculo"/>
-                  <w:bCs/>
-                  <w:sz w:val="20"/>
-                  <w:szCs w:val="20"/>
-                </w:rPr>
-                <w:t>ds/publication.pdf</w:t>
+                <w:t>https://www.imta.gob.mx/biblioteca/libros_html/diseno-hidrologico-del-terreno/files/assets/common/downloads/publication.pdf</w:t>
               </w:r>
             </w:hyperlink>
           </w:p>
@@ -9343,27 +9050,7 @@
                 <w:sz w:val="20"/>
                 <w:szCs w:val="20"/>
               </w:rPr>
-              <w:t xml:space="preserve">Diseños agroecológicos para incrementar la biodiversidad de </w:t>
-            </w:r>
-            <w:proofErr w:type="spellStart"/>
-            <w:r>
-              <w:rPr>
-                <w:b w:val="0"/>
-                <w:bCs/>
-                <w:sz w:val="20"/>
-                <w:szCs w:val="20"/>
-              </w:rPr>
-              <w:t>entomofauna</w:t>
-            </w:r>
-            <w:proofErr w:type="spellEnd"/>
-            <w:r>
-              <w:rPr>
-                <w:b w:val="0"/>
-                <w:bCs/>
-                <w:sz w:val="20"/>
-                <w:szCs w:val="20"/>
-              </w:rPr>
-              <w:t xml:space="preserve"> benéfica en agroecosistemas. Sociedad Científica Latinoamericana de Agroecología (SOCLA). Medellín, Colombia.</w:t>
+              <w:t>Diseños agroecológicos para incrementar la biodiversidad de entomofauna benéfica en agroecosistemas. Sociedad Científica Latinoamericana de Agroecología (SOCLA). Medellín, Colombia.</w:t>
             </w:r>
           </w:p>
         </w:tc>
@@ -9420,7 +9107,7 @@
                 <w:szCs w:val="20"/>
               </w:rPr>
             </w:pPr>
-            <w:hyperlink r:id="rId32" w:history="1">
+            <w:hyperlink r:id="rId33" w:history="1">
               <w:r>
                 <w:rPr>
                   <w:rStyle w:val="Hipervnculo"/>
@@ -9497,59 +9184,22 @@
                 <w:szCs w:val="20"/>
               </w:rPr>
             </w:pPr>
-            <w:proofErr w:type="spellStart"/>
             <w:r>
               <w:rPr>
                 <w:b w:val="0"/>
                 <w:sz w:val="20"/>
                 <w:szCs w:val="20"/>
               </w:rPr>
-              <w:t>Barchuk</w:t>
+              <w:t xml:space="preserve">Barchuk, A. H., Locati, L., &amp; Suez, L. S. (2020). Manual de buenas prácticas para diseños </w:t>
             </w:r>
-            <w:proofErr w:type="spellEnd"/>
             <w:r>
               <w:rPr>
                 <w:b w:val="0"/>
                 <w:sz w:val="20"/>
                 <w:szCs w:val="20"/>
               </w:rPr>
-              <w:t xml:space="preserve">, A. H., </w:t>
-            </w:r>
-            <w:proofErr w:type="spellStart"/>
-            <w:r>
-              <w:rPr>
-                <w:b w:val="0"/>
-                <w:sz w:val="20"/>
-                <w:szCs w:val="20"/>
-              </w:rPr>
-              <w:t>Locati</w:t>
-            </w:r>
-            <w:proofErr w:type="spellEnd"/>
-            <w:r>
-              <w:rPr>
-                <w:b w:val="0"/>
-                <w:sz w:val="20"/>
-                <w:szCs w:val="20"/>
-              </w:rPr>
-              <w:t xml:space="preserve">, L., &amp; Suez, L. S. (2020). Manual de buenas prácticas para diseños agroecológicos (A. H. </w:t>
-            </w:r>
-            <w:proofErr w:type="spellStart"/>
-            <w:r>
-              <w:rPr>
-                <w:b w:val="0"/>
-                <w:sz w:val="20"/>
-                <w:szCs w:val="20"/>
-              </w:rPr>
-              <w:t>Barchuk</w:t>
-            </w:r>
-            <w:proofErr w:type="spellEnd"/>
-            <w:r>
-              <w:rPr>
-                <w:b w:val="0"/>
-                <w:sz w:val="20"/>
-                <w:szCs w:val="20"/>
-              </w:rPr>
-              <w:t>, Ed.; 1ª ed.). Editorial Brujas.</w:t>
+              <w:lastRenderedPageBreak/>
+              <w:t>agroecológicos (A. H. Barchuk, Ed.; 1ª ed.). Editorial Brujas.</w:t>
             </w:r>
           </w:p>
         </w:tc>
@@ -9579,6 +9229,7 @@
                 <w:sz w:val="20"/>
                 <w:szCs w:val="20"/>
               </w:rPr>
+              <w:lastRenderedPageBreak/>
               <w:t>Libro</w:t>
             </w:r>
           </w:p>
@@ -9602,14 +9253,23 @@
                 <w:szCs w:val="20"/>
               </w:rPr>
             </w:pPr>
-            <w:hyperlink r:id="rId33" w:history="1">
+            <w:hyperlink r:id="rId34" w:history="1">
               <w:r>
                 <w:rPr>
                   <w:rStyle w:val="Hipervnculo"/>
                   <w:sz w:val="20"/>
                   <w:szCs w:val="20"/>
                 </w:rPr>
-                <w:t>https://www.uv.mx/hab/files/2021/12/Manual-de-buenas-practicas-para-disenos-agroecologicos_compressed.pdf</w:t>
+                <w:t>https://www.uv.mx/hab/files/2021/12/Manual-de-buenas-practicas-para-disenos-</w:t>
+              </w:r>
+              <w:r>
+                <w:rPr>
+                  <w:rStyle w:val="Hipervnculo"/>
+                  <w:sz w:val="20"/>
+                  <w:szCs w:val="20"/>
+                </w:rPr>
+                <w:lastRenderedPageBreak/>
+                <w:t>agroecologicos_compressed.pdf</w:t>
               </w:r>
             </w:hyperlink>
           </w:p>
@@ -10598,41 +10258,13 @@
           <w:szCs w:val="20"/>
         </w:rPr>
       </w:pPr>
-      <w:proofErr w:type="spellStart"/>
       <w:r>
         <w:rPr>
           <w:rFonts w:ascii="Arial" w:hAnsi="Arial" w:cs="Arial"/>
           <w:sz w:val="20"/>
           <w:szCs w:val="20"/>
         </w:rPr>
-        <w:t>Agroecologia</w:t>
-      </w:r>
-      <w:proofErr w:type="spellEnd"/>
-      <w:r>
-        <w:rPr>
-          <w:rFonts w:ascii="Arial" w:hAnsi="Arial" w:cs="Arial"/>
-          <w:sz w:val="20"/>
-          <w:szCs w:val="20"/>
-        </w:rPr>
-        <w:t xml:space="preserve"> </w:t>
-      </w:r>
-      <w:proofErr w:type="spellStart"/>
-      <w:r>
-        <w:rPr>
-          <w:rFonts w:ascii="Arial" w:hAnsi="Arial" w:cs="Arial"/>
-          <w:sz w:val="20"/>
-          <w:szCs w:val="20"/>
-        </w:rPr>
-        <w:t>em</w:t>
-      </w:r>
-      <w:proofErr w:type="spellEnd"/>
-      <w:r>
-        <w:rPr>
-          <w:rFonts w:ascii="Arial" w:hAnsi="Arial" w:cs="Arial"/>
-          <w:sz w:val="20"/>
-          <w:szCs w:val="20"/>
-        </w:rPr>
-        <w:t xml:space="preserve"> Rede. (s.f.). </w:t>
+        <w:t xml:space="preserve">Agroecologia em Rede. (s.f.). </w:t>
       </w:r>
       <w:r>
         <w:rPr>
@@ -10651,7 +10283,7 @@
         </w:rPr>
         <w:t xml:space="preserve"> [Mapa interactivo]. Agroecologiaemrede.org.br. </w:t>
       </w:r>
-      <w:hyperlink r:id="rId34" w:history="1">
+      <w:hyperlink r:id="rId35" w:history="1">
         <w:r>
           <w:rPr>
             <w:rStyle w:val="Hipervnculo"/>
@@ -10678,35 +10310,17 @@
           <w:sz w:val="20"/>
           <w:szCs w:val="20"/>
         </w:rPr>
-        <w:t xml:space="preserve">Cortés Torres, H. G., &amp; Ramírez Luna, J. J. (2013). Diseño hidrológico del terreno (sistema </w:t>
-      </w:r>
-      <w:proofErr w:type="spellStart"/>
+        <w:t>Cortés Torres, H. G., &amp; Ramírez Luna, J. J. (2013). Diseño hidrológico del terreno (sistema Keyline) en parcelas agrícolas con precipitación limitada. Jiutepec, Morelos: Instituto Mexicano de Tecnología del Agua.</w:t>
+      </w:r>
       <w:r>
         <w:rPr>
           <w:color w:val="000000"/>
           <w:sz w:val="20"/>
           <w:szCs w:val="20"/>
         </w:rPr>
-        <w:t>Keyline</w:t>
-      </w:r>
-      <w:proofErr w:type="spellEnd"/>
-      <w:r>
-        <w:rPr>
-          <w:color w:val="000000"/>
-          <w:sz w:val="20"/>
-          <w:szCs w:val="20"/>
-        </w:rPr>
-        <w:t>) en parcelas agrícolas con precipitación limitada. Jiutepec, Morelos: Instituto Mexicano de Tecnología del Agua.</w:t>
-      </w:r>
-      <w:r>
-        <w:rPr>
-          <w:color w:val="000000"/>
-          <w:sz w:val="20"/>
-          <w:szCs w:val="20"/>
-        </w:rPr>
         <w:t xml:space="preserve"> </w:t>
       </w:r>
-      <w:hyperlink r:id="rId35" w:history="1">
+      <w:hyperlink r:id="rId36" w:history="1">
         <w:r>
           <w:rPr>
             <w:rStyle w:val="Hipervnculo"/>
@@ -10737,41 +10351,13 @@
           <w:szCs w:val="20"/>
         </w:rPr>
       </w:pPr>
-      <w:proofErr w:type="spellStart"/>
       <w:r>
         <w:rPr>
           <w:rFonts w:ascii="Arial" w:hAnsi="Arial" w:cs="Arial"/>
           <w:sz w:val="20"/>
           <w:szCs w:val="20"/>
         </w:rPr>
-        <w:t>Cerutti</w:t>
-      </w:r>
-      <w:proofErr w:type="spellEnd"/>
-      <w:r>
-        <w:rPr>
-          <w:rFonts w:ascii="Arial" w:hAnsi="Arial" w:cs="Arial"/>
-          <w:sz w:val="20"/>
-          <w:szCs w:val="20"/>
-        </w:rPr>
-        <w:t xml:space="preserve"> </w:t>
-      </w:r>
-      <w:proofErr w:type="spellStart"/>
-      <w:r>
-        <w:rPr>
-          <w:rFonts w:ascii="Arial" w:hAnsi="Arial" w:cs="Arial"/>
-          <w:sz w:val="20"/>
-          <w:szCs w:val="20"/>
-        </w:rPr>
-        <w:t>Guldberg</w:t>
-      </w:r>
-      <w:proofErr w:type="spellEnd"/>
-      <w:r>
-        <w:rPr>
-          <w:rFonts w:ascii="Arial" w:hAnsi="Arial" w:cs="Arial"/>
-          <w:sz w:val="20"/>
-          <w:szCs w:val="20"/>
-        </w:rPr>
-        <w:t xml:space="preserve">, H. (Coord.). (2018). </w:t>
+        <w:t xml:space="preserve">Cerutti Guldberg, H. (Coord.). (2018). </w:t>
       </w:r>
       <w:r>
         <w:rPr>
@@ -10808,7 +10394,7 @@
         </w:rPr>
         <w:t xml:space="preserve">FAO, Ministerio de Agricultura y Desarrollo Rural (MADR), Agencia de Desarrollo Rural (ADR), &amp; Unión Europea (UE). (2021). Cartilla transiciones agroecológicas: prácticas y experiencias en Colombia. Sembrando Capacidades – Cooperación Brasil-Colombia-FAO. </w:t>
       </w:r>
-      <w:hyperlink r:id="rId36" w:history="1">
+      <w:hyperlink r:id="rId37" w:history="1">
         <w:r>
           <w:rPr>
             <w:rStyle w:val="Hipervnculo"/>
@@ -10846,7 +10432,6 @@
         </w:rPr>
         <w:t xml:space="preserve">FAO. (2024). Guía de transición a la agroecología para extensionistas y promotores rurales en Colombia. </w:t>
       </w:r>
-      <w:proofErr w:type="spellStart"/>
       <w:r>
         <w:rPr>
           <w:color w:val="000000"/>
@@ -10854,28 +10439,8 @@
           <w:szCs w:val="20"/>
           <w:lang w:val="en-US"/>
         </w:rPr>
-        <w:t>Agroecology</w:t>
-      </w:r>
-      <w:proofErr w:type="spellEnd"/>
-      <w:r>
-        <w:rPr>
-          <w:color w:val="000000"/>
-          <w:sz w:val="20"/>
-          <w:szCs w:val="20"/>
-          <w:lang w:val="en-US"/>
-        </w:rPr>
-        <w:t xml:space="preserve"> Knowledge Hub. </w:t>
-      </w:r>
-      <w:hyperlink r:id="rId37" w:history="1">
-        <w:r>
-          <w:rPr>
-            <w:rStyle w:val="Hipervnculo"/>
-            <w:sz w:val="20"/>
-            <w:szCs w:val="20"/>
-          </w:rPr>
-          <w:t>https://www.fao.org/agroecology/database/detail/en/c/1711004/</w:t>
-        </w:r>
-      </w:hyperlink>
+        <w:t xml:space="preserve">Agroecology Knowledge Hub. </w:t>
+      </w:r>
     </w:p>
     <w:p>
       <w:pPr>
@@ -10938,25 +10503,7 @@
           <w:sz w:val="20"/>
           <w:szCs w:val="20"/>
         </w:rPr>
-        <w:t xml:space="preserve">León </w:t>
-      </w:r>
-      <w:proofErr w:type="spellStart"/>
-      <w:r>
-        <w:rPr>
-          <w:color w:val="000000"/>
-          <w:sz w:val="20"/>
-          <w:szCs w:val="20"/>
-        </w:rPr>
-        <w:t>Sicard</w:t>
-      </w:r>
-      <w:proofErr w:type="spellEnd"/>
-      <w:r>
-        <w:rPr>
-          <w:color w:val="000000"/>
-          <w:sz w:val="20"/>
-          <w:szCs w:val="20"/>
-        </w:rPr>
-        <w:t xml:space="preserve">, T. E. (2021). La Estructura Agroecológica Principal de los agroecosistemas: perspectivas teórico-prácticas. Universidad Nacional de Colombia – IDEA. </w:t>
+        <w:t xml:space="preserve">León Sicard, T. E. (2021). La Estructura Agroecológica Principal de los agroecosistemas: perspectivas teórico-prácticas. Universidad Nacional de Colombia – IDEA. </w:t>
       </w:r>
       <w:hyperlink r:id="rId39" w:history="1">
         <w:r>
@@ -10994,61 +10541,7 @@
           <w:sz w:val="20"/>
           <w:szCs w:val="20"/>
         </w:rPr>
-        <w:t xml:space="preserve">Melón, D., &amp; </w:t>
-      </w:r>
-      <w:proofErr w:type="spellStart"/>
-      <w:r>
-        <w:rPr>
-          <w:color w:val="000000"/>
-          <w:sz w:val="20"/>
-          <w:szCs w:val="20"/>
-        </w:rPr>
-        <w:t>Relli</w:t>
-      </w:r>
-      <w:proofErr w:type="spellEnd"/>
-      <w:r>
-        <w:rPr>
-          <w:color w:val="000000"/>
-          <w:sz w:val="20"/>
-          <w:szCs w:val="20"/>
-        </w:rPr>
-        <w:t xml:space="preserve"> </w:t>
-      </w:r>
-      <w:proofErr w:type="spellStart"/>
-      <w:r>
-        <w:rPr>
-          <w:color w:val="000000"/>
-          <w:sz w:val="20"/>
-          <w:szCs w:val="20"/>
-        </w:rPr>
-        <w:t>Ugartamendía</w:t>
-      </w:r>
-      <w:proofErr w:type="spellEnd"/>
-      <w:r>
-        <w:rPr>
-          <w:color w:val="000000"/>
-          <w:sz w:val="20"/>
-          <w:szCs w:val="20"/>
-        </w:rPr>
-        <w:t>, M. (</w:t>
-      </w:r>
-      <w:proofErr w:type="spellStart"/>
-      <w:r>
-        <w:rPr>
-          <w:color w:val="000000"/>
-          <w:sz w:val="20"/>
-          <w:szCs w:val="20"/>
-        </w:rPr>
-        <w:t>Comps</w:t>
-      </w:r>
-      <w:proofErr w:type="spellEnd"/>
-      <w:r>
-        <w:rPr>
-          <w:color w:val="000000"/>
-          <w:sz w:val="20"/>
-          <w:szCs w:val="20"/>
-        </w:rPr>
-        <w:t>.). (2021). Geografías del conflicto: crisis civilizatoria, resistencias y construcciones populares en la periferia capitalista (1ª ed.). Muchos Mundos Ediciones; Fundación Rosa Luxemburgo; Centro de Investigaciones Geográficas - UNLP.</w:t>
+        <w:t>Melón, D., &amp; Relli Ugartamendía, M. (Comps.). (2021). Geografías del conflicto: crisis civilizatoria, resistencias y construcciones populares en la periferia capitalista (1ª ed.). Muchos Mundos Ediciones; Fundación Rosa Luxemburgo; Centro de Investigaciones Geográficas - UNLP.</w:t>
       </w:r>
     </w:p>
     <w:p>
@@ -11114,43 +10607,7 @@
           <w:sz w:val="20"/>
           <w:szCs w:val="20"/>
         </w:rPr>
-        <w:t xml:space="preserve">Piñeiro Alonso, E., Mora </w:t>
-      </w:r>
-      <w:proofErr w:type="spellStart"/>
-      <w:r>
-        <w:rPr>
-          <w:color w:val="000000"/>
-          <w:sz w:val="20"/>
-          <w:szCs w:val="20"/>
-        </w:rPr>
-        <w:t>Mora</w:t>
-      </w:r>
-      <w:proofErr w:type="spellEnd"/>
-      <w:r>
-        <w:rPr>
-          <w:color w:val="000000"/>
-          <w:sz w:val="20"/>
-          <w:szCs w:val="20"/>
-        </w:rPr>
-        <w:t xml:space="preserve">, D., &amp; </w:t>
-      </w:r>
-      <w:proofErr w:type="spellStart"/>
-      <w:r>
-        <w:rPr>
-          <w:color w:val="000000"/>
-          <w:sz w:val="20"/>
-          <w:szCs w:val="20"/>
-        </w:rPr>
-        <w:t>Hechavarría</w:t>
-      </w:r>
-      <w:proofErr w:type="spellEnd"/>
-      <w:r>
-        <w:rPr>
-          <w:color w:val="000000"/>
-          <w:sz w:val="20"/>
-          <w:szCs w:val="20"/>
-        </w:rPr>
-        <w:t xml:space="preserve"> Aguilera, Y. (2023). Cartografía social, una herramienta de análisis para el estudio comunitario. ROCA. </w:t>
+        <w:t xml:space="preserve">Piñeiro Alonso, E., Mora Mora, D., &amp; Hechavarría Aguilera, Y. (2023). Cartografía social, una herramienta de análisis para el estudio comunitario. ROCA. </w:t>
       </w:r>
       <w:r>
         <w:rPr>
@@ -11227,23 +10684,13 @@
           <w:szCs w:val="20"/>
         </w:rPr>
       </w:pPr>
-      <w:proofErr w:type="spellStart"/>
       <w:r>
         <w:rPr>
           <w:rFonts w:ascii="Arial" w:hAnsi="Arial" w:cs="Arial"/>
           <w:sz w:val="20"/>
           <w:szCs w:val="20"/>
         </w:rPr>
-        <w:t>Schenerock</w:t>
-      </w:r>
-      <w:proofErr w:type="spellEnd"/>
-      <w:r>
-        <w:rPr>
-          <w:rFonts w:ascii="Arial" w:hAnsi="Arial" w:cs="Arial"/>
-          <w:sz w:val="20"/>
-          <w:szCs w:val="20"/>
-        </w:rPr>
-        <w:t xml:space="preserve">, A., Aguilar, K., Cacho, N., &amp; Torrente. (2018). </w:t>
+        <w:t xml:space="preserve">Schenerock, A., Aguilar, K., Cacho, N., &amp; Torrente. (2018). </w:t>
       </w:r>
       <w:r>
         <w:rPr>
@@ -11252,45 +10699,14 @@
           <w:sz w:val="20"/>
           <w:szCs w:val="20"/>
         </w:rPr>
-        <w:t xml:space="preserve">Cartografías </w:t>
-      </w:r>
-      <w:proofErr w:type="spellStart"/>
-      <w:r>
-        <w:rPr>
-          <w:rStyle w:val="nfasis"/>
+        <w:t>Cartografías ecofeministas para la defensa del Territorio Cuerpo-Tierra en contra del extractivismo</w:t>
+      </w:r>
+      <w:r>
+        <w:rPr>
           <w:rFonts w:ascii="Arial" w:hAnsi="Arial" w:cs="Arial"/>
           <w:sz w:val="20"/>
           <w:szCs w:val="20"/>
         </w:rPr>
-        <w:t>ecofeministas</w:t>
-      </w:r>
-      <w:proofErr w:type="spellEnd"/>
-      <w:r>
-        <w:rPr>
-          <w:rStyle w:val="nfasis"/>
-          <w:rFonts w:ascii="Arial" w:hAnsi="Arial" w:cs="Arial"/>
-          <w:sz w:val="20"/>
-          <w:szCs w:val="20"/>
-        </w:rPr>
-        <w:t xml:space="preserve"> para la defensa del Territorio Cuerpo-Tierra en contra del </w:t>
-      </w:r>
-      <w:proofErr w:type="spellStart"/>
-      <w:r>
-        <w:rPr>
-          <w:rStyle w:val="nfasis"/>
-          <w:rFonts w:ascii="Arial" w:hAnsi="Arial" w:cs="Arial"/>
-          <w:sz w:val="20"/>
-          <w:szCs w:val="20"/>
-        </w:rPr>
-        <w:t>extractivismo</w:t>
-      </w:r>
-      <w:proofErr w:type="spellEnd"/>
-      <w:r>
-        <w:rPr>
-          <w:rFonts w:ascii="Arial" w:hAnsi="Arial" w:cs="Arial"/>
-          <w:sz w:val="20"/>
-          <w:szCs w:val="20"/>
-        </w:rPr>
         <w:t>. Agua y Vida: Mujeres, Derechos y Ambiente AC. Proyecto apoyado por Fondo Semillas, Sociedad Mexicana Pro Derechos de la Mujer AC.</w:t>
       </w:r>
     </w:p>
@@ -11303,33 +10719,13 @@
           <w:szCs w:val="20"/>
         </w:rPr>
       </w:pPr>
-      <w:bookmarkStart w:id="12" w:name="_GoBack"/>
-      <w:bookmarkEnd w:id="12"/>
       <w:r>
         <w:rPr>
           <w:color w:val="000000"/>
           <w:sz w:val="20"/>
           <w:szCs w:val="20"/>
         </w:rPr>
-        <w:t>Toledo, V. M., &amp; Barrera-</w:t>
-      </w:r>
-      <w:proofErr w:type="spellStart"/>
-      <w:r>
-        <w:rPr>
-          <w:color w:val="000000"/>
-          <w:sz w:val="20"/>
-          <w:szCs w:val="20"/>
-        </w:rPr>
-        <w:t>Bassols</w:t>
-      </w:r>
-      <w:proofErr w:type="spellEnd"/>
-      <w:r>
-        <w:rPr>
-          <w:color w:val="000000"/>
-          <w:sz w:val="20"/>
-          <w:szCs w:val="20"/>
-        </w:rPr>
-        <w:t xml:space="preserve">, N. (2023). La memoria biocultural. Editorial Universidad del Cauca. </w:t>
+        <w:t xml:space="preserve">Toledo, V. M., &amp; Barrera-Bassols, N. (2023). La memoria biocultural. Editorial Universidad del Cauca. </w:t>
       </w:r>
       <w:hyperlink r:id="rId43" w:history="1">
         <w:r>
@@ -12024,12 +11420,18 @@
 </file>
 
 <file path=word/comments.xml><?xml version="1.0" encoding="utf-8"?>
-<w:comments xmlns:wpc="http://schemas.microsoft.com/office/word/2010/wordprocessingCanvas" xmlns:cx="http://schemas.microsoft.com/office/drawing/2014/chartex" xmlns:cx1="http://schemas.microsoft.com/office/drawing/2015/9/8/chartex" xmlns:mc="http://schemas.openxmlformats.org/markup-compatibility/2006" xmlns:o="urn:schemas-microsoft-com:office:office" xmlns:r="http://schemas.openxmlformats.org/officeDocument/2006/relationships" xmlns:m="http://schemas.openxmlformats.org/officeDocument/2006/math" xmlns:v="urn:schemas-microsoft-com:vml" xmlns:wp14="http://schemas.microsoft.com/office/word/2010/wordprocessingDrawing" xmlns:wp="http://schemas.openxmlformats.org/drawingml/2006/wordprocessingDrawing" xmlns:w10="urn:schemas-microsoft-com:office:word" xmlns:w="http://schemas.openxmlformats.org/wordprocessingml/2006/main" xmlns:w14="http://schemas.microsoft.com/office/word/2010/wordml" xmlns:w15="http://schemas.microsoft.com/office/word/2012/wordml" xmlns:w16se="http://schemas.microsoft.com/office/word/2015/wordml/symex" xmlns:wpg="http://schemas.microsoft.com/office/word/2010/wordprocessingGroup" xmlns:wpi="http://schemas.microsoft.com/office/word/2010/wordprocessingInk" xmlns:wne="http://schemas.microsoft.com/office/word/2006/wordml" xmlns:wps="http://schemas.microsoft.com/office/word/2010/wordprocessingShape" mc:Ignorable="w14 w15 w16se wp14">
+<w:comments xmlns:wpc="http://schemas.microsoft.com/office/word/2010/wordprocessingCanvas" xmlns:cx="http://schemas.microsoft.com/office/drawing/2014/chartex" xmlns:cx1="http://schemas.microsoft.com/office/drawing/2015/9/8/chartex" xmlns:cx2="http://schemas.microsoft.com/office/drawing/2015/10/21/chartex" xmlns:cx3="http://schemas.microsoft.com/office/drawing/2016/5/9/chartex" xmlns:cx4="http://schemas.microsoft.com/office/drawing/2016/5/10/chartex" xmlns:cx5="http://schemas.microsoft.com/office/drawing/2016/5/11/chartex" xmlns:cx6="http://schemas.microsoft.com/office/drawing/2016/5/12/chartex" xmlns:cx7="http://schemas.microsoft.com/office/drawing/2016/5/13/chartex" xmlns:cx8="http://schemas.microsoft.com/office/drawing/2016/5/14/chartex" xmlns:mc="http://schemas.openxmlformats.org/markup-compatibility/2006" xmlns:m="http://schemas.openxmlformats.org/officeDocument/2006/math" xmlns:aink="http://schemas.microsoft.com/office/drawing/2016/ink" xmlns:am3d="http://schemas.microsoft.com/office/drawing/2017/model3d" xmlns:oel="http://schemas.microsoft.com/office/2019/extlst" xmlns:r="http://schemas.openxmlformats.org/officeDocument/2006/relationships" xmlns:wp14="http://schemas.microsoft.com/office/word/2010/wordprocessingDrawing" xmlns:wp="http://schemas.openxmlformats.org/drawingml/2006/wordprocessingDrawing" xmlns:wpg="http://schemas.microsoft.com/office/word/2010/wordprocessingGroup" xmlns:wpi="http://schemas.microsoft.com/office/word/2010/wordprocessingInk" xmlns:wps="http://schemas.microsoft.com/office/word/2010/wordprocessingShape" xmlns:o="urn:schemas-microsoft-com:office:office" xmlns:v="urn:schemas-microsoft-com:vml" xmlns:w10="urn:schemas-microsoft-com:office:word" xmlns:w="http://schemas.openxmlformats.org/wordprocessingml/2006/main" xmlns:w14="http://schemas.microsoft.com/office/word/2010/wordml" xmlns:w15="http://schemas.microsoft.com/office/word/2012/wordml" xmlns:w16cex="http://schemas.microsoft.com/office/word/2018/wordml/cex" xmlns:w16cid="http://schemas.microsoft.com/office/word/2016/wordml/cid" xmlns:w16="http://schemas.microsoft.com/office/word/2018/wordml" xmlns:w16sdtdh="http://schemas.microsoft.com/office/word/2020/wordml/sdtdatahash" xmlns:w16sdtfl="http://schemas.microsoft.com/office/word/2024/wordml/sdtformatlock" xmlns:w16se="http://schemas.microsoft.com/office/word/2015/wordml/symex" xmlns:w16du="http://schemas.microsoft.com/office/word/2023/wordml/word16du" xmlns:wne="http://schemas.microsoft.com/office/word/2006/wordml" mc:Ignorable="w14 w15 w16se w16cid w16 w16cex w16sdtdh w16sdtfl w16du wp14">
   <w:comment w:id="0" w:author="Juanda [2]" w:date="2025-04-02T19:41:00Z" w:initials="">
     <w:p>
       <w:pPr>
         <w:pStyle w:val="Textocomentario"/>
       </w:pPr>
+      <w:r>
+        <w:rPr>
+          <w:rStyle w:val="Refdecomentario"/>
+        </w:rPr>
+        <w:annotationRef/>
+      </w:r>
       <w:r>
         <w:rPr>
           <w:rFonts w:ascii="Roboto" w:eastAsia="Roboto" w:hAnsi="Roboto"/>
@@ -12061,29 +11463,7 @@
           <w:sz w:val="36"/>
           <w:szCs w:val="24"/>
         </w:rPr>
-        <w:t xml:space="preserve">13.1 Tarjetas - avatar (con </w:t>
-      </w:r>
-      <w:proofErr w:type="spellStart"/>
-      <w:r>
-        <w:rPr>
-          <w:rFonts w:ascii="Roboto" w:eastAsia="Roboto" w:hAnsi="Roboto"/>
-          <w:b/>
-          <w:color w:val="12263F"/>
-          <w:sz w:val="36"/>
-          <w:szCs w:val="24"/>
-        </w:rPr>
-        <w:t>hover</w:t>
-      </w:r>
-      <w:proofErr w:type="spellEnd"/>
-      <w:r>
-        <w:rPr>
-          <w:rFonts w:ascii="Roboto" w:eastAsia="Roboto" w:hAnsi="Roboto"/>
-          <w:b/>
-          <w:color w:val="12263F"/>
-          <w:sz w:val="36"/>
-          <w:szCs w:val="24"/>
-        </w:rPr>
-        <w:t>) con imágenes donde se vea una construcción en secuencia de los mapas</w:t>
+        <w:t>13.1 Tarjetas - avatar (con hover) con imágenes donde se vea una construcción en secuencia de los mapas</w:t>
       </w:r>
     </w:p>
   </w:comment>
@@ -12196,13 +11576,8 @@
         </w:rPr>
         <w:annotationRef/>
       </w:r>
-      <w:proofErr w:type="spellStart"/>
-      <w:r>
-        <w:t>Slide</w:t>
-      </w:r>
-      <w:proofErr w:type="spellEnd"/>
-      <w:r>
-        <w:t xml:space="preserve"> donde vayan apareciendo los propósitos sobre un agroecosistema biodiverso mapeado. Utilizar la siguiente imagen de referencia pero que parezca que ha sido hecha a mano </w:t>
+      <w:r>
+        <w:t xml:space="preserve">Slide donde vayan apareciendo los propósitos sobre un agroecosistema biodiverso mapeado. Utilizar la siguiente imagen de referencia pero que parezca que ha sido hecha a mano </w:t>
       </w:r>
     </w:p>
   </w:comment>
@@ -12217,13 +11592,8 @@
         </w:rPr>
         <w:annotationRef/>
       </w:r>
-      <w:proofErr w:type="spellStart"/>
-      <w:r>
-        <w:t>Slide</w:t>
-      </w:r>
-      <w:proofErr w:type="spellEnd"/>
-      <w:r>
-        <w:t xml:space="preserve"> de aparición simple</w:t>
+      <w:r>
+        <w:t>Slide de aparición simple</w:t>
       </w:r>
     </w:p>
   </w:comment>
@@ -12255,15 +11625,7 @@
         <w:annotationRef/>
       </w:r>
       <w:r>
-        <w:t xml:space="preserve">Ahora en relación a las anteriores propiedades emergentes se despliegan algunos servicios </w:t>
-      </w:r>
-      <w:proofErr w:type="spellStart"/>
-      <w:r>
-        <w:t>ecosistemicos</w:t>
-      </w:r>
-      <w:proofErr w:type="spellEnd"/>
-      <w:r>
-        <w:t>.</w:t>
+        <w:t>Ahora en relación a las anteriores propiedades emergentes se despliegan algunos servicios ecosistemicos.</w:t>
       </w:r>
     </w:p>
   </w:comment>
@@ -12286,29 +11648,7 @@
           <w:sz w:val="36"/>
           <w:szCs w:val="24"/>
         </w:rPr>
-        <w:t xml:space="preserve">13.1 </w:t>
-      </w:r>
-      <w:proofErr w:type="spellStart"/>
-      <w:r>
-        <w:rPr>
-          <w:rFonts w:ascii="Roboto" w:eastAsia="Roboto" w:hAnsi="Roboto"/>
-          <w:b/>
-          <w:color w:val="12263F"/>
-          <w:sz w:val="36"/>
-          <w:szCs w:val="24"/>
-        </w:rPr>
-        <w:t>Slide</w:t>
-      </w:r>
-      <w:proofErr w:type="spellEnd"/>
-      <w:r>
-        <w:rPr>
-          <w:rFonts w:ascii="Roboto" w:eastAsia="Roboto" w:hAnsi="Roboto"/>
-          <w:b/>
-          <w:color w:val="12263F"/>
-          <w:sz w:val="36"/>
-          <w:szCs w:val="24"/>
-        </w:rPr>
-        <w:t xml:space="preserve"> de presentaciones</w:t>
+        <w:t>13.1 Slide de presentaciones</w:t>
       </w:r>
     </w:p>
   </w:comment>
@@ -12348,7 +11688,7 @@
 </file>
 
 <file path=word/commentsExtended.xml><?xml version="1.0" encoding="utf-8"?>
-<w15:commentsEx xmlns:wpc="http://schemas.microsoft.com/office/word/2010/wordprocessingCanvas" xmlns:cx="http://schemas.microsoft.com/office/drawing/2014/chartex" xmlns:cx1="http://schemas.microsoft.com/office/drawing/2015/9/8/chartex" xmlns:mc="http://schemas.openxmlformats.org/markup-compatibility/2006" xmlns:o="urn:schemas-microsoft-com:office:office" xmlns:r="http://schemas.openxmlformats.org/officeDocument/2006/relationships" xmlns:m="http://schemas.openxmlformats.org/officeDocument/2006/math" xmlns:v="urn:schemas-microsoft-com:vml" xmlns:wp14="http://schemas.microsoft.com/office/word/2010/wordprocessingDrawing" xmlns:wp="http://schemas.openxmlformats.org/drawingml/2006/wordprocessingDrawing" xmlns:w10="urn:schemas-microsoft-com:office:word" xmlns:w="http://schemas.openxmlformats.org/wordprocessingml/2006/main" xmlns:w14="http://schemas.microsoft.com/office/word/2010/wordml" xmlns:w15="http://schemas.microsoft.com/office/word/2012/wordml" xmlns:w16se="http://schemas.microsoft.com/office/word/2015/wordml/symex" xmlns:wpg="http://schemas.microsoft.com/office/word/2010/wordprocessingGroup" xmlns:wpi="http://schemas.microsoft.com/office/word/2010/wordprocessingInk" xmlns:wne="http://schemas.microsoft.com/office/word/2006/wordml" xmlns:wps="http://schemas.microsoft.com/office/word/2010/wordprocessingShape" mc:Ignorable="w14 w15 w16se wp14">
+<w15:commentsEx xmlns:wpc="http://schemas.microsoft.com/office/word/2010/wordprocessingCanvas" xmlns:cx="http://schemas.microsoft.com/office/drawing/2014/chartex" xmlns:cx1="http://schemas.microsoft.com/office/drawing/2015/9/8/chartex" xmlns:cx2="http://schemas.microsoft.com/office/drawing/2015/10/21/chartex" xmlns:cx3="http://schemas.microsoft.com/office/drawing/2016/5/9/chartex" xmlns:cx4="http://schemas.microsoft.com/office/drawing/2016/5/10/chartex" xmlns:cx5="http://schemas.microsoft.com/office/drawing/2016/5/11/chartex" xmlns:cx6="http://schemas.microsoft.com/office/drawing/2016/5/12/chartex" xmlns:cx7="http://schemas.microsoft.com/office/drawing/2016/5/13/chartex" xmlns:cx8="http://schemas.microsoft.com/office/drawing/2016/5/14/chartex" xmlns:mc="http://schemas.openxmlformats.org/markup-compatibility/2006" xmlns:m="http://schemas.openxmlformats.org/officeDocument/2006/math" xmlns:aink="http://schemas.microsoft.com/office/drawing/2016/ink" xmlns:am3d="http://schemas.microsoft.com/office/drawing/2017/model3d" xmlns:oel="http://schemas.microsoft.com/office/2019/extlst" xmlns:r="http://schemas.openxmlformats.org/officeDocument/2006/relationships" xmlns:wp14="http://schemas.microsoft.com/office/word/2010/wordprocessingDrawing" xmlns:wp="http://schemas.openxmlformats.org/drawingml/2006/wordprocessingDrawing" xmlns:wpg="http://schemas.microsoft.com/office/word/2010/wordprocessingGroup" xmlns:wpi="http://schemas.microsoft.com/office/word/2010/wordprocessingInk" xmlns:wps="http://schemas.microsoft.com/office/word/2010/wordprocessingShape" xmlns:o="urn:schemas-microsoft-com:office:office" xmlns:v="urn:schemas-microsoft-com:vml" xmlns:w10="urn:schemas-microsoft-com:office:word" xmlns:w="http://schemas.openxmlformats.org/wordprocessingml/2006/main" xmlns:w14="http://schemas.microsoft.com/office/word/2010/wordml" xmlns:w15="http://schemas.microsoft.com/office/word/2012/wordml" xmlns:w16cex="http://schemas.microsoft.com/office/word/2018/wordml/cex" xmlns:w16cid="http://schemas.microsoft.com/office/word/2016/wordml/cid" xmlns:w16="http://schemas.microsoft.com/office/word/2018/wordml" xmlns:w16sdtdh="http://schemas.microsoft.com/office/word/2020/wordml/sdtdatahash" xmlns:w16sdtfl="http://schemas.microsoft.com/office/word/2024/wordml/sdtformatlock" xmlns:w16se="http://schemas.microsoft.com/office/word/2015/wordml/symex" xmlns:w16du="http://schemas.microsoft.com/office/word/2023/wordml/word16du" xmlns:wne="http://schemas.microsoft.com/office/word/2006/wordml" mc:Ignorable="w14 w15 w16se w16cid w16 w16cex w16sdtdh w16sdtfl w16du wp14">
   <w15:commentEx w15:paraId="63050CA5" w15:done="0"/>
   <w15:commentEx w15:paraId="04704932" w15:done="0"/>
   <w15:commentEx w15:paraId="3AD72ECC" w15:done="0"/>
@@ -12364,8 +11704,25 @@
 </w15:commentsEx>
 </file>
 
+<file path=word/commentsIds.xml><?xml version="1.0" encoding="utf-8"?>
+<w16cid:commentsIds xmlns:wpc="http://schemas.microsoft.com/office/word/2010/wordprocessingCanvas" xmlns:cx="http://schemas.microsoft.com/office/drawing/2014/chartex" xmlns:cx1="http://schemas.microsoft.com/office/drawing/2015/9/8/chartex" xmlns:cx2="http://schemas.microsoft.com/office/drawing/2015/10/21/chartex" xmlns:cx3="http://schemas.microsoft.com/office/drawing/2016/5/9/chartex" xmlns:cx4="http://schemas.microsoft.com/office/drawing/2016/5/10/chartex" xmlns:cx5="http://schemas.microsoft.com/office/drawing/2016/5/11/chartex" xmlns:cx6="http://schemas.microsoft.com/office/drawing/2016/5/12/chartex" xmlns:cx7="http://schemas.microsoft.com/office/drawing/2016/5/13/chartex" xmlns:cx8="http://schemas.microsoft.com/office/drawing/2016/5/14/chartex" xmlns:mc="http://schemas.openxmlformats.org/markup-compatibility/2006" xmlns:m="http://schemas.openxmlformats.org/officeDocument/2006/math" xmlns:aink="http://schemas.microsoft.com/office/drawing/2016/ink" xmlns:am3d="http://schemas.microsoft.com/office/drawing/2017/model3d" xmlns:oel="http://schemas.microsoft.com/office/2019/extlst" xmlns:r="http://schemas.openxmlformats.org/officeDocument/2006/relationships" xmlns:wp14="http://schemas.microsoft.com/office/word/2010/wordprocessingDrawing" xmlns:wp="http://schemas.openxmlformats.org/drawingml/2006/wordprocessingDrawing" xmlns:wpg="http://schemas.microsoft.com/office/word/2010/wordprocessingGroup" xmlns:wpi="http://schemas.microsoft.com/office/word/2010/wordprocessingInk" xmlns:wps="http://schemas.microsoft.com/office/word/2010/wordprocessingShape" xmlns:o="urn:schemas-microsoft-com:office:office" xmlns:v="urn:schemas-microsoft-com:vml" xmlns:w10="urn:schemas-microsoft-com:office:word" xmlns:w="http://schemas.openxmlformats.org/wordprocessingml/2006/main" xmlns:w14="http://schemas.microsoft.com/office/word/2010/wordml" xmlns:w15="http://schemas.microsoft.com/office/word/2012/wordml" xmlns:w16cex="http://schemas.microsoft.com/office/word/2018/wordml/cex" xmlns:w16cid="http://schemas.microsoft.com/office/word/2016/wordml/cid" xmlns:w16="http://schemas.microsoft.com/office/word/2018/wordml" xmlns:w16sdtdh="http://schemas.microsoft.com/office/word/2020/wordml/sdtdatahash" xmlns:w16sdtfl="http://schemas.microsoft.com/office/word/2024/wordml/sdtformatlock" xmlns:w16se="http://schemas.microsoft.com/office/word/2015/wordml/symex" xmlns:w16du="http://schemas.microsoft.com/office/word/2023/wordml/word16du" xmlns:wne="http://schemas.microsoft.com/office/word/2006/wordml" mc:Ignorable="w14 w15 w16se w16cid w16 w16cex w16sdtdh w16sdtfl w16du wp14">
+  <w16cid:commentId w16cid:paraId="63050CA5" w16cid:durableId="63050CA5"/>
+  <w16cid:commentId w16cid:paraId="04704932" w16cid:durableId="04704932"/>
+  <w16cid:commentId w16cid:paraId="3AD72ECC" w16cid:durableId="3AD72ECC"/>
+  <w16cid:commentId w16cid:paraId="0A8042E9" w16cid:durableId="0A8042E9"/>
+  <w16cid:commentId w16cid:paraId="6E2633A5" w16cid:durableId="6E2633A5"/>
+  <w16cid:commentId w16cid:paraId="28E697B6" w16cid:durableId="28E697B6"/>
+  <w16cid:commentId w16cid:paraId="63F0804F" w16cid:durableId="63F0804F"/>
+  <w16cid:commentId w16cid:paraId="08B39099" w16cid:durableId="08B39099"/>
+  <w16cid:commentId w16cid:paraId="0F59B31A" w16cid:durableId="0F59B31A"/>
+  <w16cid:commentId w16cid:paraId="011FDA3B" w16cid:durableId="011FDA3B"/>
+  <w16cid:commentId w16cid:paraId="4FB7D3C1" w16cid:durableId="4FB7D3C1"/>
+  <w16cid:commentId w16cid:paraId="41C51F0C" w16cid:durableId="41C51F0C"/>
+</w16cid:commentsIds>
+</file>
+
 <file path=word/endnotes.xml><?xml version="1.0" encoding="utf-8"?>
-<w:endnotes xmlns:wpc="http://schemas.microsoft.com/office/word/2010/wordprocessingCanvas" xmlns:cx="http://schemas.microsoft.com/office/drawing/2014/chartex" xmlns:cx1="http://schemas.microsoft.com/office/drawing/2015/9/8/chartex" xmlns:mc="http://schemas.openxmlformats.org/markup-compatibility/2006" xmlns:o="urn:schemas-microsoft-com:office:office" xmlns:r="http://schemas.openxmlformats.org/officeDocument/2006/relationships" xmlns:m="http://schemas.openxmlformats.org/officeDocument/2006/math" xmlns:v="urn:schemas-microsoft-com:vml" xmlns:wp14="http://schemas.microsoft.com/office/word/2010/wordprocessingDrawing" xmlns:wp="http://schemas.openxmlformats.org/drawingml/2006/wordprocessingDrawing" xmlns:w10="urn:schemas-microsoft-com:office:word" xmlns:w="http://schemas.openxmlformats.org/wordprocessingml/2006/main" xmlns:w14="http://schemas.microsoft.com/office/word/2010/wordml" xmlns:w15="http://schemas.microsoft.com/office/word/2012/wordml" xmlns:w16se="http://schemas.microsoft.com/office/word/2015/wordml/symex" xmlns:wpg="http://schemas.microsoft.com/office/word/2010/wordprocessingGroup" xmlns:wpi="http://schemas.microsoft.com/office/word/2010/wordprocessingInk" xmlns:wne="http://schemas.microsoft.com/office/word/2006/wordml" xmlns:wps="http://schemas.microsoft.com/office/word/2010/wordprocessingShape" mc:Ignorable="w14 w15 w16se wp14">
+<w:endnotes xmlns:wpc="http://schemas.microsoft.com/office/word/2010/wordprocessingCanvas" xmlns:cx="http://schemas.microsoft.com/office/drawing/2014/chartex" xmlns:cx1="http://schemas.microsoft.com/office/drawing/2015/9/8/chartex" xmlns:cx2="http://schemas.microsoft.com/office/drawing/2015/10/21/chartex" xmlns:cx3="http://schemas.microsoft.com/office/drawing/2016/5/9/chartex" xmlns:cx4="http://schemas.microsoft.com/office/drawing/2016/5/10/chartex" xmlns:cx5="http://schemas.microsoft.com/office/drawing/2016/5/11/chartex" xmlns:cx6="http://schemas.microsoft.com/office/drawing/2016/5/12/chartex" xmlns:cx7="http://schemas.microsoft.com/office/drawing/2016/5/13/chartex" xmlns:cx8="http://schemas.microsoft.com/office/drawing/2016/5/14/chartex" xmlns:mc="http://schemas.openxmlformats.org/markup-compatibility/2006" xmlns:m="http://schemas.openxmlformats.org/officeDocument/2006/math" xmlns:aink="http://schemas.microsoft.com/office/drawing/2016/ink" xmlns:am3d="http://schemas.microsoft.com/office/drawing/2017/model3d" xmlns:oel="http://schemas.microsoft.com/office/2019/extlst" xmlns:r="http://schemas.openxmlformats.org/officeDocument/2006/relationships" xmlns:wp14="http://schemas.microsoft.com/office/word/2010/wordprocessingDrawing" xmlns:wp="http://schemas.openxmlformats.org/drawingml/2006/wordprocessingDrawing" xmlns:wpg="http://schemas.microsoft.com/office/word/2010/wordprocessingGroup" xmlns:wpi="http://schemas.microsoft.com/office/word/2010/wordprocessingInk" xmlns:wps="http://schemas.microsoft.com/office/word/2010/wordprocessingShape" xmlns:o="urn:schemas-microsoft-com:office:office" xmlns:v="urn:schemas-microsoft-com:vml" xmlns:w10="urn:schemas-microsoft-com:office:word" xmlns:w="http://schemas.openxmlformats.org/wordprocessingml/2006/main" xmlns:w14="http://schemas.microsoft.com/office/word/2010/wordml" xmlns:w15="http://schemas.microsoft.com/office/word/2012/wordml" xmlns:w16cex="http://schemas.microsoft.com/office/word/2018/wordml/cex" xmlns:w16cid="http://schemas.microsoft.com/office/word/2016/wordml/cid" xmlns:w16="http://schemas.microsoft.com/office/word/2018/wordml" xmlns:w16sdtdh="http://schemas.microsoft.com/office/word/2020/wordml/sdtdatahash" xmlns:w16sdtfl="http://schemas.microsoft.com/office/word/2024/wordml/sdtformatlock" xmlns:w16se="http://schemas.microsoft.com/office/word/2015/wordml/symex" xmlns:w16du="http://schemas.microsoft.com/office/word/2023/wordml/word16du" xmlns:wne="http://schemas.microsoft.com/office/word/2006/wordml" mc:Ignorable="w14 w15 w16se w16cid w16 w16cex w16sdtdh w16sdtfl w16du wp14">
   <w:endnote w:type="separator" w:id="-1">
     <w:p>
       <w:pPr>
@@ -12390,7 +11747,7 @@
 </file>
 
 <file path=word/footer1.xml><?xml version="1.0" encoding="utf-8"?>
-<w:ftr xmlns:wpc="http://schemas.microsoft.com/office/word/2010/wordprocessingCanvas" xmlns:cx="http://schemas.microsoft.com/office/drawing/2014/chartex" xmlns:cx1="http://schemas.microsoft.com/office/drawing/2015/9/8/chartex" xmlns:mc="http://schemas.openxmlformats.org/markup-compatibility/2006" xmlns:o="urn:schemas-microsoft-com:office:office" xmlns:r="http://schemas.openxmlformats.org/officeDocument/2006/relationships" xmlns:m="http://schemas.openxmlformats.org/officeDocument/2006/math" xmlns:v="urn:schemas-microsoft-com:vml" xmlns:wp14="http://schemas.microsoft.com/office/word/2010/wordprocessingDrawing" xmlns:wp="http://schemas.openxmlformats.org/drawingml/2006/wordprocessingDrawing" xmlns:w10="urn:schemas-microsoft-com:office:word" xmlns:w="http://schemas.openxmlformats.org/wordprocessingml/2006/main" xmlns:w14="http://schemas.microsoft.com/office/word/2010/wordml" xmlns:w15="http://schemas.microsoft.com/office/word/2012/wordml" xmlns:w16se="http://schemas.microsoft.com/office/word/2015/wordml/symex" xmlns:wpg="http://schemas.microsoft.com/office/word/2010/wordprocessingGroup" xmlns:wpi="http://schemas.microsoft.com/office/word/2010/wordprocessingInk" xmlns:wne="http://schemas.microsoft.com/office/word/2006/wordml" xmlns:wps="http://schemas.microsoft.com/office/word/2010/wordprocessingShape" mc:Ignorable="w14 w15 w16se wp14">
+<w:ftr xmlns:wpc="http://schemas.microsoft.com/office/word/2010/wordprocessingCanvas" xmlns:cx="http://schemas.microsoft.com/office/drawing/2014/chartex" xmlns:cx1="http://schemas.microsoft.com/office/drawing/2015/9/8/chartex" xmlns:cx2="http://schemas.microsoft.com/office/drawing/2015/10/21/chartex" xmlns:cx3="http://schemas.microsoft.com/office/drawing/2016/5/9/chartex" xmlns:cx4="http://schemas.microsoft.com/office/drawing/2016/5/10/chartex" xmlns:cx5="http://schemas.microsoft.com/office/drawing/2016/5/11/chartex" xmlns:cx6="http://schemas.microsoft.com/office/drawing/2016/5/12/chartex" xmlns:cx7="http://schemas.microsoft.com/office/drawing/2016/5/13/chartex" xmlns:cx8="http://schemas.microsoft.com/office/drawing/2016/5/14/chartex" xmlns:mc="http://schemas.openxmlformats.org/markup-compatibility/2006" xmlns:m="http://schemas.openxmlformats.org/officeDocument/2006/math" xmlns:aink="http://schemas.microsoft.com/office/drawing/2016/ink" xmlns:am3d="http://schemas.microsoft.com/office/drawing/2017/model3d" xmlns:oel="http://schemas.microsoft.com/office/2019/extlst" xmlns:r="http://schemas.openxmlformats.org/officeDocument/2006/relationships" xmlns:wp14="http://schemas.microsoft.com/office/word/2010/wordprocessingDrawing" xmlns:wp="http://schemas.openxmlformats.org/drawingml/2006/wordprocessingDrawing" xmlns:wpg="http://schemas.microsoft.com/office/word/2010/wordprocessingGroup" xmlns:wpi="http://schemas.microsoft.com/office/word/2010/wordprocessingInk" xmlns:wps="http://schemas.microsoft.com/office/word/2010/wordprocessingShape" xmlns:o="urn:schemas-microsoft-com:office:office" xmlns:v="urn:schemas-microsoft-com:vml" xmlns:w10="urn:schemas-microsoft-com:office:word" xmlns:w="http://schemas.openxmlformats.org/wordprocessingml/2006/main" xmlns:w14="http://schemas.microsoft.com/office/word/2010/wordml" xmlns:w15="http://schemas.microsoft.com/office/word/2012/wordml" xmlns:w16cex="http://schemas.microsoft.com/office/word/2018/wordml/cex" xmlns:w16cid="http://schemas.microsoft.com/office/word/2016/wordml/cid" xmlns:w16="http://schemas.microsoft.com/office/word/2018/wordml" xmlns:w16sdtdh="http://schemas.microsoft.com/office/word/2020/wordml/sdtdatahash" xmlns:w16sdtfl="http://schemas.microsoft.com/office/word/2024/wordml/sdtformatlock" xmlns:w16se="http://schemas.microsoft.com/office/word/2015/wordml/symex" xmlns:w16du="http://schemas.microsoft.com/office/word/2023/wordml/word16du" xmlns:wne="http://schemas.microsoft.com/office/word/2006/wordml" mc:Ignorable="w14 w15 w16se w16cid w16 w16cex w16sdtdh w16sdtfl w16du wp14">
   <w:p>
     <w:pPr>
       <w:pStyle w:val="Normal0"/>
@@ -12473,7 +11830,7 @@
 </file>
 
 <file path=word/footnotes.xml><?xml version="1.0" encoding="utf-8"?>
-<w:footnotes xmlns:wpc="http://schemas.microsoft.com/office/word/2010/wordprocessingCanvas" xmlns:cx="http://schemas.microsoft.com/office/drawing/2014/chartex" xmlns:cx1="http://schemas.microsoft.com/office/drawing/2015/9/8/chartex" xmlns:mc="http://schemas.openxmlformats.org/markup-compatibility/2006" xmlns:o="urn:schemas-microsoft-com:office:office" xmlns:r="http://schemas.openxmlformats.org/officeDocument/2006/relationships" xmlns:m="http://schemas.openxmlformats.org/officeDocument/2006/math" xmlns:v="urn:schemas-microsoft-com:vml" xmlns:wp14="http://schemas.microsoft.com/office/word/2010/wordprocessingDrawing" xmlns:wp="http://schemas.openxmlformats.org/drawingml/2006/wordprocessingDrawing" xmlns:w10="urn:schemas-microsoft-com:office:word" xmlns:w="http://schemas.openxmlformats.org/wordprocessingml/2006/main" xmlns:w14="http://schemas.microsoft.com/office/word/2010/wordml" xmlns:w15="http://schemas.microsoft.com/office/word/2012/wordml" xmlns:w16se="http://schemas.microsoft.com/office/word/2015/wordml/symex" xmlns:wpg="http://schemas.microsoft.com/office/word/2010/wordprocessingGroup" xmlns:wpi="http://schemas.microsoft.com/office/word/2010/wordprocessingInk" xmlns:wne="http://schemas.microsoft.com/office/word/2006/wordml" xmlns:wps="http://schemas.microsoft.com/office/word/2010/wordprocessingShape" mc:Ignorable="w14 w15 w16se wp14">
+<w:footnotes xmlns:wpc="http://schemas.microsoft.com/office/word/2010/wordprocessingCanvas" xmlns:cx="http://schemas.microsoft.com/office/drawing/2014/chartex" xmlns:cx1="http://schemas.microsoft.com/office/drawing/2015/9/8/chartex" xmlns:cx2="http://schemas.microsoft.com/office/drawing/2015/10/21/chartex" xmlns:cx3="http://schemas.microsoft.com/office/drawing/2016/5/9/chartex" xmlns:cx4="http://schemas.microsoft.com/office/drawing/2016/5/10/chartex" xmlns:cx5="http://schemas.microsoft.com/office/drawing/2016/5/11/chartex" xmlns:cx6="http://schemas.microsoft.com/office/drawing/2016/5/12/chartex" xmlns:cx7="http://schemas.microsoft.com/office/drawing/2016/5/13/chartex" xmlns:cx8="http://schemas.microsoft.com/office/drawing/2016/5/14/chartex" xmlns:mc="http://schemas.openxmlformats.org/markup-compatibility/2006" xmlns:m="http://schemas.openxmlformats.org/officeDocument/2006/math" xmlns:aink="http://schemas.microsoft.com/office/drawing/2016/ink" xmlns:am3d="http://schemas.microsoft.com/office/drawing/2017/model3d" xmlns:oel="http://schemas.microsoft.com/office/2019/extlst" xmlns:r="http://schemas.openxmlformats.org/officeDocument/2006/relationships" xmlns:wp14="http://schemas.microsoft.com/office/word/2010/wordprocessingDrawing" xmlns:wp="http://schemas.openxmlformats.org/drawingml/2006/wordprocessingDrawing" xmlns:wpg="http://schemas.microsoft.com/office/word/2010/wordprocessingGroup" xmlns:wpi="http://schemas.microsoft.com/office/word/2010/wordprocessingInk" xmlns:wps="http://schemas.microsoft.com/office/word/2010/wordprocessingShape" xmlns:o="urn:schemas-microsoft-com:office:office" xmlns:v="urn:schemas-microsoft-com:vml" xmlns:w10="urn:schemas-microsoft-com:office:word" xmlns:w="http://schemas.openxmlformats.org/wordprocessingml/2006/main" xmlns:w14="http://schemas.microsoft.com/office/word/2010/wordml" xmlns:w15="http://schemas.microsoft.com/office/word/2012/wordml" xmlns:w16cex="http://schemas.microsoft.com/office/word/2018/wordml/cex" xmlns:w16cid="http://schemas.microsoft.com/office/word/2016/wordml/cid" xmlns:w16="http://schemas.microsoft.com/office/word/2018/wordml" xmlns:w16sdtdh="http://schemas.microsoft.com/office/word/2020/wordml/sdtdatahash" xmlns:w16sdtfl="http://schemas.microsoft.com/office/word/2024/wordml/sdtformatlock" xmlns:w16se="http://schemas.microsoft.com/office/word/2015/wordml/symex" xmlns:w16du="http://schemas.microsoft.com/office/word/2023/wordml/word16du" xmlns:wne="http://schemas.microsoft.com/office/word/2006/wordml" mc:Ignorable="w14 w15 w16se w16cid w16 w16cex w16sdtdh w16sdtfl w16du wp14">
   <w:footnote w:type="separator" w:id="-1">
     <w:p>
       <w:r>
@@ -12492,7 +11849,7 @@
 </file>
 
 <file path=word/header1.xml><?xml version="1.0" encoding="utf-8"?>
-<w:hdr xmlns:wpc="http://schemas.microsoft.com/office/word/2010/wordprocessingCanvas" xmlns:cx="http://schemas.microsoft.com/office/drawing/2014/chartex" xmlns:cx1="http://schemas.microsoft.com/office/drawing/2015/9/8/chartex" xmlns:mc="http://schemas.openxmlformats.org/markup-compatibility/2006" xmlns:o="urn:schemas-microsoft-com:office:office" xmlns:r="http://schemas.openxmlformats.org/officeDocument/2006/relationships" xmlns:m="http://schemas.openxmlformats.org/officeDocument/2006/math" xmlns:v="urn:schemas-microsoft-com:vml" xmlns:wp14="http://schemas.microsoft.com/office/word/2010/wordprocessingDrawing" xmlns:wp="http://schemas.openxmlformats.org/drawingml/2006/wordprocessingDrawing" xmlns:w10="urn:schemas-microsoft-com:office:word" xmlns:w="http://schemas.openxmlformats.org/wordprocessingml/2006/main" xmlns:w14="http://schemas.microsoft.com/office/word/2010/wordml" xmlns:w15="http://schemas.microsoft.com/office/word/2012/wordml" xmlns:w16se="http://schemas.microsoft.com/office/word/2015/wordml/symex" xmlns:wpg="http://schemas.microsoft.com/office/word/2010/wordprocessingGroup" xmlns:wpi="http://schemas.microsoft.com/office/word/2010/wordprocessingInk" xmlns:wne="http://schemas.microsoft.com/office/word/2006/wordml" xmlns:wps="http://schemas.microsoft.com/office/word/2010/wordprocessingShape" mc:Ignorable="w14 w15 w16se wp14">
+<w:hdr xmlns:wpc="http://schemas.microsoft.com/office/word/2010/wordprocessingCanvas" xmlns:cx="http://schemas.microsoft.com/office/drawing/2014/chartex" xmlns:cx1="http://schemas.microsoft.com/office/drawing/2015/9/8/chartex" xmlns:cx2="http://schemas.microsoft.com/office/drawing/2015/10/21/chartex" xmlns:cx3="http://schemas.microsoft.com/office/drawing/2016/5/9/chartex" xmlns:cx4="http://schemas.microsoft.com/office/drawing/2016/5/10/chartex" xmlns:cx5="http://schemas.microsoft.com/office/drawing/2016/5/11/chartex" xmlns:cx6="http://schemas.microsoft.com/office/drawing/2016/5/12/chartex" xmlns:cx7="http://schemas.microsoft.com/office/drawing/2016/5/13/chartex" xmlns:cx8="http://schemas.microsoft.com/office/drawing/2016/5/14/chartex" xmlns:mc="http://schemas.openxmlformats.org/markup-compatibility/2006" xmlns:m="http://schemas.openxmlformats.org/officeDocument/2006/math" xmlns:aink="http://schemas.microsoft.com/office/drawing/2016/ink" xmlns:am3d="http://schemas.microsoft.com/office/drawing/2017/model3d" xmlns:oel="http://schemas.microsoft.com/office/2019/extlst" xmlns:r="http://schemas.openxmlformats.org/officeDocument/2006/relationships" xmlns:wp14="http://schemas.microsoft.com/office/word/2010/wordprocessingDrawing" xmlns:wp="http://schemas.openxmlformats.org/drawingml/2006/wordprocessingDrawing" xmlns:wpg="http://schemas.microsoft.com/office/word/2010/wordprocessingGroup" xmlns:wpi="http://schemas.microsoft.com/office/word/2010/wordprocessingInk" xmlns:wps="http://schemas.microsoft.com/office/word/2010/wordprocessingShape" xmlns:o="urn:schemas-microsoft-com:office:office" xmlns:v="urn:schemas-microsoft-com:vml" xmlns:w10="urn:schemas-microsoft-com:office:word" xmlns:w="http://schemas.openxmlformats.org/wordprocessingml/2006/main" xmlns:w14="http://schemas.microsoft.com/office/word/2010/wordml" xmlns:w15="http://schemas.microsoft.com/office/word/2012/wordml" xmlns:w16cex="http://schemas.microsoft.com/office/word/2018/wordml/cex" xmlns:w16cid="http://schemas.microsoft.com/office/word/2016/wordml/cid" xmlns:w16="http://schemas.microsoft.com/office/word/2018/wordml" xmlns:w16sdtdh="http://schemas.microsoft.com/office/word/2020/wordml/sdtdatahash" xmlns:w16sdtfl="http://schemas.microsoft.com/office/word/2024/wordml/sdtformatlock" xmlns:w16se="http://schemas.microsoft.com/office/word/2015/wordml/symex" xmlns:w16du="http://schemas.microsoft.com/office/word/2023/wordml/word16du" xmlns:wne="http://schemas.microsoft.com/office/word/2006/wordml" mc:Ignorable="w14 w15 w16se w16cid w16 w16cex w16sdtdh w16sdtfl w16du wp14">
   <w:p>
     <w:pPr>
       <w:pStyle w:val="Normal0"/>
@@ -12513,7 +11870,7 @@
         <w:lang w:eastAsia="es-CO"/>
       </w:rPr>
       <w:drawing>
-        <wp:inline distT="0" distB="0" distL="0" distR="0">
+        <wp:inline distT="0" distB="0" distL="0" distR="0" wp14:anchorId="2E4666A0" wp14:editId="5DDBC963">
           <wp:extent cx="593725" cy="588645"/>
           <wp:effectExtent l="0" t="0" r="0" b="1905"/>
           <wp:docPr id="12" name="image8.png"/>
@@ -12570,7 +11927,7 @@
 </file>
 
 <file path=word/numbering.xml><?xml version="1.0" encoding="utf-8"?>
-<w:numbering xmlns:wpc="http://schemas.microsoft.com/office/word/2010/wordprocessingCanvas" xmlns:cx="http://schemas.microsoft.com/office/drawing/2014/chartex" xmlns:cx1="http://schemas.microsoft.com/office/drawing/2015/9/8/chartex" xmlns:mc="http://schemas.openxmlformats.org/markup-compatibility/2006" xmlns:o="urn:schemas-microsoft-com:office:office" xmlns:r="http://schemas.openxmlformats.org/officeDocument/2006/relationships" xmlns:m="http://schemas.openxmlformats.org/officeDocument/2006/math" xmlns:v="urn:schemas-microsoft-com:vml" xmlns:wp14="http://schemas.microsoft.com/office/word/2010/wordprocessingDrawing" xmlns:wp="http://schemas.openxmlformats.org/drawingml/2006/wordprocessingDrawing" xmlns:w10="urn:schemas-microsoft-com:office:word" xmlns:w="http://schemas.openxmlformats.org/wordprocessingml/2006/main" xmlns:w14="http://schemas.microsoft.com/office/word/2010/wordml" xmlns:w15="http://schemas.microsoft.com/office/word/2012/wordml" xmlns:w16se="http://schemas.microsoft.com/office/word/2015/wordml/symex" xmlns:wpg="http://schemas.microsoft.com/office/word/2010/wordprocessingGroup" xmlns:wpi="http://schemas.microsoft.com/office/word/2010/wordprocessingInk" xmlns:wne="http://schemas.microsoft.com/office/word/2006/wordml" xmlns:wps="http://schemas.microsoft.com/office/word/2010/wordprocessingShape" mc:Ignorable="w14 w15 w16se wp14">
+<w:numbering xmlns:wpc="http://schemas.microsoft.com/office/word/2010/wordprocessingCanvas" xmlns:cx="http://schemas.microsoft.com/office/drawing/2014/chartex" xmlns:cx1="http://schemas.microsoft.com/office/drawing/2015/9/8/chartex" xmlns:cx2="http://schemas.microsoft.com/office/drawing/2015/10/21/chartex" xmlns:cx3="http://schemas.microsoft.com/office/drawing/2016/5/9/chartex" xmlns:cx4="http://schemas.microsoft.com/office/drawing/2016/5/10/chartex" xmlns:cx5="http://schemas.microsoft.com/office/drawing/2016/5/11/chartex" xmlns:cx6="http://schemas.microsoft.com/office/drawing/2016/5/12/chartex" xmlns:cx7="http://schemas.microsoft.com/office/drawing/2016/5/13/chartex" xmlns:cx8="http://schemas.microsoft.com/office/drawing/2016/5/14/chartex" xmlns:mc="http://schemas.openxmlformats.org/markup-compatibility/2006" xmlns:m="http://schemas.openxmlformats.org/officeDocument/2006/math" xmlns:aink="http://schemas.microsoft.com/office/drawing/2016/ink" xmlns:am3d="http://schemas.microsoft.com/office/drawing/2017/model3d" xmlns:oel="http://schemas.microsoft.com/office/2019/extlst" xmlns:r="http://schemas.openxmlformats.org/officeDocument/2006/relationships" xmlns:wp14="http://schemas.microsoft.com/office/word/2010/wordprocessingDrawing" xmlns:wp="http://schemas.openxmlformats.org/drawingml/2006/wordprocessingDrawing" xmlns:wpg="http://schemas.microsoft.com/office/word/2010/wordprocessingGroup" xmlns:wpi="http://schemas.microsoft.com/office/word/2010/wordprocessingInk" xmlns:wps="http://schemas.microsoft.com/office/word/2010/wordprocessingShape" xmlns:o="urn:schemas-microsoft-com:office:office" xmlns:v="urn:schemas-microsoft-com:vml" xmlns:w10="urn:schemas-microsoft-com:office:word" xmlns:w="http://schemas.openxmlformats.org/wordprocessingml/2006/main" xmlns:w14="http://schemas.microsoft.com/office/word/2010/wordml" xmlns:w15="http://schemas.microsoft.com/office/word/2012/wordml" xmlns:w16cex="http://schemas.microsoft.com/office/word/2018/wordml/cex" xmlns:w16cid="http://schemas.microsoft.com/office/word/2016/wordml/cid" xmlns:w16="http://schemas.microsoft.com/office/word/2018/wordml" xmlns:w16sdtdh="http://schemas.microsoft.com/office/word/2020/wordml/sdtdatahash" xmlns:w16sdtfl="http://schemas.microsoft.com/office/word/2024/wordml/sdtformatlock" xmlns:w16se="http://schemas.microsoft.com/office/word/2015/wordml/symex" xmlns:w16du="http://schemas.microsoft.com/office/word/2023/wordml/word16du" xmlns:wne="http://schemas.microsoft.com/office/word/2006/wordml" mc:Ignorable="w14 w15 w16se w16cid w16 w16cex w16sdtdh w16sdtfl w16du wp14">
   <w:abstractNum w:abstractNumId="0" w15:restartNumberingAfterBreak="0">
     <w:nsid w:val="05815AE6"/>
     <w:multiLevelType w:val="multilevel"/>
@@ -15483,89 +14840,89 @@
       </w:rPr>
     </w:lvl>
   </w:abstractNum>
-  <w:num w:numId="1">
+  <w:num w:numId="1" w16cid:durableId="245264174">
     <w:abstractNumId w:val="9"/>
   </w:num>
-  <w:num w:numId="2">
+  <w:num w:numId="2" w16cid:durableId="1867793767">
     <w:abstractNumId w:val="18"/>
   </w:num>
-  <w:num w:numId="3">
+  <w:num w:numId="3" w16cid:durableId="2106800110">
     <w:abstractNumId w:val="20"/>
   </w:num>
-  <w:num w:numId="4">
+  <w:num w:numId="4" w16cid:durableId="1096486475">
     <w:abstractNumId w:val="16"/>
   </w:num>
-  <w:num w:numId="5">
+  <w:num w:numId="5" w16cid:durableId="1993219076">
     <w:abstractNumId w:val="1"/>
   </w:num>
-  <w:num w:numId="6">
+  <w:num w:numId="6" w16cid:durableId="1811555857">
     <w:abstractNumId w:val="21"/>
   </w:num>
-  <w:num w:numId="7">
+  <w:num w:numId="7" w16cid:durableId="844439120">
     <w:abstractNumId w:val="13"/>
   </w:num>
-  <w:num w:numId="8">
+  <w:num w:numId="8" w16cid:durableId="213008982">
     <w:abstractNumId w:val="0"/>
   </w:num>
-  <w:num w:numId="9">
+  <w:num w:numId="9" w16cid:durableId="593169513">
     <w:abstractNumId w:val="23"/>
   </w:num>
-  <w:num w:numId="10">
+  <w:num w:numId="10" w16cid:durableId="2066680549">
     <w:abstractNumId w:val="17"/>
   </w:num>
-  <w:num w:numId="11">
+  <w:num w:numId="11" w16cid:durableId="799955758">
     <w:abstractNumId w:val="2"/>
   </w:num>
-  <w:num w:numId="12">
+  <w:num w:numId="12" w16cid:durableId="1630280394">
     <w:abstractNumId w:val="15"/>
   </w:num>
-  <w:num w:numId="13">
+  <w:num w:numId="13" w16cid:durableId="1228145676">
     <w:abstractNumId w:val="22"/>
   </w:num>
-  <w:num w:numId="14">
+  <w:num w:numId="14" w16cid:durableId="1028261590">
     <w:abstractNumId w:val="5"/>
   </w:num>
-  <w:num w:numId="15">
+  <w:num w:numId="15" w16cid:durableId="677582321">
     <w:abstractNumId w:val="19"/>
   </w:num>
-  <w:num w:numId="16">
+  <w:num w:numId="16" w16cid:durableId="1022897418">
     <w:abstractNumId w:val="7"/>
   </w:num>
-  <w:num w:numId="17">
+  <w:num w:numId="17" w16cid:durableId="947931516">
     <w:abstractNumId w:val="8"/>
   </w:num>
-  <w:num w:numId="18">
+  <w:num w:numId="18" w16cid:durableId="310134209">
     <w:abstractNumId w:val="4"/>
   </w:num>
-  <w:num w:numId="19">
+  <w:num w:numId="19" w16cid:durableId="403121">
     <w:abstractNumId w:val="10"/>
   </w:num>
-  <w:num w:numId="20">
+  <w:num w:numId="20" w16cid:durableId="1964536664">
     <w:abstractNumId w:val="6"/>
   </w:num>
-  <w:num w:numId="21">
+  <w:num w:numId="21" w16cid:durableId="587618311">
     <w:abstractNumId w:val="25"/>
   </w:num>
-  <w:num w:numId="22">
+  <w:num w:numId="22" w16cid:durableId="2008513340">
     <w:abstractNumId w:val="11"/>
   </w:num>
-  <w:num w:numId="23">
+  <w:num w:numId="23" w16cid:durableId="2062317413">
     <w:abstractNumId w:val="24"/>
   </w:num>
-  <w:num w:numId="24">
+  <w:num w:numId="24" w16cid:durableId="975911510">
     <w:abstractNumId w:val="12"/>
   </w:num>
-  <w:num w:numId="25">
+  <w:num w:numId="25" w16cid:durableId="58214086">
     <w:abstractNumId w:val="14"/>
   </w:num>
-  <w:num w:numId="26">
+  <w:num w:numId="26" w16cid:durableId="1212765113">
     <w:abstractNumId w:val="3"/>
   </w:num>
 </w:numbering>
 </file>
 
 <file path=word/people.xml><?xml version="1.0" encoding="utf-8"?>
-<w15:people xmlns:wpc="http://schemas.microsoft.com/office/word/2010/wordprocessingCanvas" xmlns:cx="http://schemas.microsoft.com/office/drawing/2014/chartex" xmlns:cx1="http://schemas.microsoft.com/office/drawing/2015/9/8/chartex" xmlns:mc="http://schemas.openxmlformats.org/markup-compatibility/2006" xmlns:o="urn:schemas-microsoft-com:office:office" xmlns:r="http://schemas.openxmlformats.org/officeDocument/2006/relationships" xmlns:m="http://schemas.openxmlformats.org/officeDocument/2006/math" xmlns:v="urn:schemas-microsoft-com:vml" xmlns:wp14="http://schemas.microsoft.com/office/word/2010/wordprocessingDrawing" xmlns:wp="http://schemas.openxmlformats.org/drawingml/2006/wordprocessingDrawing" xmlns:w10="urn:schemas-microsoft-com:office:word" xmlns:w="http://schemas.openxmlformats.org/wordprocessingml/2006/main" xmlns:w14="http://schemas.microsoft.com/office/word/2010/wordml" xmlns:w15="http://schemas.microsoft.com/office/word/2012/wordml" xmlns:w16se="http://schemas.microsoft.com/office/word/2015/wordml/symex" xmlns:wpg="http://schemas.microsoft.com/office/word/2010/wordprocessingGroup" xmlns:wpi="http://schemas.microsoft.com/office/word/2010/wordprocessingInk" xmlns:wne="http://schemas.microsoft.com/office/word/2006/wordml" xmlns:wps="http://schemas.microsoft.com/office/word/2010/wordprocessingShape" mc:Ignorable="w14 w15 w16se wp14">
+<w15:people xmlns:wpc="http://schemas.microsoft.com/office/word/2010/wordprocessingCanvas" xmlns:cx="http://schemas.microsoft.com/office/drawing/2014/chartex" xmlns:cx1="http://schemas.microsoft.com/office/drawing/2015/9/8/chartex" xmlns:cx2="http://schemas.microsoft.com/office/drawing/2015/10/21/chartex" xmlns:cx3="http://schemas.microsoft.com/office/drawing/2016/5/9/chartex" xmlns:cx4="http://schemas.microsoft.com/office/drawing/2016/5/10/chartex" xmlns:cx5="http://schemas.microsoft.com/office/drawing/2016/5/11/chartex" xmlns:cx6="http://schemas.microsoft.com/office/drawing/2016/5/12/chartex" xmlns:cx7="http://schemas.microsoft.com/office/drawing/2016/5/13/chartex" xmlns:cx8="http://schemas.microsoft.com/office/drawing/2016/5/14/chartex" xmlns:mc="http://schemas.openxmlformats.org/markup-compatibility/2006" xmlns:m="http://schemas.openxmlformats.org/officeDocument/2006/math" xmlns:aink="http://schemas.microsoft.com/office/drawing/2016/ink" xmlns:am3d="http://schemas.microsoft.com/office/drawing/2017/model3d" xmlns:oel="http://schemas.microsoft.com/office/2019/extlst" xmlns:r="http://schemas.openxmlformats.org/officeDocument/2006/relationships" xmlns:wp14="http://schemas.microsoft.com/office/word/2010/wordprocessingDrawing" xmlns:wp="http://schemas.openxmlformats.org/drawingml/2006/wordprocessingDrawing" xmlns:wpg="http://schemas.microsoft.com/office/word/2010/wordprocessingGroup" xmlns:wpi="http://schemas.microsoft.com/office/word/2010/wordprocessingInk" xmlns:wps="http://schemas.microsoft.com/office/word/2010/wordprocessingShape" xmlns:o="urn:schemas-microsoft-com:office:office" xmlns:v="urn:schemas-microsoft-com:vml" xmlns:w10="urn:schemas-microsoft-com:office:word" xmlns:w="http://schemas.openxmlformats.org/wordprocessingml/2006/main" xmlns:w14="http://schemas.microsoft.com/office/word/2010/wordml" xmlns:w15="http://schemas.microsoft.com/office/word/2012/wordml" xmlns:w16cex="http://schemas.microsoft.com/office/word/2018/wordml/cex" xmlns:w16cid="http://schemas.microsoft.com/office/word/2016/wordml/cid" xmlns:w16="http://schemas.microsoft.com/office/word/2018/wordml" xmlns:w16sdtdh="http://schemas.microsoft.com/office/word/2020/wordml/sdtdatahash" xmlns:w16sdtfl="http://schemas.microsoft.com/office/word/2024/wordml/sdtformatlock" xmlns:w16se="http://schemas.microsoft.com/office/word/2015/wordml/symex" xmlns:w16du="http://schemas.microsoft.com/office/word/2023/wordml/word16du" xmlns:wne="http://schemas.microsoft.com/office/word/2006/wordml" mc:Ignorable="w14 w15 w16se w16cid w16 w16cex w16sdtdh w16sdtfl w16du wp14">
   <w15:person w15:author="Roy García">
     <w15:presenceInfo w15:providerId="Windows Live" w15:userId="0470c144f4d3ce0e"/>
   </w15:person>
@@ -15573,7 +14930,7 @@
 </file>
 
 <file path=word/styles.xml><?xml version="1.0" encoding="utf-8"?>
-<w:styles xmlns:mc="http://schemas.openxmlformats.org/markup-compatibility/2006" xmlns:r="http://schemas.openxmlformats.org/officeDocument/2006/relationships" xmlns:w="http://schemas.openxmlformats.org/wordprocessingml/2006/main" xmlns:w14="http://schemas.microsoft.com/office/word/2010/wordml" xmlns:w15="http://schemas.microsoft.com/office/word/2012/wordml" xmlns:w16se="http://schemas.microsoft.com/office/word/2015/wordml/symex" mc:Ignorable="w14 w15 w16se">
+<w:styles xmlns:mc="http://schemas.openxmlformats.org/markup-compatibility/2006" xmlns:r="http://schemas.openxmlformats.org/officeDocument/2006/relationships" xmlns:w="http://schemas.openxmlformats.org/wordprocessingml/2006/main" xmlns:w14="http://schemas.microsoft.com/office/word/2010/wordml" xmlns:w15="http://schemas.microsoft.com/office/word/2012/wordml" xmlns:w16cex="http://schemas.microsoft.com/office/word/2018/wordml/cex" xmlns:w16cid="http://schemas.microsoft.com/office/word/2016/wordml/cid" xmlns:w16="http://schemas.microsoft.com/office/word/2018/wordml" xmlns:w16sdtdh="http://schemas.microsoft.com/office/word/2020/wordml/sdtdatahash" xmlns:w16sdtfl="http://schemas.microsoft.com/office/word/2024/wordml/sdtformatlock" xmlns:w16se="http://schemas.microsoft.com/office/word/2015/wordml/symex" xmlns:w16du="http://schemas.microsoft.com/office/word/2023/wordml/word16du" mc:Ignorable="w14 w15 w16se w16cid w16 w16cex w16sdtdh w16sdtfl w16du">
   <w:docDefaults>
     <w:rPrDefault>
       <w:rPr>
@@ -15583,7 +14940,7 @@
     </w:rPrDefault>
     <w:pPrDefault/>
   </w:docDefaults>
-  <w:latentStyles w:defLockedState="0" w:defUIPriority="99" w:defSemiHidden="0" w:defUnhideWhenUsed="0" w:defQFormat="0" w:count="371">
+  <w:latentStyles w:defLockedState="0" w:defUIPriority="99" w:defSemiHidden="0" w:defUnhideWhenUsed="0" w:defQFormat="0" w:count="376">
     <w:lsdException w:name="Normal" w:uiPriority="0" w:qFormat="1"/>
     <w:lsdException w:name="heading 1" w:uiPriority="9" w:qFormat="1"/>
     <w:lsdException w:name="heading 2" w:semiHidden="1" w:uiPriority="9" w:unhideWhenUsed="1" w:qFormat="1"/>
@@ -15952,6 +15309,11 @@
     <w:lsdException w:name="List Table 5 Dark Accent 6" w:uiPriority="50"/>
     <w:lsdException w:name="List Table 6 Colorful Accent 6" w:uiPriority="51"/>
     <w:lsdException w:name="List Table 7 Colorful Accent 6" w:uiPriority="52"/>
+    <w:lsdException w:name="Mention" w:semiHidden="1" w:unhideWhenUsed="1"/>
+    <w:lsdException w:name="Smart Hyperlink" w:semiHidden="1" w:unhideWhenUsed="1"/>
+    <w:lsdException w:name="Hashtag" w:semiHidden="1" w:unhideWhenUsed="1"/>
+    <w:lsdException w:name="Unresolved Mention" w:semiHidden="1" w:unhideWhenUsed="1"/>
+    <w:lsdException w:name="Smart Link" w:semiHidden="1" w:unhideWhenUsed="1"/>
   </w:latentStyles>
   <w:style w:type="paragraph" w:default="1" w:styleId="Normal">
     <w:name w:val="Normal"/>
@@ -16956,8 +16318,8 @@
       <w:shd w:val="clear" w:color="auto" w:fill="EDF2F8"/>
     </w:tcPr>
   </w:style>
-  <w:style w:type="character" w:customStyle="1" w:styleId="UnresolvedMention">
-    <w:name w:val="Unresolved Mention"/>
+  <w:style w:type="character" w:customStyle="1" w:styleId="Mencinsinresolver2">
+    <w:name w:val="Mención sin resolver2"/>
     <w:basedOn w:val="Fuentedeprrafopredeter"/>
     <w:uiPriority w:val="99"/>
     <w:semiHidden/>
@@ -17195,7 +16557,7 @@
       <w:lang w:eastAsia="ja-JP"/>
     </w:rPr>
   </w:style>
-  <w:style w:type="character" w:styleId="Textoennegrita">
+  <w:style w:type="character" w:styleId="Fuerte">
     <w:name w:val="Strong"/>
     <w:basedOn w:val="Fuentedeprrafopredeter"/>
     <w:uiPriority w:val="22"/>
@@ -17210,7 +16572,7 @@
 </file>
 
 <file path=word/diagrams/colors1.xml><?xml version="1.0" encoding="utf-8"?>
-<dgm:colorsDef xmlns:dgm="http://schemas.openxmlformats.org/drawingml/2006/diagram" xmlns:a="http://schemas.openxmlformats.org/drawingml/2006/main" uniqueId="urn:microsoft.com/office/officeart/2005/8/colors/accent1_2">
+<dgm:colorsDef xmlns:dgm="http://schemas.openxmlformats.org/drawingml/2006/diagram" xmlns:a="http://schemas.openxmlformats.org/drawingml/2006/main" uniqueId="urn:microsoft.com/office/officeart/2005/8/colors/accent1_2#5">
   <dgm:title val=""/>
   <dgm:desc val=""/>
   <dgm:catLst>
@@ -17957,7 +17319,7 @@
 </file>
 
 <file path=word/diagrams/colors2.xml><?xml version="1.0" encoding="utf-8"?>
-<dgm:colorsDef xmlns:dgm="http://schemas.openxmlformats.org/drawingml/2006/diagram" xmlns:a="http://schemas.openxmlformats.org/drawingml/2006/main" uniqueId="urn:microsoft.com/office/officeart/2005/8/colors/colorful4">
+<dgm:colorsDef xmlns:dgm="http://schemas.openxmlformats.org/drawingml/2006/diagram" xmlns:a="http://schemas.openxmlformats.org/drawingml/2006/main" uniqueId="urn:microsoft.com/office/officeart/2005/8/colors/colorful4#3">
   <dgm:title val=""/>
   <dgm:desc val=""/>
   <dgm:catLst>
@@ -18742,7 +18104,7 @@
 <dgm:dataModel xmlns:dgm="http://schemas.openxmlformats.org/drawingml/2006/diagram" xmlns:a="http://schemas.openxmlformats.org/drawingml/2006/main">
   <dgm:ptLst>
     <dgm:pt modelId="{74B35B75-5A5C-43EB-8382-C40B2541A719}" type="doc">
-      <dgm:prSet loTypeId="urn:microsoft.com/office/officeart/2005/8/layout/gear1" loCatId="process" qsTypeId="urn:microsoft.com/office/officeart/2005/8/quickstyle/simple1" qsCatId="simple" csTypeId="urn:microsoft.com/office/officeart/2005/8/colors/accent1_2" csCatId="accent1" phldr="1"/>
+      <dgm:prSet loTypeId="urn:microsoft.com/office/officeart/2005/8/layout/gear1" loCatId="process" qsTypeId="urn:microsoft.com/office/officeart/2005/8/quickstyle/simple1#10" qsCatId="simple" csTypeId="urn:microsoft.com/office/officeart/2005/8/colors/accent1_2#5" csCatId="accent1" phldr="1"/>
       <dgm:spPr/>
       <dgm:t>
         <a:bodyPr/>
@@ -18971,13 +18333,6 @@
         </dgm:presLayoutVars>
       </dgm:prSet>
       <dgm:spPr/>
-      <dgm:t>
-        <a:bodyPr/>
-        <a:lstStyle/>
-        <a:p>
-          <a:endParaRPr lang="es-ES"/>
-        </a:p>
-      </dgm:t>
     </dgm:pt>
     <dgm:pt modelId="{B740AD43-FAE1-4D37-B5B2-B38F2345BECC}" type="pres">
       <dgm:prSet presAssocID="{4BC48370-AA74-4829-B4E7-B32B503D60A7}" presName="gear1" presStyleLbl="node1" presStyleIdx="0" presStyleCnt="3">
@@ -18987,35 +18342,14 @@
         </dgm:presLayoutVars>
       </dgm:prSet>
       <dgm:spPr/>
-      <dgm:t>
-        <a:bodyPr/>
-        <a:lstStyle/>
-        <a:p>
-          <a:endParaRPr lang="es-ES"/>
-        </a:p>
-      </dgm:t>
     </dgm:pt>
     <dgm:pt modelId="{FEE0DF87-0E41-4C24-8BE9-C834421ABD07}" type="pres">
       <dgm:prSet presAssocID="{4BC48370-AA74-4829-B4E7-B32B503D60A7}" presName="gear1srcNode" presStyleLbl="node1" presStyleIdx="0" presStyleCnt="3"/>
       <dgm:spPr/>
-      <dgm:t>
-        <a:bodyPr/>
-        <a:lstStyle/>
-        <a:p>
-          <a:endParaRPr lang="es-ES"/>
-        </a:p>
-      </dgm:t>
     </dgm:pt>
     <dgm:pt modelId="{086D7A07-140F-4414-A3F3-613036664362}" type="pres">
       <dgm:prSet presAssocID="{4BC48370-AA74-4829-B4E7-B32B503D60A7}" presName="gear1dstNode" presStyleLbl="node1" presStyleIdx="0" presStyleCnt="3"/>
       <dgm:spPr/>
-      <dgm:t>
-        <a:bodyPr/>
-        <a:lstStyle/>
-        <a:p>
-          <a:endParaRPr lang="es-ES"/>
-        </a:p>
-      </dgm:t>
     </dgm:pt>
     <dgm:pt modelId="{CA1FE28F-E180-42F6-93DD-97E6EEEDBCE6}" type="pres">
       <dgm:prSet presAssocID="{95379674-B1FA-47D3-9A7D-8FDBEB9B29E4}" presName="gear2" presStyleLbl="node1" presStyleIdx="1" presStyleCnt="3">
@@ -19025,46 +18359,18 @@
         </dgm:presLayoutVars>
       </dgm:prSet>
       <dgm:spPr/>
-      <dgm:t>
-        <a:bodyPr/>
-        <a:lstStyle/>
-        <a:p>
-          <a:endParaRPr lang="es-ES"/>
-        </a:p>
-      </dgm:t>
     </dgm:pt>
     <dgm:pt modelId="{29E726A7-63B2-4E3C-A2F6-7A3B38C321B8}" type="pres">
       <dgm:prSet presAssocID="{95379674-B1FA-47D3-9A7D-8FDBEB9B29E4}" presName="gear2srcNode" presStyleLbl="node1" presStyleIdx="1" presStyleCnt="3"/>
       <dgm:spPr/>
-      <dgm:t>
-        <a:bodyPr/>
-        <a:lstStyle/>
-        <a:p>
-          <a:endParaRPr lang="es-ES"/>
-        </a:p>
-      </dgm:t>
     </dgm:pt>
     <dgm:pt modelId="{98121D44-E5E6-4196-BDA4-E3149FBFF9DC}" type="pres">
       <dgm:prSet presAssocID="{95379674-B1FA-47D3-9A7D-8FDBEB9B29E4}" presName="gear2dstNode" presStyleLbl="node1" presStyleIdx="1" presStyleCnt="3"/>
       <dgm:spPr/>
-      <dgm:t>
-        <a:bodyPr/>
-        <a:lstStyle/>
-        <a:p>
-          <a:endParaRPr lang="es-ES"/>
-        </a:p>
-      </dgm:t>
     </dgm:pt>
     <dgm:pt modelId="{86B9EC71-C7FF-4FAD-A5D7-65FE7A5C6C03}" type="pres">
       <dgm:prSet presAssocID="{890377E4-6249-484A-962D-9F4D1389236B}" presName="gear3" presStyleLbl="node1" presStyleIdx="2" presStyleCnt="3"/>
       <dgm:spPr/>
-      <dgm:t>
-        <a:bodyPr/>
-        <a:lstStyle/>
-        <a:p>
-          <a:endParaRPr lang="es-ES"/>
-        </a:p>
-      </dgm:t>
     </dgm:pt>
     <dgm:pt modelId="{2D1517E3-CB0C-4FCB-8C40-AF7E36C5913C}" type="pres">
       <dgm:prSet presAssocID="{890377E4-6249-484A-962D-9F4D1389236B}" presName="gear3tx" presStyleLbl="node1" presStyleIdx="2" presStyleCnt="3">
@@ -19074,35 +18380,14 @@
         </dgm:presLayoutVars>
       </dgm:prSet>
       <dgm:spPr/>
-      <dgm:t>
-        <a:bodyPr/>
-        <a:lstStyle/>
-        <a:p>
-          <a:endParaRPr lang="es-ES"/>
-        </a:p>
-      </dgm:t>
     </dgm:pt>
     <dgm:pt modelId="{F5F08D36-BD97-4F91-97C1-FCA8BE21FDB4}" type="pres">
       <dgm:prSet presAssocID="{890377E4-6249-484A-962D-9F4D1389236B}" presName="gear3srcNode" presStyleLbl="node1" presStyleIdx="2" presStyleCnt="3"/>
       <dgm:spPr/>
-      <dgm:t>
-        <a:bodyPr/>
-        <a:lstStyle/>
-        <a:p>
-          <a:endParaRPr lang="es-ES"/>
-        </a:p>
-      </dgm:t>
     </dgm:pt>
     <dgm:pt modelId="{67BB4545-A954-46A6-AC58-EAA532BD22C6}" type="pres">
       <dgm:prSet presAssocID="{890377E4-6249-484A-962D-9F4D1389236B}" presName="gear3dstNode" presStyleLbl="node1" presStyleIdx="2" presStyleCnt="3"/>
       <dgm:spPr/>
-      <dgm:t>
-        <a:bodyPr/>
-        <a:lstStyle/>
-        <a:p>
-          <a:endParaRPr lang="es-ES"/>
-        </a:p>
-      </dgm:t>
     </dgm:pt>
     <dgm:pt modelId="{7CA934F0-2BF3-489E-BD37-22A3DFAB832F}" type="pres">
       <dgm:prSet presAssocID="{890377E4-6249-484A-962D-9F4D1389236B}" presName="gear3ch" presStyleLbl="fgAcc1" presStyleIdx="0" presStyleCnt="1" custLinFactX="-100000" custLinFactNeighborX="-136874" custLinFactNeighborY="-36630">
@@ -19112,70 +18397,42 @@
         </dgm:presLayoutVars>
       </dgm:prSet>
       <dgm:spPr/>
-      <dgm:t>
-        <a:bodyPr/>
-        <a:lstStyle/>
-        <a:p>
-          <a:endParaRPr lang="es-ES"/>
-        </a:p>
-      </dgm:t>
     </dgm:pt>
     <dgm:pt modelId="{438D71B3-2E35-4738-8CD3-AE640DA8C1F1}" type="pres">
       <dgm:prSet presAssocID="{95389824-16EE-473C-BBB6-79E8B5CEE435}" presName="connector1" presStyleLbl="sibTrans2D1" presStyleIdx="0" presStyleCnt="3"/>
       <dgm:spPr/>
-      <dgm:t>
-        <a:bodyPr/>
-        <a:lstStyle/>
-        <a:p>
-          <a:endParaRPr lang="es-ES"/>
-        </a:p>
-      </dgm:t>
     </dgm:pt>
     <dgm:pt modelId="{E6687E42-6888-485C-9AA8-37C715091CE8}" type="pres">
       <dgm:prSet presAssocID="{C286B483-1287-4EBD-B3BA-04933C105CEB}" presName="connector2" presStyleLbl="sibTrans2D1" presStyleIdx="1" presStyleCnt="3"/>
       <dgm:spPr/>
-      <dgm:t>
-        <a:bodyPr/>
-        <a:lstStyle/>
-        <a:p>
-          <a:endParaRPr lang="es-ES"/>
-        </a:p>
-      </dgm:t>
     </dgm:pt>
     <dgm:pt modelId="{181BDF28-EA19-4228-A3FC-17C3F586CD89}" type="pres">
       <dgm:prSet presAssocID="{81D579CD-6162-4DC9-AFBB-D65EDF11999D}" presName="connector3" presStyleLbl="sibTrans2D1" presStyleIdx="2" presStyleCnt="3"/>
       <dgm:spPr/>
-      <dgm:t>
-        <a:bodyPr/>
-        <a:lstStyle/>
-        <a:p>
-          <a:endParaRPr lang="es-ES"/>
-        </a:p>
-      </dgm:t>
     </dgm:pt>
   </dgm:ptLst>
   <dgm:cxnLst>
-    <dgm:cxn modelId="{8760545A-0671-4202-91CA-1F8BF84AB4F7}" type="presOf" srcId="{890377E4-6249-484A-962D-9F4D1389236B}" destId="{86B9EC71-C7FF-4FAD-A5D7-65FE7A5C6C03}" srcOrd="0" destOrd="0" presId="urn:microsoft.com/office/officeart/2005/8/layout/gear1"/>
-    <dgm:cxn modelId="{A10E83CE-36B9-4D23-83BB-F11AE533C02C}" type="presOf" srcId="{95379674-B1FA-47D3-9A7D-8FDBEB9B29E4}" destId="{CA1FE28F-E180-42F6-93DD-97E6EEEDBCE6}" srcOrd="0" destOrd="0" presId="urn:microsoft.com/office/officeart/2005/8/layout/gear1"/>
-    <dgm:cxn modelId="{A6861291-9D57-468C-8B2B-ADDD3DE1A996}" srcId="{74B35B75-5A5C-43EB-8382-C40B2541A719}" destId="{890377E4-6249-484A-962D-9F4D1389236B}" srcOrd="2" destOrd="0" parTransId="{F593BC13-CE9E-49E0-B3ED-5E07B1383979}" sibTransId="{81D579CD-6162-4DC9-AFBB-D65EDF11999D}"/>
-    <dgm:cxn modelId="{68B24154-9E92-4756-A943-D6800A0F7A19}" type="presOf" srcId="{2D943A64-3FD6-40BE-911C-6B291D04A58B}" destId="{7CA934F0-2BF3-489E-BD37-22A3DFAB832F}" srcOrd="0" destOrd="0" presId="urn:microsoft.com/office/officeart/2005/8/layout/gear1"/>
-    <dgm:cxn modelId="{19B80FBD-ACCE-43B9-A469-65716DA33A18}" srcId="{74B35B75-5A5C-43EB-8382-C40B2541A719}" destId="{4BC48370-AA74-4829-B4E7-B32B503D60A7}" srcOrd="0" destOrd="0" parTransId="{95048946-46E8-4D7C-A490-261A061A314A}" sibTransId="{95389824-16EE-473C-BBB6-79E8B5CEE435}"/>
-    <dgm:cxn modelId="{60B4DF9F-B481-475B-AC33-992ACA7980FB}" srcId="{74B35B75-5A5C-43EB-8382-C40B2541A719}" destId="{DEBAE2FD-5282-4D42-840A-69E2EE1E6327}" srcOrd="4" destOrd="0" parTransId="{927B89D3-AFB3-4CCA-A29D-6A8C541ECFFE}" sibTransId="{E7EB743B-F053-4DAF-8DB1-11B896A8113C}"/>
-    <dgm:cxn modelId="{3267A0BD-13C5-4825-BCA0-A9410314EED0}" type="presOf" srcId="{81D579CD-6162-4DC9-AFBB-D65EDF11999D}" destId="{181BDF28-EA19-4228-A3FC-17C3F586CD89}" srcOrd="0" destOrd="0" presId="urn:microsoft.com/office/officeart/2005/8/layout/gear1"/>
-    <dgm:cxn modelId="{25A1339A-46CD-404D-98CD-6434A2AA225E}" type="presOf" srcId="{890377E4-6249-484A-962D-9F4D1389236B}" destId="{2D1517E3-CB0C-4FCB-8C40-AF7E36C5913C}" srcOrd="1" destOrd="0" presId="urn:microsoft.com/office/officeart/2005/8/layout/gear1"/>
-    <dgm:cxn modelId="{45BD1499-960D-4BEB-B0C7-0A93EF2B4EDE}" srcId="{890377E4-6249-484A-962D-9F4D1389236B}" destId="{2D943A64-3FD6-40BE-911C-6B291D04A58B}" srcOrd="0" destOrd="0" parTransId="{90A045B3-87FF-4B7F-8669-978DA6C6CBD3}" sibTransId="{A1DDDCEC-1CB2-4A22-9E04-B28E1733E78E}"/>
-    <dgm:cxn modelId="{0C922EB6-D62B-4478-8970-58DDA8B31FE9}" type="presOf" srcId="{4BC48370-AA74-4829-B4E7-B32B503D60A7}" destId="{FEE0DF87-0E41-4C24-8BE9-C834421ABD07}" srcOrd="1" destOrd="0" presId="urn:microsoft.com/office/officeart/2005/8/layout/gear1"/>
-    <dgm:cxn modelId="{C8462B5E-02AC-4592-A4BA-48351B639E97}" type="presOf" srcId="{95379674-B1FA-47D3-9A7D-8FDBEB9B29E4}" destId="{29E726A7-63B2-4E3C-A2F6-7A3B38C321B8}" srcOrd="1" destOrd="0" presId="urn:microsoft.com/office/officeart/2005/8/layout/gear1"/>
-    <dgm:cxn modelId="{451122E8-DDEE-4A31-AC77-94942B1104C7}" type="presOf" srcId="{4BC48370-AA74-4829-B4E7-B32B503D60A7}" destId="{086D7A07-140F-4414-A3F3-613036664362}" srcOrd="2" destOrd="0" presId="urn:microsoft.com/office/officeart/2005/8/layout/gear1"/>
-    <dgm:cxn modelId="{4935AE92-403D-4F9D-8258-AF58BABFEECA}" type="presOf" srcId="{74B35B75-5A5C-43EB-8382-C40B2541A719}" destId="{5CB8AD85-0071-49CB-A23C-1D7712E8C597}" srcOrd="0" destOrd="0" presId="urn:microsoft.com/office/officeart/2005/8/layout/gear1"/>
-    <dgm:cxn modelId="{86701284-B1C3-4714-891C-2C105F98100B}" type="presOf" srcId="{95389824-16EE-473C-BBB6-79E8B5CEE435}" destId="{438D71B3-2E35-4738-8CD3-AE640DA8C1F1}" srcOrd="0" destOrd="0" presId="urn:microsoft.com/office/officeart/2005/8/layout/gear1"/>
-    <dgm:cxn modelId="{B2A24354-E553-40C5-8998-99E8C83338A7}" type="presOf" srcId="{890377E4-6249-484A-962D-9F4D1389236B}" destId="{67BB4545-A954-46A6-AC58-EAA532BD22C6}" srcOrd="3" destOrd="0" presId="urn:microsoft.com/office/officeart/2005/8/layout/gear1"/>
     <dgm:cxn modelId="{8813AE3E-A2E8-4E79-9E0C-4B33DE9C7CB6}" type="presOf" srcId="{95379674-B1FA-47D3-9A7D-8FDBEB9B29E4}" destId="{98121D44-E5E6-4196-BDA4-E3149FBFF9DC}" srcOrd="2" destOrd="0" presId="urn:microsoft.com/office/officeart/2005/8/layout/gear1"/>
-    <dgm:cxn modelId="{809FD2C9-C39A-4EA1-A562-154B623F3FCB}" type="presOf" srcId="{4BC48370-AA74-4829-B4E7-B32B503D60A7}" destId="{B740AD43-FAE1-4D37-B5B2-B38F2345BECC}" srcOrd="0" destOrd="0" presId="urn:microsoft.com/office/officeart/2005/8/layout/gear1"/>
-    <dgm:cxn modelId="{7AC4436A-26F6-4CB7-A221-D213D16F90E8}" srcId="{74B35B75-5A5C-43EB-8382-C40B2541A719}" destId="{9A6A602D-2F08-4E7F-88F6-31320899C2F8}" srcOrd="3" destOrd="0" parTransId="{83CE0A85-63CF-4EA0-A2A4-945BE61125BE}" sibTransId="{2878231B-934B-4BF9-8D5B-38831C9059CD}"/>
-    <dgm:cxn modelId="{5D118855-80DE-473D-9F4A-53FC3E74907F}" type="presOf" srcId="{890377E4-6249-484A-962D-9F4D1389236B}" destId="{F5F08D36-BD97-4F91-97C1-FCA8BE21FDB4}" srcOrd="2" destOrd="0" presId="urn:microsoft.com/office/officeart/2005/8/layout/gear1"/>
     <dgm:cxn modelId="{FB94A441-67E6-4765-86F9-3C9E44A2A13F}" type="presOf" srcId="{C286B483-1287-4EBD-B3BA-04933C105CEB}" destId="{E6687E42-6888-485C-9AA8-37C715091CE8}" srcOrd="0" destOrd="0" presId="urn:microsoft.com/office/officeart/2005/8/layout/gear1"/>
     <dgm:cxn modelId="{1DD03E52-B030-4AAF-A4AF-7BBA11D24E85}" srcId="{74B35B75-5A5C-43EB-8382-C40B2541A719}" destId="{95379674-B1FA-47D3-9A7D-8FDBEB9B29E4}" srcOrd="1" destOrd="0" parTransId="{EBD3AE40-0765-4184-AE7F-088D03576106}" sibTransId="{C286B483-1287-4EBD-B3BA-04933C105CEB}"/>
+    <dgm:cxn modelId="{68B24154-9E92-4756-A943-D6800A0F7A19}" type="presOf" srcId="{2D943A64-3FD6-40BE-911C-6B291D04A58B}" destId="{7CA934F0-2BF3-489E-BD37-22A3DFAB832F}" srcOrd="0" destOrd="0" presId="urn:microsoft.com/office/officeart/2005/8/layout/gear1"/>
+    <dgm:cxn modelId="{B2A24354-E553-40C5-8998-99E8C83338A7}" type="presOf" srcId="{890377E4-6249-484A-962D-9F4D1389236B}" destId="{67BB4545-A954-46A6-AC58-EAA532BD22C6}" srcOrd="3" destOrd="0" presId="urn:microsoft.com/office/officeart/2005/8/layout/gear1"/>
+    <dgm:cxn modelId="{5D118855-80DE-473D-9F4A-53FC3E74907F}" type="presOf" srcId="{890377E4-6249-484A-962D-9F4D1389236B}" destId="{F5F08D36-BD97-4F91-97C1-FCA8BE21FDB4}" srcOrd="2" destOrd="0" presId="urn:microsoft.com/office/officeart/2005/8/layout/gear1"/>
+    <dgm:cxn modelId="{8760545A-0671-4202-91CA-1F8BF84AB4F7}" type="presOf" srcId="{890377E4-6249-484A-962D-9F4D1389236B}" destId="{86B9EC71-C7FF-4FAD-A5D7-65FE7A5C6C03}" srcOrd="0" destOrd="0" presId="urn:microsoft.com/office/officeart/2005/8/layout/gear1"/>
+    <dgm:cxn modelId="{C8462B5E-02AC-4592-A4BA-48351B639E97}" type="presOf" srcId="{95379674-B1FA-47D3-9A7D-8FDBEB9B29E4}" destId="{29E726A7-63B2-4E3C-A2F6-7A3B38C321B8}" srcOrd="1" destOrd="0" presId="urn:microsoft.com/office/officeart/2005/8/layout/gear1"/>
+    <dgm:cxn modelId="{7AC4436A-26F6-4CB7-A221-D213D16F90E8}" srcId="{74B35B75-5A5C-43EB-8382-C40B2541A719}" destId="{9A6A602D-2F08-4E7F-88F6-31320899C2F8}" srcOrd="3" destOrd="0" parTransId="{83CE0A85-63CF-4EA0-A2A4-945BE61125BE}" sibTransId="{2878231B-934B-4BF9-8D5B-38831C9059CD}"/>
+    <dgm:cxn modelId="{86701284-B1C3-4714-891C-2C105F98100B}" type="presOf" srcId="{95389824-16EE-473C-BBB6-79E8B5CEE435}" destId="{438D71B3-2E35-4738-8CD3-AE640DA8C1F1}" srcOrd="0" destOrd="0" presId="urn:microsoft.com/office/officeart/2005/8/layout/gear1"/>
+    <dgm:cxn modelId="{A6861291-9D57-468C-8B2B-ADDD3DE1A996}" srcId="{74B35B75-5A5C-43EB-8382-C40B2541A719}" destId="{890377E4-6249-484A-962D-9F4D1389236B}" srcOrd="2" destOrd="0" parTransId="{F593BC13-CE9E-49E0-B3ED-5E07B1383979}" sibTransId="{81D579CD-6162-4DC9-AFBB-D65EDF11999D}"/>
+    <dgm:cxn modelId="{4935AE92-403D-4F9D-8258-AF58BABFEECA}" type="presOf" srcId="{74B35B75-5A5C-43EB-8382-C40B2541A719}" destId="{5CB8AD85-0071-49CB-A23C-1D7712E8C597}" srcOrd="0" destOrd="0" presId="urn:microsoft.com/office/officeart/2005/8/layout/gear1"/>
+    <dgm:cxn modelId="{45BD1499-960D-4BEB-B0C7-0A93EF2B4EDE}" srcId="{890377E4-6249-484A-962D-9F4D1389236B}" destId="{2D943A64-3FD6-40BE-911C-6B291D04A58B}" srcOrd="0" destOrd="0" parTransId="{90A045B3-87FF-4B7F-8669-978DA6C6CBD3}" sibTransId="{A1DDDCEC-1CB2-4A22-9E04-B28E1733E78E}"/>
+    <dgm:cxn modelId="{25A1339A-46CD-404D-98CD-6434A2AA225E}" type="presOf" srcId="{890377E4-6249-484A-962D-9F4D1389236B}" destId="{2D1517E3-CB0C-4FCB-8C40-AF7E36C5913C}" srcOrd="1" destOrd="0" presId="urn:microsoft.com/office/officeart/2005/8/layout/gear1"/>
+    <dgm:cxn modelId="{60B4DF9F-B481-475B-AC33-992ACA7980FB}" srcId="{74B35B75-5A5C-43EB-8382-C40B2541A719}" destId="{DEBAE2FD-5282-4D42-840A-69E2EE1E6327}" srcOrd="4" destOrd="0" parTransId="{927B89D3-AFB3-4CCA-A29D-6A8C541ECFFE}" sibTransId="{E7EB743B-F053-4DAF-8DB1-11B896A8113C}"/>
+    <dgm:cxn modelId="{0C922EB6-D62B-4478-8970-58DDA8B31FE9}" type="presOf" srcId="{4BC48370-AA74-4829-B4E7-B32B503D60A7}" destId="{FEE0DF87-0E41-4C24-8BE9-C834421ABD07}" srcOrd="1" destOrd="0" presId="urn:microsoft.com/office/officeart/2005/8/layout/gear1"/>
+    <dgm:cxn modelId="{19B80FBD-ACCE-43B9-A469-65716DA33A18}" srcId="{74B35B75-5A5C-43EB-8382-C40B2541A719}" destId="{4BC48370-AA74-4829-B4E7-B32B503D60A7}" srcOrd="0" destOrd="0" parTransId="{95048946-46E8-4D7C-A490-261A061A314A}" sibTransId="{95389824-16EE-473C-BBB6-79E8B5CEE435}"/>
+    <dgm:cxn modelId="{3267A0BD-13C5-4825-BCA0-A9410314EED0}" type="presOf" srcId="{81D579CD-6162-4DC9-AFBB-D65EDF11999D}" destId="{181BDF28-EA19-4228-A3FC-17C3F586CD89}" srcOrd="0" destOrd="0" presId="urn:microsoft.com/office/officeart/2005/8/layout/gear1"/>
+    <dgm:cxn modelId="{809FD2C9-C39A-4EA1-A562-154B623F3FCB}" type="presOf" srcId="{4BC48370-AA74-4829-B4E7-B32B503D60A7}" destId="{B740AD43-FAE1-4D37-B5B2-B38F2345BECC}" srcOrd="0" destOrd="0" presId="urn:microsoft.com/office/officeart/2005/8/layout/gear1"/>
+    <dgm:cxn modelId="{A10E83CE-36B9-4D23-83BB-F11AE533C02C}" type="presOf" srcId="{95379674-B1FA-47D3-9A7D-8FDBEB9B29E4}" destId="{CA1FE28F-E180-42F6-93DD-97E6EEEDBCE6}" srcOrd="0" destOrd="0" presId="urn:microsoft.com/office/officeart/2005/8/layout/gear1"/>
+    <dgm:cxn modelId="{451122E8-DDEE-4A31-AC77-94942B1104C7}" type="presOf" srcId="{4BC48370-AA74-4829-B4E7-B32B503D60A7}" destId="{086D7A07-140F-4414-A3F3-613036664362}" srcOrd="2" destOrd="0" presId="urn:microsoft.com/office/officeart/2005/8/layout/gear1"/>
     <dgm:cxn modelId="{DA9AA40A-2254-481D-B351-1023F3968C82}" type="presParOf" srcId="{5CB8AD85-0071-49CB-A23C-1D7712E8C597}" destId="{B740AD43-FAE1-4D37-B5B2-B38F2345BECC}" srcOrd="0" destOrd="0" presId="urn:microsoft.com/office/officeart/2005/8/layout/gear1"/>
     <dgm:cxn modelId="{090E0132-ADC5-47EC-B23F-0CFAEE4E247E}" type="presParOf" srcId="{5CB8AD85-0071-49CB-A23C-1D7712E8C597}" destId="{FEE0DF87-0E41-4C24-8BE9-C834421ABD07}" srcOrd="1" destOrd="0" presId="urn:microsoft.com/office/officeart/2005/8/layout/gear1"/>
     <dgm:cxn modelId="{18956513-89BA-4240-A8DB-C348B07F5384}" type="presParOf" srcId="{5CB8AD85-0071-49CB-A23C-1D7712E8C597}" destId="{086D7A07-140F-4414-A3F3-613036664362}" srcOrd="2" destOrd="0" presId="urn:microsoft.com/office/officeart/2005/8/layout/gear1"/>
@@ -19195,7 +18452,7 @@
   <dgm:whole/>
   <dgm:extLst>
     <a:ext uri="http://schemas.microsoft.com/office/drawing/2008/diagram">
-      <dsp:dataModelExt xmlns:dsp="http://schemas.microsoft.com/office/drawing/2008/diagram" relId="rId24" minVer="http://schemas.openxmlformats.org/drawingml/2006/diagram"/>
+      <dsp:dataModelExt xmlns:dsp="http://schemas.microsoft.com/office/drawing/2008/diagram" relId="rId25" minVer="http://schemas.openxmlformats.org/drawingml/2006/diagram"/>
     </a:ext>
   </dgm:extLst>
 </dgm:dataModel>
@@ -19205,7 +18462,7 @@
 <dgm:dataModel xmlns:dgm="http://schemas.openxmlformats.org/drawingml/2006/diagram" xmlns:a="http://schemas.openxmlformats.org/drawingml/2006/main">
   <dgm:ptLst>
     <dgm:pt modelId="{B2C7C230-34BD-459E-9241-C70334FB58B7}" type="doc">
-      <dgm:prSet loTypeId="urn:microsoft.com/office/officeart/2005/8/layout/orgChart1" loCatId="hierarchy" qsTypeId="urn:microsoft.com/office/officeart/2005/8/quickstyle/simple1" qsCatId="simple" csTypeId="urn:microsoft.com/office/officeart/2005/8/colors/colorful4" csCatId="colorful" phldr="1"/>
+      <dgm:prSet loTypeId="urn:microsoft.com/office/officeart/2005/8/layout/orgChart1" loCatId="hierarchy" qsTypeId="urn:microsoft.com/office/officeart/2005/8/quickstyle/simple1#11" qsCatId="simple" csTypeId="urn:microsoft.com/office/officeart/2005/8/colors/colorful4#3" csCatId="colorful" phldr="1"/>
       <dgm:spPr/>
       <dgm:t>
         <a:bodyPr/>
@@ -19889,13 +19146,6 @@
         </dgm:presLayoutVars>
       </dgm:prSet>
       <dgm:spPr/>
-      <dgm:t>
-        <a:bodyPr/>
-        <a:lstStyle/>
-        <a:p>
-          <a:endParaRPr lang="es-ES"/>
-        </a:p>
-      </dgm:t>
     </dgm:pt>
     <dgm:pt modelId="{FC116CD2-8A16-4721-A8BB-A5E860C45D17}" type="pres">
       <dgm:prSet presAssocID="{DE23707D-A6B4-434A-B9CD-DBADAA60F076}" presName="hierRoot1" presStyleCnt="0">
@@ -19916,24 +19166,10 @@
         </dgm:presLayoutVars>
       </dgm:prSet>
       <dgm:spPr/>
-      <dgm:t>
-        <a:bodyPr/>
-        <a:lstStyle/>
-        <a:p>
-          <a:endParaRPr lang="es-ES"/>
-        </a:p>
-      </dgm:t>
     </dgm:pt>
     <dgm:pt modelId="{74008406-2E9A-40C1-ACBD-FCF7851B9015}" type="pres">
       <dgm:prSet presAssocID="{DE23707D-A6B4-434A-B9CD-DBADAA60F076}" presName="rootConnector1" presStyleLbl="node1" presStyleIdx="0" presStyleCnt="0"/>
       <dgm:spPr/>
-      <dgm:t>
-        <a:bodyPr/>
-        <a:lstStyle/>
-        <a:p>
-          <a:endParaRPr lang="es-ES"/>
-        </a:p>
-      </dgm:t>
     </dgm:pt>
     <dgm:pt modelId="{26A5C9DC-304C-4491-B3DF-596886FF475F}" type="pres">
       <dgm:prSet presAssocID="{DE23707D-A6B4-434A-B9CD-DBADAA60F076}" presName="hierChild2" presStyleCnt="0"/>
@@ -19942,13 +19178,6 @@
     <dgm:pt modelId="{82360CB7-D751-455F-8991-9E0CB1368123}" type="pres">
       <dgm:prSet presAssocID="{A49D709B-34BD-4913-9167-AB1765DD25C4}" presName="Name37" presStyleLbl="parChTrans1D2" presStyleIdx="0" presStyleCnt="4"/>
       <dgm:spPr/>
-      <dgm:t>
-        <a:bodyPr/>
-        <a:lstStyle/>
-        <a:p>
-          <a:endParaRPr lang="es-ES"/>
-        </a:p>
-      </dgm:t>
     </dgm:pt>
     <dgm:pt modelId="{A387E706-3883-4CC8-B7A5-57E50A5DD3C6}" type="pres">
       <dgm:prSet presAssocID="{2061C71C-D4C1-421B-AA6D-62ADE5BDBE07}" presName="hierRoot2" presStyleCnt="0">
@@ -19969,24 +19198,10 @@
         </dgm:presLayoutVars>
       </dgm:prSet>
       <dgm:spPr/>
-      <dgm:t>
-        <a:bodyPr/>
-        <a:lstStyle/>
-        <a:p>
-          <a:endParaRPr lang="es-ES"/>
-        </a:p>
-      </dgm:t>
     </dgm:pt>
     <dgm:pt modelId="{EA9C759F-1394-459E-8939-81BB859D964E}" type="pres">
       <dgm:prSet presAssocID="{2061C71C-D4C1-421B-AA6D-62ADE5BDBE07}" presName="rootConnector" presStyleLbl="node2" presStyleIdx="0" presStyleCnt="4"/>
       <dgm:spPr/>
-      <dgm:t>
-        <a:bodyPr/>
-        <a:lstStyle/>
-        <a:p>
-          <a:endParaRPr lang="es-ES"/>
-        </a:p>
-      </dgm:t>
     </dgm:pt>
     <dgm:pt modelId="{8B774710-300E-4FA3-9F7B-E27535D58BE8}" type="pres">
       <dgm:prSet presAssocID="{2061C71C-D4C1-421B-AA6D-62ADE5BDBE07}" presName="hierChild4" presStyleCnt="0"/>
@@ -19995,13 +19210,6 @@
     <dgm:pt modelId="{9A1ED93D-1988-4824-83A6-0EF43EDB1ED7}" type="pres">
       <dgm:prSet presAssocID="{AB582C42-2096-4121-BAA4-FC59220B4FC6}" presName="Name37" presStyleLbl="parChTrans1D3" presStyleIdx="0" presStyleCnt="13"/>
       <dgm:spPr/>
-      <dgm:t>
-        <a:bodyPr/>
-        <a:lstStyle/>
-        <a:p>
-          <a:endParaRPr lang="es-ES"/>
-        </a:p>
-      </dgm:t>
     </dgm:pt>
     <dgm:pt modelId="{840F9AE5-8488-4D81-B2F3-E84ACE2F4C8E}" type="pres">
       <dgm:prSet presAssocID="{5F3DE191-1B73-4BFC-B454-66A1D719B38A}" presName="hierRoot2" presStyleCnt="0">
@@ -20022,24 +19230,10 @@
         </dgm:presLayoutVars>
       </dgm:prSet>
       <dgm:spPr/>
-      <dgm:t>
-        <a:bodyPr/>
-        <a:lstStyle/>
-        <a:p>
-          <a:endParaRPr lang="es-ES"/>
-        </a:p>
-      </dgm:t>
     </dgm:pt>
     <dgm:pt modelId="{B3EEED3B-24D6-4C27-BAE9-61828F1E7115}" type="pres">
       <dgm:prSet presAssocID="{5F3DE191-1B73-4BFC-B454-66A1D719B38A}" presName="rootConnector" presStyleLbl="node3" presStyleIdx="0" presStyleCnt="13"/>
       <dgm:spPr/>
-      <dgm:t>
-        <a:bodyPr/>
-        <a:lstStyle/>
-        <a:p>
-          <a:endParaRPr lang="es-ES"/>
-        </a:p>
-      </dgm:t>
     </dgm:pt>
     <dgm:pt modelId="{E211EC90-F252-4120-8566-ED66DDB2DF47}" type="pres">
       <dgm:prSet presAssocID="{5F3DE191-1B73-4BFC-B454-66A1D719B38A}" presName="hierChild4" presStyleCnt="0"/>
@@ -20052,13 +19246,6 @@
     <dgm:pt modelId="{2553A8FE-B7AC-4A02-A132-C3E30890BA4E}" type="pres">
       <dgm:prSet presAssocID="{0CF4057C-7E70-4983-90B4-716077DA8BD8}" presName="Name37" presStyleLbl="parChTrans1D3" presStyleIdx="1" presStyleCnt="13"/>
       <dgm:spPr/>
-      <dgm:t>
-        <a:bodyPr/>
-        <a:lstStyle/>
-        <a:p>
-          <a:endParaRPr lang="es-ES"/>
-        </a:p>
-      </dgm:t>
     </dgm:pt>
     <dgm:pt modelId="{11C159AC-393D-4A14-A112-90B8098E4C9B}" type="pres">
       <dgm:prSet presAssocID="{00EA4727-E3E6-4739-87CE-039E66B5BB7E}" presName="hierRoot2" presStyleCnt="0">
@@ -20079,24 +19266,10 @@
         </dgm:presLayoutVars>
       </dgm:prSet>
       <dgm:spPr/>
-      <dgm:t>
-        <a:bodyPr/>
-        <a:lstStyle/>
-        <a:p>
-          <a:endParaRPr lang="es-ES"/>
-        </a:p>
-      </dgm:t>
     </dgm:pt>
     <dgm:pt modelId="{A3D6420D-BED9-4F1F-81AD-EFB724B107F7}" type="pres">
       <dgm:prSet presAssocID="{00EA4727-E3E6-4739-87CE-039E66B5BB7E}" presName="rootConnector" presStyleLbl="node3" presStyleIdx="1" presStyleCnt="13"/>
       <dgm:spPr/>
-      <dgm:t>
-        <a:bodyPr/>
-        <a:lstStyle/>
-        <a:p>
-          <a:endParaRPr lang="es-ES"/>
-        </a:p>
-      </dgm:t>
     </dgm:pt>
     <dgm:pt modelId="{BBE9E4C1-E1BA-413B-B284-E7EBF509C0AB}" type="pres">
       <dgm:prSet presAssocID="{00EA4727-E3E6-4739-87CE-039E66B5BB7E}" presName="hierChild4" presStyleCnt="0"/>
@@ -20109,13 +19282,6 @@
     <dgm:pt modelId="{F2900780-A6E0-42B5-BA84-0B015B5CE1E4}" type="pres">
       <dgm:prSet presAssocID="{5F0C92FC-F1AC-46D4-8E04-3B93715ADEFA}" presName="Name37" presStyleLbl="parChTrans1D3" presStyleIdx="2" presStyleCnt="13"/>
       <dgm:spPr/>
-      <dgm:t>
-        <a:bodyPr/>
-        <a:lstStyle/>
-        <a:p>
-          <a:endParaRPr lang="es-ES"/>
-        </a:p>
-      </dgm:t>
     </dgm:pt>
     <dgm:pt modelId="{B4874BC0-2852-4149-ADC6-05CABD1976D5}" type="pres">
       <dgm:prSet presAssocID="{DC1F3189-ABD3-4CD9-B545-746D18834ED9}" presName="hierRoot2" presStyleCnt="0">
@@ -20136,24 +19302,10 @@
         </dgm:presLayoutVars>
       </dgm:prSet>
       <dgm:spPr/>
-      <dgm:t>
-        <a:bodyPr/>
-        <a:lstStyle/>
-        <a:p>
-          <a:endParaRPr lang="es-ES"/>
-        </a:p>
-      </dgm:t>
     </dgm:pt>
     <dgm:pt modelId="{4ACD5102-F45F-45B2-8EF9-88B075E357E5}" type="pres">
       <dgm:prSet presAssocID="{DC1F3189-ABD3-4CD9-B545-746D18834ED9}" presName="rootConnector" presStyleLbl="node3" presStyleIdx="2" presStyleCnt="13"/>
       <dgm:spPr/>
-      <dgm:t>
-        <a:bodyPr/>
-        <a:lstStyle/>
-        <a:p>
-          <a:endParaRPr lang="es-ES"/>
-        </a:p>
-      </dgm:t>
     </dgm:pt>
     <dgm:pt modelId="{D36C90AF-B338-48C0-8DC5-D4D994F4E36F}" type="pres">
       <dgm:prSet presAssocID="{DC1F3189-ABD3-4CD9-B545-746D18834ED9}" presName="hierChild4" presStyleCnt="0"/>
@@ -20170,13 +19322,6 @@
     <dgm:pt modelId="{1E3C96BC-A6BA-420B-9F59-994184F8ED9B}" type="pres">
       <dgm:prSet presAssocID="{752FE34B-9E3E-4011-80C8-B92212C4DDC0}" presName="Name37" presStyleLbl="parChTrans1D2" presStyleIdx="1" presStyleCnt="4"/>
       <dgm:spPr/>
-      <dgm:t>
-        <a:bodyPr/>
-        <a:lstStyle/>
-        <a:p>
-          <a:endParaRPr lang="es-ES"/>
-        </a:p>
-      </dgm:t>
     </dgm:pt>
     <dgm:pt modelId="{DA8F730E-9AB3-441C-8858-623FA723A348}" type="pres">
       <dgm:prSet presAssocID="{F5C7ACD8-E2BF-4370-85C2-C9FCF06F31B7}" presName="hierRoot2" presStyleCnt="0">
@@ -20197,24 +19342,10 @@
         </dgm:presLayoutVars>
       </dgm:prSet>
       <dgm:spPr/>
-      <dgm:t>
-        <a:bodyPr/>
-        <a:lstStyle/>
-        <a:p>
-          <a:endParaRPr lang="es-ES"/>
-        </a:p>
-      </dgm:t>
     </dgm:pt>
     <dgm:pt modelId="{5F5EDEBA-51CC-48A5-8C58-7791C6B23FB1}" type="pres">
       <dgm:prSet presAssocID="{F5C7ACD8-E2BF-4370-85C2-C9FCF06F31B7}" presName="rootConnector" presStyleLbl="node2" presStyleIdx="1" presStyleCnt="4"/>
       <dgm:spPr/>
-      <dgm:t>
-        <a:bodyPr/>
-        <a:lstStyle/>
-        <a:p>
-          <a:endParaRPr lang="es-ES"/>
-        </a:p>
-      </dgm:t>
     </dgm:pt>
     <dgm:pt modelId="{9DF3196B-3E4B-424F-94C6-DECD5835ECFE}" type="pres">
       <dgm:prSet presAssocID="{F5C7ACD8-E2BF-4370-85C2-C9FCF06F31B7}" presName="hierChild4" presStyleCnt="0"/>
@@ -20223,13 +19354,6 @@
     <dgm:pt modelId="{63DDB5F5-E575-42D4-8F9D-BFBEE17BE67A}" type="pres">
       <dgm:prSet presAssocID="{C630C278-259B-48E4-8B45-BF3E28E808BB}" presName="Name37" presStyleLbl="parChTrans1D3" presStyleIdx="3" presStyleCnt="13"/>
       <dgm:spPr/>
-      <dgm:t>
-        <a:bodyPr/>
-        <a:lstStyle/>
-        <a:p>
-          <a:endParaRPr lang="es-ES"/>
-        </a:p>
-      </dgm:t>
     </dgm:pt>
     <dgm:pt modelId="{6109DDCD-413A-4416-833C-4865F7077DAA}" type="pres">
       <dgm:prSet presAssocID="{A18A19A0-7FD5-4495-84DC-76234B9339F4}" presName="hierRoot2" presStyleCnt="0">
@@ -20250,24 +19374,10 @@
         </dgm:presLayoutVars>
       </dgm:prSet>
       <dgm:spPr/>
-      <dgm:t>
-        <a:bodyPr/>
-        <a:lstStyle/>
-        <a:p>
-          <a:endParaRPr lang="es-ES"/>
-        </a:p>
-      </dgm:t>
     </dgm:pt>
     <dgm:pt modelId="{A6D9E163-E676-40CC-B21B-0F990231C3CD}" type="pres">
       <dgm:prSet presAssocID="{A18A19A0-7FD5-4495-84DC-76234B9339F4}" presName="rootConnector" presStyleLbl="node3" presStyleIdx="3" presStyleCnt="13"/>
       <dgm:spPr/>
-      <dgm:t>
-        <a:bodyPr/>
-        <a:lstStyle/>
-        <a:p>
-          <a:endParaRPr lang="es-ES"/>
-        </a:p>
-      </dgm:t>
     </dgm:pt>
     <dgm:pt modelId="{52DDB91A-BA04-4344-BB91-CC9E97D077DF}" type="pres">
       <dgm:prSet presAssocID="{A18A19A0-7FD5-4495-84DC-76234B9339F4}" presName="hierChild4" presStyleCnt="0"/>
@@ -20280,13 +19390,6 @@
     <dgm:pt modelId="{4143EC47-C6A7-48C3-848C-C863DADDFF72}" type="pres">
       <dgm:prSet presAssocID="{96A499DD-B853-4951-9E50-0D05CF975033}" presName="Name37" presStyleLbl="parChTrans1D3" presStyleIdx="4" presStyleCnt="13"/>
       <dgm:spPr/>
-      <dgm:t>
-        <a:bodyPr/>
-        <a:lstStyle/>
-        <a:p>
-          <a:endParaRPr lang="es-ES"/>
-        </a:p>
-      </dgm:t>
     </dgm:pt>
     <dgm:pt modelId="{C087145F-DDC4-472B-900D-C8C6FCC7E75D}" type="pres">
       <dgm:prSet presAssocID="{849CD043-C3CD-4C8B-BC97-B460C76A4557}" presName="hierRoot2" presStyleCnt="0">
@@ -20307,24 +19410,10 @@
         </dgm:presLayoutVars>
       </dgm:prSet>
       <dgm:spPr/>
-      <dgm:t>
-        <a:bodyPr/>
-        <a:lstStyle/>
-        <a:p>
-          <a:endParaRPr lang="es-ES"/>
-        </a:p>
-      </dgm:t>
     </dgm:pt>
     <dgm:pt modelId="{8AF02169-8266-426C-8D34-0C7BEF026BF4}" type="pres">
       <dgm:prSet presAssocID="{849CD043-C3CD-4C8B-BC97-B460C76A4557}" presName="rootConnector" presStyleLbl="node3" presStyleIdx="4" presStyleCnt="13"/>
       <dgm:spPr/>
-      <dgm:t>
-        <a:bodyPr/>
-        <a:lstStyle/>
-        <a:p>
-          <a:endParaRPr lang="es-ES"/>
-        </a:p>
-      </dgm:t>
     </dgm:pt>
     <dgm:pt modelId="{17A723BE-088C-4297-896D-14D5C67832C5}" type="pres">
       <dgm:prSet presAssocID="{849CD043-C3CD-4C8B-BC97-B460C76A4557}" presName="hierChild4" presStyleCnt="0"/>
@@ -20337,13 +19426,6 @@
     <dgm:pt modelId="{F4BC8E61-3173-4B90-BD0D-760EB1E04C60}" type="pres">
       <dgm:prSet presAssocID="{7E9AAA10-E8C7-44BA-94D3-F58E691A5169}" presName="Name37" presStyleLbl="parChTrans1D3" presStyleIdx="5" presStyleCnt="13"/>
       <dgm:spPr/>
-      <dgm:t>
-        <a:bodyPr/>
-        <a:lstStyle/>
-        <a:p>
-          <a:endParaRPr lang="es-ES"/>
-        </a:p>
-      </dgm:t>
     </dgm:pt>
     <dgm:pt modelId="{628275A3-4946-4456-B460-3FB64E3C3622}" type="pres">
       <dgm:prSet presAssocID="{FF9703A4-0170-4451-804F-F013C7CC4C8C}" presName="hierRoot2" presStyleCnt="0">
@@ -20364,24 +19446,10 @@
         </dgm:presLayoutVars>
       </dgm:prSet>
       <dgm:spPr/>
-      <dgm:t>
-        <a:bodyPr/>
-        <a:lstStyle/>
-        <a:p>
-          <a:endParaRPr lang="es-ES"/>
-        </a:p>
-      </dgm:t>
     </dgm:pt>
     <dgm:pt modelId="{F0BF0726-7C87-47B0-932A-79591A03852D}" type="pres">
       <dgm:prSet presAssocID="{FF9703A4-0170-4451-804F-F013C7CC4C8C}" presName="rootConnector" presStyleLbl="node3" presStyleIdx="5" presStyleCnt="13"/>
       <dgm:spPr/>
-      <dgm:t>
-        <a:bodyPr/>
-        <a:lstStyle/>
-        <a:p>
-          <a:endParaRPr lang="es-ES"/>
-        </a:p>
-      </dgm:t>
     </dgm:pt>
     <dgm:pt modelId="{BC54CD03-C6AE-4986-81C8-D5C607470C50}" type="pres">
       <dgm:prSet presAssocID="{FF9703A4-0170-4451-804F-F013C7CC4C8C}" presName="hierChild4" presStyleCnt="0"/>
@@ -20394,13 +19462,6 @@
     <dgm:pt modelId="{905866F6-3C00-407C-858D-CF6102E00360}" type="pres">
       <dgm:prSet presAssocID="{84DDE08D-5177-4669-85AF-99FF70BECC2B}" presName="Name37" presStyleLbl="parChTrans1D3" presStyleIdx="6" presStyleCnt="13"/>
       <dgm:spPr/>
-      <dgm:t>
-        <a:bodyPr/>
-        <a:lstStyle/>
-        <a:p>
-          <a:endParaRPr lang="es-ES"/>
-        </a:p>
-      </dgm:t>
     </dgm:pt>
     <dgm:pt modelId="{E633DD36-62FC-47DB-8782-7D7FE7F63D4D}" type="pres">
       <dgm:prSet presAssocID="{55BABFBB-90FC-4505-B347-8AF089AC7728}" presName="hierRoot2" presStyleCnt="0">
@@ -20421,24 +19482,10 @@
         </dgm:presLayoutVars>
       </dgm:prSet>
       <dgm:spPr/>
-      <dgm:t>
-        <a:bodyPr/>
-        <a:lstStyle/>
-        <a:p>
-          <a:endParaRPr lang="es-ES"/>
-        </a:p>
-      </dgm:t>
     </dgm:pt>
     <dgm:pt modelId="{1480EB1C-65B5-44A1-B1A3-9AEF27509C21}" type="pres">
       <dgm:prSet presAssocID="{55BABFBB-90FC-4505-B347-8AF089AC7728}" presName="rootConnector" presStyleLbl="node3" presStyleIdx="6" presStyleCnt="13"/>
       <dgm:spPr/>
-      <dgm:t>
-        <a:bodyPr/>
-        <a:lstStyle/>
-        <a:p>
-          <a:endParaRPr lang="es-ES"/>
-        </a:p>
-      </dgm:t>
     </dgm:pt>
     <dgm:pt modelId="{C8524D95-87E9-435D-8F79-A68DD00D76CF}" type="pres">
       <dgm:prSet presAssocID="{55BABFBB-90FC-4505-B347-8AF089AC7728}" presName="hierChild4" presStyleCnt="0"/>
@@ -20455,13 +19502,6 @@
     <dgm:pt modelId="{16A2B70C-4274-4762-8AC7-E338DCA99BDE}" type="pres">
       <dgm:prSet presAssocID="{0EF5BF63-32B1-44EA-A3F7-6EAE83BB17AF}" presName="Name37" presStyleLbl="parChTrans1D2" presStyleIdx="2" presStyleCnt="4"/>
       <dgm:spPr/>
-      <dgm:t>
-        <a:bodyPr/>
-        <a:lstStyle/>
-        <a:p>
-          <a:endParaRPr lang="es-ES"/>
-        </a:p>
-      </dgm:t>
     </dgm:pt>
     <dgm:pt modelId="{A12BFA77-2286-43E1-869B-73C5E6A0EA37}" type="pres">
       <dgm:prSet presAssocID="{8E4E9116-8595-4F91-AC4C-14F909ECA2F5}" presName="hierRoot2" presStyleCnt="0">
@@ -20482,24 +19522,10 @@
         </dgm:presLayoutVars>
       </dgm:prSet>
       <dgm:spPr/>
-      <dgm:t>
-        <a:bodyPr/>
-        <a:lstStyle/>
-        <a:p>
-          <a:endParaRPr lang="es-ES"/>
-        </a:p>
-      </dgm:t>
     </dgm:pt>
     <dgm:pt modelId="{1B1C40A4-63F4-4673-B5AC-E238EC8D98E8}" type="pres">
       <dgm:prSet presAssocID="{8E4E9116-8595-4F91-AC4C-14F909ECA2F5}" presName="rootConnector" presStyleLbl="node2" presStyleIdx="2" presStyleCnt="4"/>
       <dgm:spPr/>
-      <dgm:t>
-        <a:bodyPr/>
-        <a:lstStyle/>
-        <a:p>
-          <a:endParaRPr lang="es-ES"/>
-        </a:p>
-      </dgm:t>
     </dgm:pt>
     <dgm:pt modelId="{0363913E-C553-4890-BDC1-555003C8BDA2}" type="pres">
       <dgm:prSet presAssocID="{8E4E9116-8595-4F91-AC4C-14F909ECA2F5}" presName="hierChild4" presStyleCnt="0"/>
@@ -20508,13 +19534,6 @@
     <dgm:pt modelId="{DCAB0E19-4EEC-43CD-A2DC-605AE7B76337}" type="pres">
       <dgm:prSet presAssocID="{855CE6D5-31AC-43A1-99FF-DEB69B06687B}" presName="Name37" presStyleLbl="parChTrans1D3" presStyleIdx="7" presStyleCnt="13"/>
       <dgm:spPr/>
-      <dgm:t>
-        <a:bodyPr/>
-        <a:lstStyle/>
-        <a:p>
-          <a:endParaRPr lang="es-ES"/>
-        </a:p>
-      </dgm:t>
     </dgm:pt>
     <dgm:pt modelId="{48DAE39B-1A09-4651-AE86-A741BCE106F8}" type="pres">
       <dgm:prSet presAssocID="{260478FF-7D51-4330-9459-E786A8BD62AC}" presName="hierRoot2" presStyleCnt="0">
@@ -20535,24 +19554,10 @@
         </dgm:presLayoutVars>
       </dgm:prSet>
       <dgm:spPr/>
-      <dgm:t>
-        <a:bodyPr/>
-        <a:lstStyle/>
-        <a:p>
-          <a:endParaRPr lang="es-ES"/>
-        </a:p>
-      </dgm:t>
     </dgm:pt>
     <dgm:pt modelId="{E523C20F-4DA1-49C7-B353-E9244A66F50F}" type="pres">
       <dgm:prSet presAssocID="{260478FF-7D51-4330-9459-E786A8BD62AC}" presName="rootConnector" presStyleLbl="node3" presStyleIdx="7" presStyleCnt="13"/>
       <dgm:spPr/>
-      <dgm:t>
-        <a:bodyPr/>
-        <a:lstStyle/>
-        <a:p>
-          <a:endParaRPr lang="es-ES"/>
-        </a:p>
-      </dgm:t>
     </dgm:pt>
     <dgm:pt modelId="{08140B03-4A71-442E-8287-96D72873B2D8}" type="pres">
       <dgm:prSet presAssocID="{260478FF-7D51-4330-9459-E786A8BD62AC}" presName="hierChild4" presStyleCnt="0"/>
@@ -20565,13 +19570,6 @@
     <dgm:pt modelId="{5408879F-C1D2-4003-A482-C071DB531A97}" type="pres">
       <dgm:prSet presAssocID="{8FCF8CCF-598A-409A-B5BA-9E4142C1F227}" presName="Name37" presStyleLbl="parChTrans1D3" presStyleIdx="8" presStyleCnt="13"/>
       <dgm:spPr/>
-      <dgm:t>
-        <a:bodyPr/>
-        <a:lstStyle/>
-        <a:p>
-          <a:endParaRPr lang="es-ES"/>
-        </a:p>
-      </dgm:t>
     </dgm:pt>
     <dgm:pt modelId="{CD859C67-D8CF-4C6E-BF28-F36AA01FCDC5}" type="pres">
       <dgm:prSet presAssocID="{007BBF34-3D4A-49DC-85CB-B0D99F72988F}" presName="hierRoot2" presStyleCnt="0">
@@ -20592,24 +19590,10 @@
         </dgm:presLayoutVars>
       </dgm:prSet>
       <dgm:spPr/>
-      <dgm:t>
-        <a:bodyPr/>
-        <a:lstStyle/>
-        <a:p>
-          <a:endParaRPr lang="es-ES"/>
-        </a:p>
-      </dgm:t>
     </dgm:pt>
     <dgm:pt modelId="{C5857176-0371-47BA-B275-2162C2E02D96}" type="pres">
       <dgm:prSet presAssocID="{007BBF34-3D4A-49DC-85CB-B0D99F72988F}" presName="rootConnector" presStyleLbl="node3" presStyleIdx="8" presStyleCnt="13"/>
       <dgm:spPr/>
-      <dgm:t>
-        <a:bodyPr/>
-        <a:lstStyle/>
-        <a:p>
-          <a:endParaRPr lang="es-ES"/>
-        </a:p>
-      </dgm:t>
     </dgm:pt>
     <dgm:pt modelId="{D94AA414-1B06-4F1F-AECD-EBE69D3C4835}" type="pres">
       <dgm:prSet presAssocID="{007BBF34-3D4A-49DC-85CB-B0D99F72988F}" presName="hierChild4" presStyleCnt="0"/>
@@ -20622,13 +19606,6 @@
     <dgm:pt modelId="{00AD52E7-E863-4D0B-AE4E-C47FB6A5D0B1}" type="pres">
       <dgm:prSet presAssocID="{4B32B856-E593-4CF5-BCD9-FD314BE74B9E}" presName="Name37" presStyleLbl="parChTrans1D3" presStyleIdx="9" presStyleCnt="13"/>
       <dgm:spPr/>
-      <dgm:t>
-        <a:bodyPr/>
-        <a:lstStyle/>
-        <a:p>
-          <a:endParaRPr lang="es-ES"/>
-        </a:p>
-      </dgm:t>
     </dgm:pt>
     <dgm:pt modelId="{43A5F4EF-B45E-46A9-B6CA-56D8F45BABE3}" type="pres">
       <dgm:prSet presAssocID="{B310D2AB-2AB7-476D-9CAF-7241A54F2ABE}" presName="hierRoot2" presStyleCnt="0">
@@ -20649,24 +19626,10 @@
         </dgm:presLayoutVars>
       </dgm:prSet>
       <dgm:spPr/>
-      <dgm:t>
-        <a:bodyPr/>
-        <a:lstStyle/>
-        <a:p>
-          <a:endParaRPr lang="es-ES"/>
-        </a:p>
-      </dgm:t>
     </dgm:pt>
     <dgm:pt modelId="{45C741D8-9D73-4AB3-92ED-B60A56685E56}" type="pres">
       <dgm:prSet presAssocID="{B310D2AB-2AB7-476D-9CAF-7241A54F2ABE}" presName="rootConnector" presStyleLbl="node3" presStyleIdx="9" presStyleCnt="13"/>
       <dgm:spPr/>
-      <dgm:t>
-        <a:bodyPr/>
-        <a:lstStyle/>
-        <a:p>
-          <a:endParaRPr lang="es-ES"/>
-        </a:p>
-      </dgm:t>
     </dgm:pt>
     <dgm:pt modelId="{3B44EBD8-3B8E-4F2B-ACCF-97B03CD295E2}" type="pres">
       <dgm:prSet presAssocID="{B310D2AB-2AB7-476D-9CAF-7241A54F2ABE}" presName="hierChild4" presStyleCnt="0"/>
@@ -20683,13 +19646,6 @@
     <dgm:pt modelId="{48EC3CD7-86EC-4246-A814-87131FEAFE81}" type="pres">
       <dgm:prSet presAssocID="{F9CC0238-679C-4D8B-BB6C-A3F21970A2C1}" presName="Name37" presStyleLbl="parChTrans1D2" presStyleIdx="3" presStyleCnt="4"/>
       <dgm:spPr/>
-      <dgm:t>
-        <a:bodyPr/>
-        <a:lstStyle/>
-        <a:p>
-          <a:endParaRPr lang="es-ES"/>
-        </a:p>
-      </dgm:t>
     </dgm:pt>
     <dgm:pt modelId="{ECB91C22-879A-4E77-A644-5C8F90F89954}" type="pres">
       <dgm:prSet presAssocID="{7B655628-336F-4DB7-88F9-EEE23298F805}" presName="hierRoot2" presStyleCnt="0">
@@ -20710,24 +19666,10 @@
         </dgm:presLayoutVars>
       </dgm:prSet>
       <dgm:spPr/>
-      <dgm:t>
-        <a:bodyPr/>
-        <a:lstStyle/>
-        <a:p>
-          <a:endParaRPr lang="es-ES"/>
-        </a:p>
-      </dgm:t>
     </dgm:pt>
     <dgm:pt modelId="{78814AE6-0C03-4558-8359-AC2ABD0E78F3}" type="pres">
       <dgm:prSet presAssocID="{7B655628-336F-4DB7-88F9-EEE23298F805}" presName="rootConnector" presStyleLbl="node2" presStyleIdx="3" presStyleCnt="4"/>
       <dgm:spPr/>
-      <dgm:t>
-        <a:bodyPr/>
-        <a:lstStyle/>
-        <a:p>
-          <a:endParaRPr lang="es-ES"/>
-        </a:p>
-      </dgm:t>
     </dgm:pt>
     <dgm:pt modelId="{C1E913F2-A8EF-4270-9418-7D4019359853}" type="pres">
       <dgm:prSet presAssocID="{7B655628-336F-4DB7-88F9-EEE23298F805}" presName="hierChild4" presStyleCnt="0"/>
@@ -20736,13 +19678,6 @@
     <dgm:pt modelId="{353CCB48-AA21-4805-A4F3-CD473471E6A6}" type="pres">
       <dgm:prSet presAssocID="{13E5149E-8177-453F-B599-CEDA7CD743B8}" presName="Name37" presStyleLbl="parChTrans1D3" presStyleIdx="10" presStyleCnt="13"/>
       <dgm:spPr/>
-      <dgm:t>
-        <a:bodyPr/>
-        <a:lstStyle/>
-        <a:p>
-          <a:endParaRPr lang="es-ES"/>
-        </a:p>
-      </dgm:t>
     </dgm:pt>
     <dgm:pt modelId="{E80F0B95-6F68-4ED0-9DC9-0DE6385EBF7E}" type="pres">
       <dgm:prSet presAssocID="{0BA5B1A3-D967-49EB-BFF0-C1F193571986}" presName="hierRoot2" presStyleCnt="0">
@@ -20763,24 +19698,10 @@
         </dgm:presLayoutVars>
       </dgm:prSet>
       <dgm:spPr/>
-      <dgm:t>
-        <a:bodyPr/>
-        <a:lstStyle/>
-        <a:p>
-          <a:endParaRPr lang="es-ES"/>
-        </a:p>
-      </dgm:t>
     </dgm:pt>
     <dgm:pt modelId="{7C2938D8-F561-4781-824B-C0FFFBDD403D}" type="pres">
       <dgm:prSet presAssocID="{0BA5B1A3-D967-49EB-BFF0-C1F193571986}" presName="rootConnector" presStyleLbl="node3" presStyleIdx="10" presStyleCnt="13"/>
       <dgm:spPr/>
-      <dgm:t>
-        <a:bodyPr/>
-        <a:lstStyle/>
-        <a:p>
-          <a:endParaRPr lang="es-ES"/>
-        </a:p>
-      </dgm:t>
     </dgm:pt>
     <dgm:pt modelId="{9775073D-B8C3-46A5-9714-993EF10AD0FD}" type="pres">
       <dgm:prSet presAssocID="{0BA5B1A3-D967-49EB-BFF0-C1F193571986}" presName="hierChild4" presStyleCnt="0"/>
@@ -20793,13 +19714,6 @@
     <dgm:pt modelId="{478F82C6-3213-4D67-A389-4985FDCCA9F4}" type="pres">
       <dgm:prSet presAssocID="{C2A22B2E-6441-4612-99FC-6BE38CE21257}" presName="Name37" presStyleLbl="parChTrans1D3" presStyleIdx="11" presStyleCnt="13"/>
       <dgm:spPr/>
-      <dgm:t>
-        <a:bodyPr/>
-        <a:lstStyle/>
-        <a:p>
-          <a:endParaRPr lang="es-ES"/>
-        </a:p>
-      </dgm:t>
     </dgm:pt>
     <dgm:pt modelId="{EE572100-5355-4FD7-B84C-673F14D4F8A5}" type="pres">
       <dgm:prSet presAssocID="{207FB427-B4C4-4C32-AB04-B3A94F5394F6}" presName="hierRoot2" presStyleCnt="0">
@@ -20820,24 +19734,10 @@
         </dgm:presLayoutVars>
       </dgm:prSet>
       <dgm:spPr/>
-      <dgm:t>
-        <a:bodyPr/>
-        <a:lstStyle/>
-        <a:p>
-          <a:endParaRPr lang="es-ES"/>
-        </a:p>
-      </dgm:t>
     </dgm:pt>
     <dgm:pt modelId="{88967D7A-1FF8-4DFC-BDEC-0D96A021546C}" type="pres">
       <dgm:prSet presAssocID="{207FB427-B4C4-4C32-AB04-B3A94F5394F6}" presName="rootConnector" presStyleLbl="node3" presStyleIdx="11" presStyleCnt="13"/>
       <dgm:spPr/>
-      <dgm:t>
-        <a:bodyPr/>
-        <a:lstStyle/>
-        <a:p>
-          <a:endParaRPr lang="es-ES"/>
-        </a:p>
-      </dgm:t>
     </dgm:pt>
     <dgm:pt modelId="{4A496849-CC77-4545-8E19-C968297F7D4F}" type="pres">
       <dgm:prSet presAssocID="{207FB427-B4C4-4C32-AB04-B3A94F5394F6}" presName="hierChild4" presStyleCnt="0"/>
@@ -20850,13 +19750,6 @@
     <dgm:pt modelId="{15D957B8-DE2A-4E21-BC25-93D1F860D67D}" type="pres">
       <dgm:prSet presAssocID="{26728A7E-77F0-43F2-9DD6-68B377144B49}" presName="Name37" presStyleLbl="parChTrans1D3" presStyleIdx="12" presStyleCnt="13"/>
       <dgm:spPr/>
-      <dgm:t>
-        <a:bodyPr/>
-        <a:lstStyle/>
-        <a:p>
-          <a:endParaRPr lang="es-ES"/>
-        </a:p>
-      </dgm:t>
     </dgm:pt>
     <dgm:pt modelId="{B5415F6B-19C2-4895-AE7E-13DF06AAC052}" type="pres">
       <dgm:prSet presAssocID="{1E3564A1-2401-42D0-9D6D-F7A235FE5CA4}" presName="hierRoot2" presStyleCnt="0">
@@ -20877,24 +19770,10 @@
         </dgm:presLayoutVars>
       </dgm:prSet>
       <dgm:spPr/>
-      <dgm:t>
-        <a:bodyPr/>
-        <a:lstStyle/>
-        <a:p>
-          <a:endParaRPr lang="es-ES"/>
-        </a:p>
-      </dgm:t>
     </dgm:pt>
     <dgm:pt modelId="{6D440B32-BCEF-4917-84E0-594831EC0B1A}" type="pres">
       <dgm:prSet presAssocID="{1E3564A1-2401-42D0-9D6D-F7A235FE5CA4}" presName="rootConnector" presStyleLbl="node3" presStyleIdx="12" presStyleCnt="13"/>
       <dgm:spPr/>
-      <dgm:t>
-        <a:bodyPr/>
-        <a:lstStyle/>
-        <a:p>
-          <a:endParaRPr lang="es-ES"/>
-        </a:p>
-      </dgm:t>
     </dgm:pt>
     <dgm:pt modelId="{79DAA8D1-16A5-4481-8714-4FC03FFC5E8F}" type="pres">
       <dgm:prSet presAssocID="{1E3564A1-2401-42D0-9D6D-F7A235FE5CA4}" presName="hierChild4" presStyleCnt="0"/>
@@ -20914,78 +19793,78 @@
     </dgm:pt>
   </dgm:ptLst>
   <dgm:cxnLst>
+    <dgm:cxn modelId="{F70C5500-A918-40D9-B6F0-0FD5AF39C54C}" srcId="{DE23707D-A6B4-434A-B9CD-DBADAA60F076}" destId="{F5C7ACD8-E2BF-4370-85C2-C9FCF06F31B7}" srcOrd="1" destOrd="0" parTransId="{752FE34B-9E3E-4011-80C8-B92212C4DDC0}" sibTransId="{10C34BAB-6374-4468-BCC3-679E50139431}"/>
+    <dgm:cxn modelId="{115F3D05-D619-4E08-9F0A-9CDEFCCF0246}" srcId="{8E4E9116-8595-4F91-AC4C-14F909ECA2F5}" destId="{B310D2AB-2AB7-476D-9CAF-7241A54F2ABE}" srcOrd="2" destOrd="0" parTransId="{4B32B856-E593-4CF5-BCD9-FD314BE74B9E}" sibTransId="{A45F210C-F628-458F-B3EE-4AAE751E5999}"/>
+    <dgm:cxn modelId="{713F530A-0D71-4235-A8F4-9EEF0FE5CC3B}" type="presOf" srcId="{260478FF-7D51-4330-9459-E786A8BD62AC}" destId="{E523C20F-4DA1-49C7-B353-E9244A66F50F}" srcOrd="1" destOrd="0" presId="urn:microsoft.com/office/officeart/2005/8/layout/orgChart1"/>
+    <dgm:cxn modelId="{DC0A080C-7C29-4FFC-ADA4-84E238B47817}" type="presOf" srcId="{FF9703A4-0170-4451-804F-F013C7CC4C8C}" destId="{F0BF0726-7C87-47B0-932A-79591A03852D}" srcOrd="1" destOrd="0" presId="urn:microsoft.com/office/officeart/2005/8/layout/orgChart1"/>
+    <dgm:cxn modelId="{5B24D91A-C92C-416D-B589-7BCF450D65E0}" srcId="{F5C7ACD8-E2BF-4370-85C2-C9FCF06F31B7}" destId="{A18A19A0-7FD5-4495-84DC-76234B9339F4}" srcOrd="0" destOrd="0" parTransId="{C630C278-259B-48E4-8B45-BF3E28E808BB}" sibTransId="{D046F08E-2DCC-48B4-BAAA-40408CA2769C}"/>
+    <dgm:cxn modelId="{65CCC31B-9513-465B-9840-0AA362F86378}" type="presOf" srcId="{007BBF34-3D4A-49DC-85CB-B0D99F72988F}" destId="{EED152E1-4397-4859-AE1C-702097E9E40D}" srcOrd="0" destOrd="0" presId="urn:microsoft.com/office/officeart/2005/8/layout/orgChart1"/>
+    <dgm:cxn modelId="{E89C0226-B4FB-4A97-9E3D-5EB5113834A6}" type="presOf" srcId="{2061C71C-D4C1-421B-AA6D-62ADE5BDBE07}" destId="{EA9C759F-1394-459E-8939-81BB859D964E}" srcOrd="1" destOrd="0" presId="urn:microsoft.com/office/officeart/2005/8/layout/orgChart1"/>
+    <dgm:cxn modelId="{62BADB38-3454-48BA-8C52-CE25FE795A4E}" type="presOf" srcId="{4B32B856-E593-4CF5-BCD9-FD314BE74B9E}" destId="{00AD52E7-E863-4D0B-AE4E-C47FB6A5D0B1}" srcOrd="0" destOrd="0" presId="urn:microsoft.com/office/officeart/2005/8/layout/orgChart1"/>
+    <dgm:cxn modelId="{B8FB0539-C159-4279-852F-C0201DCA4B5F}" type="presOf" srcId="{7E9AAA10-E8C7-44BA-94D3-F58E691A5169}" destId="{F4BC8E61-3173-4B90-BD0D-760EB1E04C60}" srcOrd="0" destOrd="0" presId="urn:microsoft.com/office/officeart/2005/8/layout/orgChart1"/>
+    <dgm:cxn modelId="{462FE039-CB60-4841-8299-B0AFEE7FDE89}" srcId="{DE23707D-A6B4-434A-B9CD-DBADAA60F076}" destId="{7B655628-336F-4DB7-88F9-EEE23298F805}" srcOrd="3" destOrd="0" parTransId="{F9CC0238-679C-4D8B-BB6C-A3F21970A2C1}" sibTransId="{FD800FF1-B6B7-4B8B-88A7-A8835F2AB313}"/>
+    <dgm:cxn modelId="{932E8D3A-3998-4EA5-867D-E6DE40AB8831}" srcId="{DE23707D-A6B4-434A-B9CD-DBADAA60F076}" destId="{2061C71C-D4C1-421B-AA6D-62ADE5BDBE07}" srcOrd="0" destOrd="0" parTransId="{A49D709B-34BD-4913-9167-AB1765DD25C4}" sibTransId="{8BFD2913-E0CD-40DB-B6EA-CDD767414EDD}"/>
+    <dgm:cxn modelId="{7F1F9541-0066-46C6-A573-7FE60C7C4522}" srcId="{2061C71C-D4C1-421B-AA6D-62ADE5BDBE07}" destId="{5F3DE191-1B73-4BFC-B454-66A1D719B38A}" srcOrd="0" destOrd="0" parTransId="{AB582C42-2096-4121-BAA4-FC59220B4FC6}" sibTransId="{CD1AEC9E-526D-47D1-A50F-2782F1D9E702}"/>
+    <dgm:cxn modelId="{F4949546-589C-4984-8DCC-DC2C92DB17B8}" srcId="{F5C7ACD8-E2BF-4370-85C2-C9FCF06F31B7}" destId="{849CD043-C3CD-4C8B-BC97-B460C76A4557}" srcOrd="1" destOrd="0" parTransId="{96A499DD-B853-4951-9E50-0D05CF975033}" sibTransId="{063AB1AD-6E03-4613-AC11-B4E8646F7399}"/>
+    <dgm:cxn modelId="{8B589047-F573-4287-8BE7-E55AA8DD5DCD}" srcId="{8E4E9116-8595-4F91-AC4C-14F909ECA2F5}" destId="{260478FF-7D51-4330-9459-E786A8BD62AC}" srcOrd="0" destOrd="0" parTransId="{855CE6D5-31AC-43A1-99FF-DEB69B06687B}" sibTransId="{1FD202A3-A58B-49BB-A77B-18F05306663E}"/>
+    <dgm:cxn modelId="{6FFD3E49-CA77-461F-AD45-9582EA454642}" type="presOf" srcId="{84DDE08D-5177-4669-85AF-99FF70BECC2B}" destId="{905866F6-3C00-407C-858D-CF6102E00360}" srcOrd="0" destOrd="0" presId="urn:microsoft.com/office/officeart/2005/8/layout/orgChart1"/>
+    <dgm:cxn modelId="{2A8CE649-8E7F-4891-982C-255D97A6D0F2}" type="presOf" srcId="{B2C7C230-34BD-459E-9241-C70334FB58B7}" destId="{253BF7C3-CE2F-4B02-91CE-4FEACFB99BA2}" srcOrd="0" destOrd="0" presId="urn:microsoft.com/office/officeart/2005/8/layout/orgChart1"/>
+    <dgm:cxn modelId="{39A9454A-1E66-40B5-B824-8B77C30C8C26}" type="presOf" srcId="{00EA4727-E3E6-4739-87CE-039E66B5BB7E}" destId="{5551927E-F4BA-469D-84A7-648830535337}" srcOrd="0" destOrd="0" presId="urn:microsoft.com/office/officeart/2005/8/layout/orgChart1"/>
+    <dgm:cxn modelId="{EF4B9F4C-6393-4CA5-ACB2-8D16BA61A024}" type="presOf" srcId="{849CD043-C3CD-4C8B-BC97-B460C76A4557}" destId="{AEB8FA35-882B-43F9-812A-21E8627AE36B}" srcOrd="0" destOrd="0" presId="urn:microsoft.com/office/officeart/2005/8/layout/orgChart1"/>
+    <dgm:cxn modelId="{F63E8352-BC09-4F0A-AF75-681649863616}" type="presOf" srcId="{F5C7ACD8-E2BF-4370-85C2-C9FCF06F31B7}" destId="{5F5EDEBA-51CC-48A5-8C58-7791C6B23FB1}" srcOrd="1" destOrd="0" presId="urn:microsoft.com/office/officeart/2005/8/layout/orgChart1"/>
+    <dgm:cxn modelId="{DE16C752-D186-4DC3-AFB5-76CEDBE9714B}" type="presOf" srcId="{A18A19A0-7FD5-4495-84DC-76234B9339F4}" destId="{A6D9E163-E676-40CC-B21B-0F990231C3CD}" srcOrd="1" destOrd="0" presId="urn:microsoft.com/office/officeart/2005/8/layout/orgChart1"/>
+    <dgm:cxn modelId="{C89FF155-8C18-413F-A9AA-F8968D41E5B1}" type="presOf" srcId="{AB582C42-2096-4121-BAA4-FC59220B4FC6}" destId="{9A1ED93D-1988-4824-83A6-0EF43EDB1ED7}" srcOrd="0" destOrd="0" presId="urn:microsoft.com/office/officeart/2005/8/layout/orgChart1"/>
+    <dgm:cxn modelId="{474C4B59-6892-4CE3-8D49-3E5E600CC84B}" type="presOf" srcId="{C2A22B2E-6441-4612-99FC-6BE38CE21257}" destId="{478F82C6-3213-4D67-A389-4985FDCCA9F4}" srcOrd="0" destOrd="0" presId="urn:microsoft.com/office/officeart/2005/8/layout/orgChart1"/>
+    <dgm:cxn modelId="{F4E08C5E-59F0-471E-A8B4-C909E27695A8}" type="presOf" srcId="{8FCF8CCF-598A-409A-B5BA-9E4142C1F227}" destId="{5408879F-C1D2-4003-A482-C071DB531A97}" srcOrd="0" destOrd="0" presId="urn:microsoft.com/office/officeart/2005/8/layout/orgChart1"/>
+    <dgm:cxn modelId="{5AE40960-D0DF-4902-BF14-BDB5438B5759}" type="presOf" srcId="{DC1F3189-ABD3-4CD9-B545-746D18834ED9}" destId="{4ACD5102-F45F-45B2-8EF9-88B075E357E5}" srcOrd="1" destOrd="0" presId="urn:microsoft.com/office/officeart/2005/8/layout/orgChart1"/>
+    <dgm:cxn modelId="{4E657869-A230-4E2A-8F70-B51D87585FC1}" srcId="{7B655628-336F-4DB7-88F9-EEE23298F805}" destId="{1E3564A1-2401-42D0-9D6D-F7A235FE5CA4}" srcOrd="2" destOrd="0" parTransId="{26728A7E-77F0-43F2-9DD6-68B377144B49}" sibTransId="{E5F83E89-3FB1-4602-A4C5-9FC845DB4C20}"/>
+    <dgm:cxn modelId="{82628676-81F0-4E7D-8AD9-AE38D87CEFAC}" type="presOf" srcId="{855CE6D5-31AC-43A1-99FF-DEB69B06687B}" destId="{DCAB0E19-4EEC-43CD-A2DC-605AE7B76337}" srcOrd="0" destOrd="0" presId="urn:microsoft.com/office/officeart/2005/8/layout/orgChart1"/>
+    <dgm:cxn modelId="{C55ABD77-40EE-4319-ACF1-C28AE8B59FB1}" type="presOf" srcId="{C630C278-259B-48E4-8B45-BF3E28E808BB}" destId="{63DDB5F5-E575-42D4-8F9D-BFBEE17BE67A}" srcOrd="0" destOrd="0" presId="urn:microsoft.com/office/officeart/2005/8/layout/orgChart1"/>
+    <dgm:cxn modelId="{CB72987A-280F-4BDC-BB24-324073A1EE85}" type="presOf" srcId="{DE23707D-A6B4-434A-B9CD-DBADAA60F076}" destId="{74008406-2E9A-40C1-ACBD-FCF7851B9015}" srcOrd="1" destOrd="0" presId="urn:microsoft.com/office/officeart/2005/8/layout/orgChart1"/>
+    <dgm:cxn modelId="{B282257C-F52F-4C61-AACC-6FE821509111}" type="presOf" srcId="{1E3564A1-2401-42D0-9D6D-F7A235FE5CA4}" destId="{7ABBA4C9-3507-423A-80CB-692D2E5DD49E}" srcOrd="0" destOrd="0" presId="urn:microsoft.com/office/officeart/2005/8/layout/orgChart1"/>
+    <dgm:cxn modelId="{09804B7E-1393-4540-87F2-3F5ACC65801A}" srcId="{F5C7ACD8-E2BF-4370-85C2-C9FCF06F31B7}" destId="{FF9703A4-0170-4451-804F-F013C7CC4C8C}" srcOrd="2" destOrd="0" parTransId="{7E9AAA10-E8C7-44BA-94D3-F58E691A5169}" sibTransId="{26854593-0FC2-419B-9B04-2D2FF217A64D}"/>
+    <dgm:cxn modelId="{354E8185-416D-4A46-803E-170C67EB9CB8}" type="presOf" srcId="{8E4E9116-8595-4F91-AC4C-14F909ECA2F5}" destId="{1B1C40A4-63F4-4673-B5AC-E238EC8D98E8}" srcOrd="1" destOrd="0" presId="urn:microsoft.com/office/officeart/2005/8/layout/orgChart1"/>
+    <dgm:cxn modelId="{1B4E5888-6C85-4B6F-A509-BC1FFC6396C0}" type="presOf" srcId="{F9CC0238-679C-4D8B-BB6C-A3F21970A2C1}" destId="{48EC3CD7-86EC-4246-A814-87131FEAFE81}" srcOrd="0" destOrd="0" presId="urn:microsoft.com/office/officeart/2005/8/layout/orgChart1"/>
+    <dgm:cxn modelId="{106FF38D-C5B1-4274-9262-B73F53766868}" type="presOf" srcId="{207FB427-B4C4-4C32-AB04-B3A94F5394F6}" destId="{2D272419-F98B-448E-8229-9DD6FEAB67E8}" srcOrd="0" destOrd="0" presId="urn:microsoft.com/office/officeart/2005/8/layout/orgChart1"/>
+    <dgm:cxn modelId="{74730991-2CA0-4241-AC3F-1B33509CD978}" type="presOf" srcId="{0EF5BF63-32B1-44EA-A3F7-6EAE83BB17AF}" destId="{16A2B70C-4274-4762-8AC7-E338DCA99BDE}" srcOrd="0" destOrd="0" presId="urn:microsoft.com/office/officeart/2005/8/layout/orgChart1"/>
+    <dgm:cxn modelId="{EFCB9A91-C5B1-46EB-A58D-8CE53C83D0C5}" type="presOf" srcId="{2061C71C-D4C1-421B-AA6D-62ADE5BDBE07}" destId="{9ABE1114-75F6-455E-877B-DBA7903652B9}" srcOrd="0" destOrd="0" presId="urn:microsoft.com/office/officeart/2005/8/layout/orgChart1"/>
+    <dgm:cxn modelId="{8F5E4692-1B16-42B7-B01E-FC37C4D338C6}" type="presOf" srcId="{752FE34B-9E3E-4011-80C8-B92212C4DDC0}" destId="{1E3C96BC-A6BA-420B-9F59-994184F8ED9B}" srcOrd="0" destOrd="0" presId="urn:microsoft.com/office/officeart/2005/8/layout/orgChart1"/>
+    <dgm:cxn modelId="{DD884194-DE51-421A-A5E0-1BCFC080F782}" type="presOf" srcId="{5F3DE191-1B73-4BFC-B454-66A1D719B38A}" destId="{D4BFDE23-D6AC-4B4F-A67C-BE3A7E4894E3}" srcOrd="0" destOrd="0" presId="urn:microsoft.com/office/officeart/2005/8/layout/orgChart1"/>
+    <dgm:cxn modelId="{25212797-420F-4821-A78F-FC83A6207962}" type="presOf" srcId="{5F3DE191-1B73-4BFC-B454-66A1D719B38A}" destId="{B3EEED3B-24D6-4C27-BAE9-61828F1E7115}" srcOrd="1" destOrd="0" presId="urn:microsoft.com/office/officeart/2005/8/layout/orgChart1"/>
+    <dgm:cxn modelId="{D0C32199-69AB-4557-BFE9-BEFDE6EBA410}" type="presOf" srcId="{007BBF34-3D4A-49DC-85CB-B0D99F72988F}" destId="{C5857176-0371-47BA-B275-2162C2E02D96}" srcOrd="1" destOrd="0" presId="urn:microsoft.com/office/officeart/2005/8/layout/orgChart1"/>
+    <dgm:cxn modelId="{C0F49D9A-0BA5-4547-B8FC-359B311A86B3}" type="presOf" srcId="{5F0C92FC-F1AC-46D4-8E04-3B93715ADEFA}" destId="{F2900780-A6E0-42B5-BA84-0B015B5CE1E4}" srcOrd="0" destOrd="0" presId="urn:microsoft.com/office/officeart/2005/8/layout/orgChart1"/>
     <dgm:cxn modelId="{A22CEB9B-5A70-4437-898F-D6610201968B}" type="presOf" srcId="{DE23707D-A6B4-434A-B9CD-DBADAA60F076}" destId="{932F7202-AD75-41E3-86F1-61C0651DB8AD}" srcOrd="0" destOrd="0" presId="urn:microsoft.com/office/officeart/2005/8/layout/orgChart1"/>
-    <dgm:cxn modelId="{B282257C-F52F-4C61-AACC-6FE821509111}" type="presOf" srcId="{1E3564A1-2401-42D0-9D6D-F7A235FE5CA4}" destId="{7ABBA4C9-3507-423A-80CB-692D2E5DD49E}" srcOrd="0" destOrd="0" presId="urn:microsoft.com/office/officeart/2005/8/layout/orgChart1"/>
-    <dgm:cxn modelId="{462FE039-CB60-4841-8299-B0AFEE7FDE89}" srcId="{DE23707D-A6B4-434A-B9CD-DBADAA60F076}" destId="{7B655628-336F-4DB7-88F9-EEE23298F805}" srcOrd="3" destOrd="0" parTransId="{F9CC0238-679C-4D8B-BB6C-A3F21970A2C1}" sibTransId="{FD800FF1-B6B7-4B8B-88A7-A8835F2AB313}"/>
-    <dgm:cxn modelId="{62BADB38-3454-48BA-8C52-CE25FE795A4E}" type="presOf" srcId="{4B32B856-E593-4CF5-BCD9-FD314BE74B9E}" destId="{00AD52E7-E863-4D0B-AE4E-C47FB6A5D0B1}" srcOrd="0" destOrd="0" presId="urn:microsoft.com/office/officeart/2005/8/layout/orgChart1"/>
-    <dgm:cxn modelId="{5B24D91A-C92C-416D-B589-7BCF450D65E0}" srcId="{F5C7ACD8-E2BF-4370-85C2-C9FCF06F31B7}" destId="{A18A19A0-7FD5-4495-84DC-76234B9339F4}" srcOrd="0" destOrd="0" parTransId="{C630C278-259B-48E4-8B45-BF3E28E808BB}" sibTransId="{D046F08E-2DCC-48B4-BAAA-40408CA2769C}"/>
+    <dgm:cxn modelId="{DDA26F9C-EA1F-497D-AD39-92E241A1557F}" type="presOf" srcId="{207FB427-B4C4-4C32-AB04-B3A94F5394F6}" destId="{88967D7A-1FF8-4DFC-BDEC-0D96A021546C}" srcOrd="1" destOrd="0" presId="urn:microsoft.com/office/officeart/2005/8/layout/orgChart1"/>
+    <dgm:cxn modelId="{EA3ED09C-EF0A-4081-9745-374951E7F9B6}" srcId="{7B655628-336F-4DB7-88F9-EEE23298F805}" destId="{0BA5B1A3-D967-49EB-BFF0-C1F193571986}" srcOrd="0" destOrd="0" parTransId="{13E5149E-8177-453F-B599-CEDA7CD743B8}" sibTransId="{0548A8EC-6AC7-48C8-A684-360E71DDB79A}"/>
+    <dgm:cxn modelId="{2081F8A2-F49E-43A2-82F2-2ACD2BD9AE32}" srcId="{2061C71C-D4C1-421B-AA6D-62ADE5BDBE07}" destId="{00EA4727-E3E6-4739-87CE-039E66B5BB7E}" srcOrd="1" destOrd="0" parTransId="{0CF4057C-7E70-4983-90B4-716077DA8BD8}" sibTransId="{D441CF6F-39E5-4D44-BEC1-D8246626D516}"/>
+    <dgm:cxn modelId="{CC2E87A7-0375-41F3-BF71-6E861CB7C611}" type="presOf" srcId="{96A499DD-B853-4951-9E50-0D05CF975033}" destId="{4143EC47-C6A7-48C3-848C-C863DADDFF72}" srcOrd="0" destOrd="0" presId="urn:microsoft.com/office/officeart/2005/8/layout/orgChart1"/>
+    <dgm:cxn modelId="{675AD7A9-0877-40F2-88DA-D7E3EFAF5ABA}" type="presOf" srcId="{B310D2AB-2AB7-476D-9CAF-7241A54F2ABE}" destId="{9D1E3A51-6BE3-4C5F-BC74-E6D13D748247}" srcOrd="0" destOrd="0" presId="urn:microsoft.com/office/officeart/2005/8/layout/orgChart1"/>
+    <dgm:cxn modelId="{6F3AFBAD-9664-4812-8082-C07754321BA4}" type="presOf" srcId="{0BA5B1A3-D967-49EB-BFF0-C1F193571986}" destId="{1A8717F2-03FA-4EF5-9FC4-7D194D932E7C}" srcOrd="0" destOrd="0" presId="urn:microsoft.com/office/officeart/2005/8/layout/orgChart1"/>
+    <dgm:cxn modelId="{4CE75FB0-6B98-4A32-8528-1758F541E954}" type="presOf" srcId="{8E4E9116-8595-4F91-AC4C-14F909ECA2F5}" destId="{807C0BDE-F356-43F6-8AB3-1BD7485DEB08}" srcOrd="0" destOrd="0" presId="urn:microsoft.com/office/officeart/2005/8/layout/orgChart1"/>
+    <dgm:cxn modelId="{756581B2-A6B1-4D35-B44A-A3F587E16B2D}" type="presOf" srcId="{7B655628-336F-4DB7-88F9-EEE23298F805}" destId="{9672F733-05F4-4AB4-B614-AAD53CEAF4FD}" srcOrd="0" destOrd="0" presId="urn:microsoft.com/office/officeart/2005/8/layout/orgChart1"/>
+    <dgm:cxn modelId="{3CC3A0B5-6A1A-4837-9F18-A00449472FA7}" type="presOf" srcId="{F5C7ACD8-E2BF-4370-85C2-C9FCF06F31B7}" destId="{928F72E3-E2FC-44F0-8D60-40873E322A0E}" srcOrd="0" destOrd="0" presId="urn:microsoft.com/office/officeart/2005/8/layout/orgChart1"/>
+    <dgm:cxn modelId="{3D2169B9-0416-4AA5-94D4-B0FD412F4843}" srcId="{B2C7C230-34BD-459E-9241-C70334FB58B7}" destId="{DE23707D-A6B4-434A-B9CD-DBADAA60F076}" srcOrd="0" destOrd="0" parTransId="{525FEE7C-1BAB-4AA8-840B-E3C28056A439}" sibTransId="{A97B23D2-B04B-42BC-8330-BCD5C1B9BA5D}"/>
+    <dgm:cxn modelId="{0547CAC6-2E8A-4B34-9854-67375A382C75}" type="presOf" srcId="{26728A7E-77F0-43F2-9DD6-68B377144B49}" destId="{15D957B8-DE2A-4E21-BC25-93D1F860D67D}" srcOrd="0" destOrd="0" presId="urn:microsoft.com/office/officeart/2005/8/layout/orgChart1"/>
+    <dgm:cxn modelId="{045B36C8-9CED-45E8-8064-3BD3EF481E10}" type="presOf" srcId="{0BA5B1A3-D967-49EB-BFF0-C1F193571986}" destId="{7C2938D8-F561-4781-824B-C0FFFBDD403D}" srcOrd="1" destOrd="0" presId="urn:microsoft.com/office/officeart/2005/8/layout/orgChart1"/>
+    <dgm:cxn modelId="{EFF686CE-7A04-4841-A041-DEEF307B959E}" type="presOf" srcId="{A49D709B-34BD-4913-9167-AB1765DD25C4}" destId="{82360CB7-D751-455F-8991-9E0CB1368123}" srcOrd="0" destOrd="0" presId="urn:microsoft.com/office/officeart/2005/8/layout/orgChart1"/>
+    <dgm:cxn modelId="{148219D0-E1E8-4CA4-8E2C-5A810BE55FEE}" srcId="{7B655628-336F-4DB7-88F9-EEE23298F805}" destId="{207FB427-B4C4-4C32-AB04-B3A94F5394F6}" srcOrd="1" destOrd="0" parTransId="{C2A22B2E-6441-4612-99FC-6BE38CE21257}" sibTransId="{D1159EAC-99DF-4E1A-99A0-A1AC20FACFB4}"/>
+    <dgm:cxn modelId="{4E91E1D2-A852-48E5-A474-D23F6008AFBE}" type="presOf" srcId="{13E5149E-8177-453F-B599-CEDA7CD743B8}" destId="{353CCB48-AA21-4805-A4F3-CD473471E6A6}" srcOrd="0" destOrd="0" presId="urn:microsoft.com/office/officeart/2005/8/layout/orgChart1"/>
+    <dgm:cxn modelId="{15B5A7D4-509B-4C82-9049-8AA3D4B8D215}" srcId="{8E4E9116-8595-4F91-AC4C-14F909ECA2F5}" destId="{007BBF34-3D4A-49DC-85CB-B0D99F72988F}" srcOrd="1" destOrd="0" parTransId="{8FCF8CCF-598A-409A-B5BA-9E4142C1F227}" sibTransId="{B93CBC4A-03CC-45FF-95D2-68A2F9593DA7}"/>
+    <dgm:cxn modelId="{0CC1C2D5-2DEE-4A24-99C8-D127290C1089}" type="presOf" srcId="{B310D2AB-2AB7-476D-9CAF-7241A54F2ABE}" destId="{45C741D8-9D73-4AB3-92ED-B60A56685E56}" srcOrd="1" destOrd="0" presId="urn:microsoft.com/office/officeart/2005/8/layout/orgChart1"/>
+    <dgm:cxn modelId="{D5E8ECD6-CBDA-47E2-AFC1-60C96C73CCC6}" type="presOf" srcId="{55BABFBB-90FC-4505-B347-8AF089AC7728}" destId="{7A6A928B-2AC6-4F8D-BE08-2E0C32EF683D}" srcOrd="0" destOrd="0" presId="urn:microsoft.com/office/officeart/2005/8/layout/orgChart1"/>
+    <dgm:cxn modelId="{3661E1DA-B452-4990-BA61-8D1EBD3EE8A4}" type="presOf" srcId="{0CF4057C-7E70-4983-90B4-716077DA8BD8}" destId="{2553A8FE-B7AC-4A02-A132-C3E30890BA4E}" srcOrd="0" destOrd="0" presId="urn:microsoft.com/office/officeart/2005/8/layout/orgChart1"/>
+    <dgm:cxn modelId="{7C3E5DE0-54E2-4BE3-B025-8C8CB0B881E2}" srcId="{2061C71C-D4C1-421B-AA6D-62ADE5BDBE07}" destId="{DC1F3189-ABD3-4CD9-B545-746D18834ED9}" srcOrd="2" destOrd="0" parTransId="{5F0C92FC-F1AC-46D4-8E04-3B93715ADEFA}" sibTransId="{66BA499B-93D8-4311-B3F1-8306AD45086A}"/>
     <dgm:cxn modelId="{5EA012E1-8237-4943-8688-A9571DA68F82}" type="presOf" srcId="{00EA4727-E3E6-4739-87CE-039E66B5BB7E}" destId="{A3D6420D-BED9-4F1F-81AD-EFB724B107F7}" srcOrd="1" destOrd="0" presId="urn:microsoft.com/office/officeart/2005/8/layout/orgChart1"/>
-    <dgm:cxn modelId="{713F530A-0D71-4235-A8F4-9EEF0FE5CC3B}" type="presOf" srcId="{260478FF-7D51-4330-9459-E786A8BD62AC}" destId="{E523C20F-4DA1-49C7-B353-E9244A66F50F}" srcOrd="1" destOrd="0" presId="urn:microsoft.com/office/officeart/2005/8/layout/orgChart1"/>
-    <dgm:cxn modelId="{E89C0226-B4FB-4A97-9E3D-5EB5113834A6}" type="presOf" srcId="{2061C71C-D4C1-421B-AA6D-62ADE5BDBE07}" destId="{EA9C759F-1394-459E-8939-81BB859D964E}" srcOrd="1" destOrd="0" presId="urn:microsoft.com/office/officeart/2005/8/layout/orgChart1"/>
-    <dgm:cxn modelId="{DE16C752-D186-4DC3-AFB5-76CEDBE9714B}" type="presOf" srcId="{A18A19A0-7FD5-4495-84DC-76234B9339F4}" destId="{A6D9E163-E676-40CC-B21B-0F990231C3CD}" srcOrd="1" destOrd="0" presId="urn:microsoft.com/office/officeart/2005/8/layout/orgChart1"/>
+    <dgm:cxn modelId="{E182A8E3-AFFE-42D0-9D7D-FA83BA2C4301}" type="presOf" srcId="{A18A19A0-7FD5-4495-84DC-76234B9339F4}" destId="{CD76AB29-55D7-4467-B00E-B52C67AD90CB}" srcOrd="0" destOrd="0" presId="urn:microsoft.com/office/officeart/2005/8/layout/orgChart1"/>
+    <dgm:cxn modelId="{0483C1E6-D17D-4232-AFCA-9D4DE7E8E9BC}" type="presOf" srcId="{1E3564A1-2401-42D0-9D6D-F7A235FE5CA4}" destId="{6D440B32-BCEF-4917-84E0-594831EC0B1A}" srcOrd="1" destOrd="0" presId="urn:microsoft.com/office/officeart/2005/8/layout/orgChart1"/>
     <dgm:cxn modelId="{04864CEA-0AAE-47A1-8C90-597B2F33B10B}" type="presOf" srcId="{FF9703A4-0170-4451-804F-F013C7CC4C8C}" destId="{304C51E5-B3D8-4D23-BC1D-3AB29FF987A4}" srcOrd="0" destOrd="0" presId="urn:microsoft.com/office/officeart/2005/8/layout/orgChart1"/>
-    <dgm:cxn modelId="{DC0A080C-7C29-4FFC-ADA4-84E238B47817}" type="presOf" srcId="{FF9703A4-0170-4451-804F-F013C7CC4C8C}" destId="{F0BF0726-7C87-47B0-932A-79591A03852D}" srcOrd="1" destOrd="0" presId="urn:microsoft.com/office/officeart/2005/8/layout/orgChart1"/>
-    <dgm:cxn modelId="{74730991-2CA0-4241-AC3F-1B33509CD978}" type="presOf" srcId="{0EF5BF63-32B1-44EA-A3F7-6EAE83BB17AF}" destId="{16A2B70C-4274-4762-8AC7-E338DCA99BDE}" srcOrd="0" destOrd="0" presId="urn:microsoft.com/office/officeart/2005/8/layout/orgChart1"/>
-    <dgm:cxn modelId="{106FF38D-C5B1-4274-9262-B73F53766868}" type="presOf" srcId="{207FB427-B4C4-4C32-AB04-B3A94F5394F6}" destId="{2D272419-F98B-448E-8229-9DD6FEAB67E8}" srcOrd="0" destOrd="0" presId="urn:microsoft.com/office/officeart/2005/8/layout/orgChart1"/>
+    <dgm:cxn modelId="{124EE8F0-A52A-4738-B908-D6DDF6DCE974}" type="presOf" srcId="{DC1F3189-ABD3-4CD9-B545-746D18834ED9}" destId="{A168A4C7-FF39-428A-A54A-C2EB61A8A608}" srcOrd="0" destOrd="0" presId="urn:microsoft.com/office/officeart/2005/8/layout/orgChart1"/>
+    <dgm:cxn modelId="{FFFE21F3-2B7A-44F9-95DC-641796416848}" type="presOf" srcId="{55BABFBB-90FC-4505-B347-8AF089AC7728}" destId="{1480EB1C-65B5-44A1-B1A3-9AEF27509C21}" srcOrd="1" destOrd="0" presId="urn:microsoft.com/office/officeart/2005/8/layout/orgChart1"/>
+    <dgm:cxn modelId="{B1E5D8F4-548C-4437-BBA0-6F5966E91EE5}" type="presOf" srcId="{260478FF-7D51-4330-9459-E786A8BD62AC}" destId="{8307F1BE-F356-4E17-90AA-898EEA30D117}" srcOrd="0" destOrd="0" presId="urn:microsoft.com/office/officeart/2005/8/layout/orgChart1"/>
     <dgm:cxn modelId="{584AAEF8-F501-41F6-B56D-CC36C9A6AD35}" srcId="{DE23707D-A6B4-434A-B9CD-DBADAA60F076}" destId="{8E4E9116-8595-4F91-AC4C-14F909ECA2F5}" srcOrd="2" destOrd="0" parTransId="{0EF5BF63-32B1-44EA-A3F7-6EAE83BB17AF}" sibTransId="{8C20B80A-BAA1-4439-84A5-5BC2906B029C}"/>
-    <dgm:cxn modelId="{CB72987A-280F-4BDC-BB24-324073A1EE85}" type="presOf" srcId="{DE23707D-A6B4-434A-B9CD-DBADAA60F076}" destId="{74008406-2E9A-40C1-ACBD-FCF7851B9015}" srcOrd="1" destOrd="0" presId="urn:microsoft.com/office/officeart/2005/8/layout/orgChart1"/>
-    <dgm:cxn modelId="{DDA26F9C-EA1F-497D-AD39-92E241A1557F}" type="presOf" srcId="{207FB427-B4C4-4C32-AB04-B3A94F5394F6}" destId="{88967D7A-1FF8-4DFC-BDEC-0D96A021546C}" srcOrd="1" destOrd="0" presId="urn:microsoft.com/office/officeart/2005/8/layout/orgChart1"/>
-    <dgm:cxn modelId="{F63E8352-BC09-4F0A-AF75-681649863616}" type="presOf" srcId="{F5C7ACD8-E2BF-4370-85C2-C9FCF06F31B7}" destId="{5F5EDEBA-51CC-48A5-8C58-7791C6B23FB1}" srcOrd="1" destOrd="0" presId="urn:microsoft.com/office/officeart/2005/8/layout/orgChart1"/>
-    <dgm:cxn modelId="{65CCC31B-9513-465B-9840-0AA362F86378}" type="presOf" srcId="{007BBF34-3D4A-49DC-85CB-B0D99F72988F}" destId="{EED152E1-4397-4859-AE1C-702097E9E40D}" srcOrd="0" destOrd="0" presId="urn:microsoft.com/office/officeart/2005/8/layout/orgChart1"/>
-    <dgm:cxn modelId="{148219D0-E1E8-4CA4-8E2C-5A810BE55FEE}" srcId="{7B655628-336F-4DB7-88F9-EEE23298F805}" destId="{207FB427-B4C4-4C32-AB04-B3A94F5394F6}" srcOrd="1" destOrd="0" parTransId="{C2A22B2E-6441-4612-99FC-6BE38CE21257}" sibTransId="{D1159EAC-99DF-4E1A-99A0-A1AC20FACFB4}"/>
-    <dgm:cxn modelId="{C55ABD77-40EE-4319-ACF1-C28AE8B59FB1}" type="presOf" srcId="{C630C278-259B-48E4-8B45-BF3E28E808BB}" destId="{63DDB5F5-E575-42D4-8F9D-BFBEE17BE67A}" srcOrd="0" destOrd="0" presId="urn:microsoft.com/office/officeart/2005/8/layout/orgChart1"/>
-    <dgm:cxn modelId="{0547CAC6-2E8A-4B34-9854-67375A382C75}" type="presOf" srcId="{26728A7E-77F0-43F2-9DD6-68B377144B49}" destId="{15D957B8-DE2A-4E21-BC25-93D1F860D67D}" srcOrd="0" destOrd="0" presId="urn:microsoft.com/office/officeart/2005/8/layout/orgChart1"/>
-    <dgm:cxn modelId="{354E8185-416D-4A46-803E-170C67EB9CB8}" type="presOf" srcId="{8E4E9116-8595-4F91-AC4C-14F909ECA2F5}" destId="{1B1C40A4-63F4-4673-B5AC-E238EC8D98E8}" srcOrd="1" destOrd="0" presId="urn:microsoft.com/office/officeart/2005/8/layout/orgChart1"/>
-    <dgm:cxn modelId="{0483C1E6-D17D-4232-AFCA-9D4DE7E8E9BC}" type="presOf" srcId="{1E3564A1-2401-42D0-9D6D-F7A235FE5CA4}" destId="{6D440B32-BCEF-4917-84E0-594831EC0B1A}" srcOrd="1" destOrd="0" presId="urn:microsoft.com/office/officeart/2005/8/layout/orgChart1"/>
-    <dgm:cxn modelId="{4CE75FB0-6B98-4A32-8528-1758F541E954}" type="presOf" srcId="{8E4E9116-8595-4F91-AC4C-14F909ECA2F5}" destId="{807C0BDE-F356-43F6-8AB3-1BD7485DEB08}" srcOrd="0" destOrd="0" presId="urn:microsoft.com/office/officeart/2005/8/layout/orgChart1"/>
-    <dgm:cxn modelId="{EF4B9F4C-6393-4CA5-ACB2-8D16BA61A024}" type="presOf" srcId="{849CD043-C3CD-4C8B-BC97-B460C76A4557}" destId="{AEB8FA35-882B-43F9-812A-21E8627AE36B}" srcOrd="0" destOrd="0" presId="urn:microsoft.com/office/officeart/2005/8/layout/orgChart1"/>
-    <dgm:cxn modelId="{4E657869-A230-4E2A-8F70-B51D87585FC1}" srcId="{7B655628-336F-4DB7-88F9-EEE23298F805}" destId="{1E3564A1-2401-42D0-9D6D-F7A235FE5CA4}" srcOrd="2" destOrd="0" parTransId="{26728A7E-77F0-43F2-9DD6-68B377144B49}" sibTransId="{E5F83E89-3FB1-4602-A4C5-9FC845DB4C20}"/>
-    <dgm:cxn modelId="{115F3D05-D619-4E08-9F0A-9CDEFCCF0246}" srcId="{8E4E9116-8595-4F91-AC4C-14F909ECA2F5}" destId="{B310D2AB-2AB7-476D-9CAF-7241A54F2ABE}" srcOrd="2" destOrd="0" parTransId="{4B32B856-E593-4CF5-BCD9-FD314BE74B9E}" sibTransId="{A45F210C-F628-458F-B3EE-4AAE751E5999}"/>
-    <dgm:cxn modelId="{675AD7A9-0877-40F2-88DA-D7E3EFAF5ABA}" type="presOf" srcId="{B310D2AB-2AB7-476D-9CAF-7241A54F2ABE}" destId="{9D1E3A51-6BE3-4C5F-BC74-E6D13D748247}" srcOrd="0" destOrd="0" presId="urn:microsoft.com/office/officeart/2005/8/layout/orgChart1"/>
-    <dgm:cxn modelId="{1B4E5888-6C85-4B6F-A509-BC1FFC6396C0}" type="presOf" srcId="{F9CC0238-679C-4D8B-BB6C-A3F21970A2C1}" destId="{48EC3CD7-86EC-4246-A814-87131FEAFE81}" srcOrd="0" destOrd="0" presId="urn:microsoft.com/office/officeart/2005/8/layout/orgChart1"/>
-    <dgm:cxn modelId="{045B36C8-9CED-45E8-8064-3BD3EF481E10}" type="presOf" srcId="{0BA5B1A3-D967-49EB-BFF0-C1F193571986}" destId="{7C2938D8-F561-4781-824B-C0FFFBDD403D}" srcOrd="1" destOrd="0" presId="urn:microsoft.com/office/officeart/2005/8/layout/orgChart1"/>
-    <dgm:cxn modelId="{D5E8ECD6-CBDA-47E2-AFC1-60C96C73CCC6}" type="presOf" srcId="{55BABFBB-90FC-4505-B347-8AF089AC7728}" destId="{7A6A928B-2AC6-4F8D-BE08-2E0C32EF683D}" srcOrd="0" destOrd="0" presId="urn:microsoft.com/office/officeart/2005/8/layout/orgChart1"/>
-    <dgm:cxn modelId="{25212797-420F-4821-A78F-FC83A6207962}" type="presOf" srcId="{5F3DE191-1B73-4BFC-B454-66A1D719B38A}" destId="{B3EEED3B-24D6-4C27-BAE9-61828F1E7115}" srcOrd="1" destOrd="0" presId="urn:microsoft.com/office/officeart/2005/8/layout/orgChart1"/>
-    <dgm:cxn modelId="{3D2169B9-0416-4AA5-94D4-B0FD412F4843}" srcId="{B2C7C230-34BD-459E-9241-C70334FB58B7}" destId="{DE23707D-A6B4-434A-B9CD-DBADAA60F076}" srcOrd="0" destOrd="0" parTransId="{525FEE7C-1BAB-4AA8-840B-E3C28056A439}" sibTransId="{A97B23D2-B04B-42BC-8330-BCD5C1B9BA5D}"/>
-    <dgm:cxn modelId="{F4E08C5E-59F0-471E-A8B4-C909E27695A8}" type="presOf" srcId="{8FCF8CCF-598A-409A-B5BA-9E4142C1F227}" destId="{5408879F-C1D2-4003-A482-C071DB531A97}" srcOrd="0" destOrd="0" presId="urn:microsoft.com/office/officeart/2005/8/layout/orgChart1"/>
-    <dgm:cxn modelId="{3661E1DA-B452-4990-BA61-8D1EBD3EE8A4}" type="presOf" srcId="{0CF4057C-7E70-4983-90B4-716077DA8BD8}" destId="{2553A8FE-B7AC-4A02-A132-C3E30890BA4E}" srcOrd="0" destOrd="0" presId="urn:microsoft.com/office/officeart/2005/8/layout/orgChart1"/>
-    <dgm:cxn modelId="{E182A8E3-AFFE-42D0-9D7D-FA83BA2C4301}" type="presOf" srcId="{A18A19A0-7FD5-4495-84DC-76234B9339F4}" destId="{CD76AB29-55D7-4467-B00E-B52C67AD90CB}" srcOrd="0" destOrd="0" presId="urn:microsoft.com/office/officeart/2005/8/layout/orgChart1"/>
-    <dgm:cxn modelId="{2081F8A2-F49E-43A2-82F2-2ACD2BD9AE32}" srcId="{2061C71C-D4C1-421B-AA6D-62ADE5BDBE07}" destId="{00EA4727-E3E6-4739-87CE-039E66B5BB7E}" srcOrd="1" destOrd="0" parTransId="{0CF4057C-7E70-4983-90B4-716077DA8BD8}" sibTransId="{D441CF6F-39E5-4D44-BEC1-D8246626D516}"/>
-    <dgm:cxn modelId="{2A8CE649-8E7F-4891-982C-255D97A6D0F2}" type="presOf" srcId="{B2C7C230-34BD-459E-9241-C70334FB58B7}" destId="{253BF7C3-CE2F-4B02-91CE-4FEACFB99BA2}" srcOrd="0" destOrd="0" presId="urn:microsoft.com/office/officeart/2005/8/layout/orgChart1"/>
-    <dgm:cxn modelId="{DD884194-DE51-421A-A5E0-1BCFC080F782}" type="presOf" srcId="{5F3DE191-1B73-4BFC-B454-66A1D719B38A}" destId="{D4BFDE23-D6AC-4B4F-A67C-BE3A7E4894E3}" srcOrd="0" destOrd="0" presId="urn:microsoft.com/office/officeart/2005/8/layout/orgChart1"/>
-    <dgm:cxn modelId="{474C4B59-6892-4CE3-8D49-3E5E600CC84B}" type="presOf" srcId="{C2A22B2E-6441-4612-99FC-6BE38CE21257}" destId="{478F82C6-3213-4D67-A389-4985FDCCA9F4}" srcOrd="0" destOrd="0" presId="urn:microsoft.com/office/officeart/2005/8/layout/orgChart1"/>
-    <dgm:cxn modelId="{124EE8F0-A52A-4738-B908-D6DDF6DCE974}" type="presOf" srcId="{DC1F3189-ABD3-4CD9-B545-746D18834ED9}" destId="{A168A4C7-FF39-428A-A54A-C2EB61A8A608}" srcOrd="0" destOrd="0" presId="urn:microsoft.com/office/officeart/2005/8/layout/orgChart1"/>
-    <dgm:cxn modelId="{6F3AFBAD-9664-4812-8082-C07754321BA4}" type="presOf" srcId="{0BA5B1A3-D967-49EB-BFF0-C1F193571986}" destId="{1A8717F2-03FA-4EF5-9FC4-7D194D932E7C}" srcOrd="0" destOrd="0" presId="urn:microsoft.com/office/officeart/2005/8/layout/orgChart1"/>
-    <dgm:cxn modelId="{B1E5D8F4-548C-4437-BBA0-6F5966E91EE5}" type="presOf" srcId="{260478FF-7D51-4330-9459-E786A8BD62AC}" destId="{8307F1BE-F356-4E17-90AA-898EEA30D117}" srcOrd="0" destOrd="0" presId="urn:microsoft.com/office/officeart/2005/8/layout/orgChart1"/>
-    <dgm:cxn modelId="{932E8D3A-3998-4EA5-867D-E6DE40AB8831}" srcId="{DE23707D-A6B4-434A-B9CD-DBADAA60F076}" destId="{2061C71C-D4C1-421B-AA6D-62ADE5BDBE07}" srcOrd="0" destOrd="0" parTransId="{A49D709B-34BD-4913-9167-AB1765DD25C4}" sibTransId="{8BFD2913-E0CD-40DB-B6EA-CDD767414EDD}"/>
-    <dgm:cxn modelId="{756581B2-A6B1-4D35-B44A-A3F587E16B2D}" type="presOf" srcId="{7B655628-336F-4DB7-88F9-EEE23298F805}" destId="{9672F733-05F4-4AB4-B614-AAD53CEAF4FD}" srcOrd="0" destOrd="0" presId="urn:microsoft.com/office/officeart/2005/8/layout/orgChart1"/>
-    <dgm:cxn modelId="{0CC1C2D5-2DEE-4A24-99C8-D127290C1089}" type="presOf" srcId="{B310D2AB-2AB7-476D-9CAF-7241A54F2ABE}" destId="{45C741D8-9D73-4AB3-92ED-B60A56685E56}" srcOrd="1" destOrd="0" presId="urn:microsoft.com/office/officeart/2005/8/layout/orgChart1"/>
-    <dgm:cxn modelId="{EFF686CE-7A04-4841-A041-DEEF307B959E}" type="presOf" srcId="{A49D709B-34BD-4913-9167-AB1765DD25C4}" destId="{82360CB7-D751-455F-8991-9E0CB1368123}" srcOrd="0" destOrd="0" presId="urn:microsoft.com/office/officeart/2005/8/layout/orgChart1"/>
-    <dgm:cxn modelId="{39A9454A-1E66-40B5-B824-8B77C30C8C26}" type="presOf" srcId="{00EA4727-E3E6-4739-87CE-039E66B5BB7E}" destId="{5551927E-F4BA-469D-84A7-648830535337}" srcOrd="0" destOrd="0" presId="urn:microsoft.com/office/officeart/2005/8/layout/orgChart1"/>
-    <dgm:cxn modelId="{15B5A7D4-509B-4C82-9049-8AA3D4B8D215}" srcId="{8E4E9116-8595-4F91-AC4C-14F909ECA2F5}" destId="{007BBF34-3D4A-49DC-85CB-B0D99F72988F}" srcOrd="1" destOrd="0" parTransId="{8FCF8CCF-598A-409A-B5BA-9E4142C1F227}" sibTransId="{B93CBC4A-03CC-45FF-95D2-68A2F9593DA7}"/>
-    <dgm:cxn modelId="{5AE40960-D0DF-4902-BF14-BDB5438B5759}" type="presOf" srcId="{DC1F3189-ABD3-4CD9-B545-746D18834ED9}" destId="{4ACD5102-F45F-45B2-8EF9-88B075E357E5}" srcOrd="1" destOrd="0" presId="urn:microsoft.com/office/officeart/2005/8/layout/orgChart1"/>
-    <dgm:cxn modelId="{09804B7E-1393-4540-87F2-3F5ACC65801A}" srcId="{F5C7ACD8-E2BF-4370-85C2-C9FCF06F31B7}" destId="{FF9703A4-0170-4451-804F-F013C7CC4C8C}" srcOrd="2" destOrd="0" parTransId="{7E9AAA10-E8C7-44BA-94D3-F58E691A5169}" sibTransId="{26854593-0FC2-419B-9B04-2D2FF217A64D}"/>
-    <dgm:cxn modelId="{8B589047-F573-4287-8BE7-E55AA8DD5DCD}" srcId="{8E4E9116-8595-4F91-AC4C-14F909ECA2F5}" destId="{260478FF-7D51-4330-9459-E786A8BD62AC}" srcOrd="0" destOrd="0" parTransId="{855CE6D5-31AC-43A1-99FF-DEB69B06687B}" sibTransId="{1FD202A3-A58B-49BB-A77B-18F05306663E}"/>
-    <dgm:cxn modelId="{7C3E5DE0-54E2-4BE3-B025-8C8CB0B881E2}" srcId="{2061C71C-D4C1-421B-AA6D-62ADE5BDBE07}" destId="{DC1F3189-ABD3-4CD9-B545-746D18834ED9}" srcOrd="2" destOrd="0" parTransId="{5F0C92FC-F1AC-46D4-8E04-3B93715ADEFA}" sibTransId="{66BA499B-93D8-4311-B3F1-8306AD45086A}"/>
-    <dgm:cxn modelId="{EA3ED09C-EF0A-4081-9745-374951E7F9B6}" srcId="{7B655628-336F-4DB7-88F9-EEE23298F805}" destId="{0BA5B1A3-D967-49EB-BFF0-C1F193571986}" srcOrd="0" destOrd="0" parTransId="{13E5149E-8177-453F-B599-CEDA7CD743B8}" sibTransId="{0548A8EC-6AC7-48C8-A684-360E71DDB79A}"/>
-    <dgm:cxn modelId="{8F5E4692-1B16-42B7-B01E-FC37C4D338C6}" type="presOf" srcId="{752FE34B-9E3E-4011-80C8-B92212C4DDC0}" destId="{1E3C96BC-A6BA-420B-9F59-994184F8ED9B}" srcOrd="0" destOrd="0" presId="urn:microsoft.com/office/officeart/2005/8/layout/orgChart1"/>
-    <dgm:cxn modelId="{6FFD3E49-CA77-461F-AD45-9582EA454642}" type="presOf" srcId="{84DDE08D-5177-4669-85AF-99FF70BECC2B}" destId="{905866F6-3C00-407C-858D-CF6102E00360}" srcOrd="0" destOrd="0" presId="urn:microsoft.com/office/officeart/2005/8/layout/orgChart1"/>
+    <dgm:cxn modelId="{8A5EC2F8-64F0-4FAC-9195-44AC401BA550}" type="presOf" srcId="{7B655628-336F-4DB7-88F9-EEE23298F805}" destId="{78814AE6-0C03-4558-8359-AC2ABD0E78F3}" srcOrd="1" destOrd="0" presId="urn:microsoft.com/office/officeart/2005/8/layout/orgChart1"/>
     <dgm:cxn modelId="{D92255FD-2092-47DF-8D1F-356BC1E8CFE4}" srcId="{F5C7ACD8-E2BF-4370-85C2-C9FCF06F31B7}" destId="{55BABFBB-90FC-4505-B347-8AF089AC7728}" srcOrd="3" destOrd="0" parTransId="{84DDE08D-5177-4669-85AF-99FF70BECC2B}" sibTransId="{CDF5399C-5CC5-45EB-AD79-6298AB547DAC}"/>
-    <dgm:cxn modelId="{B8FB0539-C159-4279-852F-C0201DCA4B5F}" type="presOf" srcId="{7E9AAA10-E8C7-44BA-94D3-F58E691A5169}" destId="{F4BC8E61-3173-4B90-BD0D-760EB1E04C60}" srcOrd="0" destOrd="0" presId="urn:microsoft.com/office/officeart/2005/8/layout/orgChart1"/>
-    <dgm:cxn modelId="{C89FF155-8C18-413F-A9AA-F8968D41E5B1}" type="presOf" srcId="{AB582C42-2096-4121-BAA4-FC59220B4FC6}" destId="{9A1ED93D-1988-4824-83A6-0EF43EDB1ED7}" srcOrd="0" destOrd="0" presId="urn:microsoft.com/office/officeart/2005/8/layout/orgChart1"/>
-    <dgm:cxn modelId="{EFCB9A91-C5B1-46EB-A58D-8CE53C83D0C5}" type="presOf" srcId="{2061C71C-D4C1-421B-AA6D-62ADE5BDBE07}" destId="{9ABE1114-75F6-455E-877B-DBA7903652B9}" srcOrd="0" destOrd="0" presId="urn:microsoft.com/office/officeart/2005/8/layout/orgChart1"/>
-    <dgm:cxn modelId="{C0F49D9A-0BA5-4547-B8FC-359B311A86B3}" type="presOf" srcId="{5F0C92FC-F1AC-46D4-8E04-3B93715ADEFA}" destId="{F2900780-A6E0-42B5-BA84-0B015B5CE1E4}" srcOrd="0" destOrd="0" presId="urn:microsoft.com/office/officeart/2005/8/layout/orgChart1"/>
-    <dgm:cxn modelId="{D0C32199-69AB-4557-BFE9-BEFDE6EBA410}" type="presOf" srcId="{007BBF34-3D4A-49DC-85CB-B0D99F72988F}" destId="{C5857176-0371-47BA-B275-2162C2E02D96}" srcOrd="1" destOrd="0" presId="urn:microsoft.com/office/officeart/2005/8/layout/orgChart1"/>
-    <dgm:cxn modelId="{F70C5500-A918-40D9-B6F0-0FD5AF39C54C}" srcId="{DE23707D-A6B4-434A-B9CD-DBADAA60F076}" destId="{F5C7ACD8-E2BF-4370-85C2-C9FCF06F31B7}" srcOrd="1" destOrd="0" parTransId="{752FE34B-9E3E-4011-80C8-B92212C4DDC0}" sibTransId="{10C34BAB-6374-4468-BCC3-679E50139431}"/>
-    <dgm:cxn modelId="{3CC3A0B5-6A1A-4837-9F18-A00449472FA7}" type="presOf" srcId="{F5C7ACD8-E2BF-4370-85C2-C9FCF06F31B7}" destId="{928F72E3-E2FC-44F0-8D60-40873E322A0E}" srcOrd="0" destOrd="0" presId="urn:microsoft.com/office/officeart/2005/8/layout/orgChart1"/>
-    <dgm:cxn modelId="{8A5EC2F8-64F0-4FAC-9195-44AC401BA550}" type="presOf" srcId="{7B655628-336F-4DB7-88F9-EEE23298F805}" destId="{78814AE6-0C03-4558-8359-AC2ABD0E78F3}" srcOrd="1" destOrd="0" presId="urn:microsoft.com/office/officeart/2005/8/layout/orgChart1"/>
-    <dgm:cxn modelId="{FFFE21F3-2B7A-44F9-95DC-641796416848}" type="presOf" srcId="{55BABFBB-90FC-4505-B347-8AF089AC7728}" destId="{1480EB1C-65B5-44A1-B1A3-9AEF27509C21}" srcOrd="1" destOrd="0" presId="urn:microsoft.com/office/officeart/2005/8/layout/orgChart1"/>
-    <dgm:cxn modelId="{CC2E87A7-0375-41F3-BF71-6E861CB7C611}" type="presOf" srcId="{96A499DD-B853-4951-9E50-0D05CF975033}" destId="{4143EC47-C6A7-48C3-848C-C863DADDFF72}" srcOrd="0" destOrd="0" presId="urn:microsoft.com/office/officeart/2005/8/layout/orgChart1"/>
     <dgm:cxn modelId="{A9945AFD-2365-4C3C-ABF1-976F016E3789}" type="presOf" srcId="{849CD043-C3CD-4C8B-BC97-B460C76A4557}" destId="{8AF02169-8266-426C-8D34-0C7BEF026BF4}" srcOrd="1" destOrd="0" presId="urn:microsoft.com/office/officeart/2005/8/layout/orgChart1"/>
-    <dgm:cxn modelId="{F4949546-589C-4984-8DCC-DC2C92DB17B8}" srcId="{F5C7ACD8-E2BF-4370-85C2-C9FCF06F31B7}" destId="{849CD043-C3CD-4C8B-BC97-B460C76A4557}" srcOrd="1" destOrd="0" parTransId="{96A499DD-B853-4951-9E50-0D05CF975033}" sibTransId="{063AB1AD-6E03-4613-AC11-B4E8646F7399}"/>
-    <dgm:cxn modelId="{7F1F9541-0066-46C6-A573-7FE60C7C4522}" srcId="{2061C71C-D4C1-421B-AA6D-62ADE5BDBE07}" destId="{5F3DE191-1B73-4BFC-B454-66A1D719B38A}" srcOrd="0" destOrd="0" parTransId="{AB582C42-2096-4121-BAA4-FC59220B4FC6}" sibTransId="{CD1AEC9E-526D-47D1-A50F-2782F1D9E702}"/>
-    <dgm:cxn modelId="{4E91E1D2-A852-48E5-A474-D23F6008AFBE}" type="presOf" srcId="{13E5149E-8177-453F-B599-CEDA7CD743B8}" destId="{353CCB48-AA21-4805-A4F3-CD473471E6A6}" srcOrd="0" destOrd="0" presId="urn:microsoft.com/office/officeart/2005/8/layout/orgChart1"/>
-    <dgm:cxn modelId="{82628676-81F0-4E7D-8AD9-AE38D87CEFAC}" type="presOf" srcId="{855CE6D5-31AC-43A1-99FF-DEB69B06687B}" destId="{DCAB0E19-4EEC-43CD-A2DC-605AE7B76337}" srcOrd="0" destOrd="0" presId="urn:microsoft.com/office/officeart/2005/8/layout/orgChart1"/>
     <dgm:cxn modelId="{B85EF816-DCEB-48B4-A868-167ED1F5A0AA}" type="presParOf" srcId="{253BF7C3-CE2F-4B02-91CE-4FEACFB99BA2}" destId="{FC116CD2-8A16-4721-A8BB-A5E860C45D17}" srcOrd="0" destOrd="0" presId="urn:microsoft.com/office/officeart/2005/8/layout/orgChart1"/>
     <dgm:cxn modelId="{D2EC79C0-E7F0-4D74-8440-CF7CE80C6E3D}" type="presParOf" srcId="{FC116CD2-8A16-4721-A8BB-A5E860C45D17}" destId="{01AEEF20-90F7-4ACB-BA65-E8E8BA85346B}" srcOrd="0" destOrd="0" presId="urn:microsoft.com/office/officeart/2005/8/layout/orgChart1"/>
     <dgm:cxn modelId="{ECCB2CEE-0839-4C15-85C5-FF58D5AAC247}" type="presParOf" srcId="{01AEEF20-90F7-4ACB-BA65-E8E8BA85346B}" destId="{932F7202-AD75-41E3-86F1-61C0651DB8AD}" srcOrd="0" destOrd="0" presId="urn:microsoft.com/office/officeart/2005/8/layout/orgChart1"/>
@@ -21116,7 +19995,7 @@
   <dgm:whole/>
   <dgm:extLst>
     <a:ext uri="http://schemas.microsoft.com/office/drawing/2008/diagram">
-      <dsp:dataModelExt xmlns:dsp="http://schemas.microsoft.com/office/drawing/2008/diagram" relId="rId29" minVer="http://schemas.openxmlformats.org/drawingml/2006/diagram"/>
+      <dsp:dataModelExt xmlns:dsp="http://schemas.microsoft.com/office/drawing/2008/diagram" relId="rId30" minVer="http://schemas.openxmlformats.org/drawingml/2006/diagram"/>
     </a:ext>
   </dgm:extLst>
 </dgm:dataModel>
@@ -21184,7 +20063,7 @@
         </a:bodyPr>
         <a:lstStyle/>
         <a:p>
-          <a:pPr lvl="0" algn="ctr" defTabSz="466725">
+          <a:pPr marL="0" lvl="0" indent="0" algn="ctr" defTabSz="466725">
             <a:lnSpc>
               <a:spcPct val="90000"/>
             </a:lnSpc>
@@ -21194,6 +20073,7 @@
             <a:spcAft>
               <a:spcPct val="35000"/>
             </a:spcAft>
+            <a:buNone/>
           </a:pPr>
           <a:r>
             <a:rPr lang="es-ES" sz="1050" kern="1200"/>
@@ -21260,7 +20140,7 @@
         </a:bodyPr>
         <a:lstStyle/>
         <a:p>
-          <a:pPr lvl="0" algn="ctr" defTabSz="466725">
+          <a:pPr marL="0" lvl="0" indent="0" algn="ctr" defTabSz="466725">
             <a:lnSpc>
               <a:spcPct val="90000"/>
             </a:lnSpc>
@@ -21270,6 +20150,7 @@
             <a:spcAft>
               <a:spcPct val="35000"/>
             </a:spcAft>
+            <a:buNone/>
           </a:pPr>
           <a:r>
             <a:rPr lang="es-ES" sz="1050" kern="1200"/>
@@ -21336,7 +20217,7 @@
         </a:bodyPr>
         <a:lstStyle/>
         <a:p>
-          <a:pPr lvl="0" algn="ctr" defTabSz="466725">
+          <a:pPr marL="0" lvl="0" indent="0" algn="ctr" defTabSz="466725">
             <a:lnSpc>
               <a:spcPct val="90000"/>
             </a:lnSpc>
@@ -21346,6 +20227,7 @@
             <a:spcAft>
               <a:spcPct val="35000"/>
             </a:spcAft>
+            <a:buNone/>
           </a:pPr>
           <a:r>
             <a:rPr lang="es-ES" sz="1050" kern="1200"/>
@@ -21423,7 +20305,7 @@
             <a:spcAft>
               <a:spcPct val="15000"/>
             </a:spcAft>
-            <a:buChar char="••"/>
+            <a:buChar char="•"/>
           </a:pPr>
           <a:r>
             <a:rPr lang="es-ES" sz="1000" kern="1200"/>
@@ -22627,7 +21509,7 @@
         </a:bodyPr>
         <a:lstStyle/>
         <a:p>
-          <a:pPr lvl="0" algn="ctr" defTabSz="488950">
+          <a:pPr marL="0" lvl="0" indent="0" algn="ctr" defTabSz="488950">
             <a:lnSpc>
               <a:spcPct val="90000"/>
             </a:lnSpc>
@@ -22637,6 +21519,7 @@
             <a:spcAft>
               <a:spcPct val="35000"/>
             </a:spcAft>
+            <a:buNone/>
           </a:pPr>
           <a:r>
             <a:rPr lang="es-CO" sz="1100" b="1" kern="1200"/>
@@ -22704,7 +21587,7 @@
         </a:bodyPr>
         <a:lstStyle/>
         <a:p>
-          <a:pPr lvl="0" algn="ctr" defTabSz="311150">
+          <a:pPr marL="0" lvl="0" indent="0" algn="ctr" defTabSz="311150">
             <a:lnSpc>
               <a:spcPct val="90000"/>
             </a:lnSpc>
@@ -22714,6 +21597,7 @@
             <a:spcAft>
               <a:spcPct val="35000"/>
             </a:spcAft>
+            <a:buNone/>
           </a:pPr>
           <a:r>
             <a:rPr lang="es-CO" sz="700" b="1" kern="1200"/>
@@ -22781,7 +21665,7 @@
         </a:bodyPr>
         <a:lstStyle/>
         <a:p>
-          <a:pPr lvl="0" algn="ctr" defTabSz="311150">
+          <a:pPr marL="0" lvl="0" indent="0" algn="ctr" defTabSz="311150">
             <a:lnSpc>
               <a:spcPct val="90000"/>
             </a:lnSpc>
@@ -22791,6 +21675,7 @@
             <a:spcAft>
               <a:spcPct val="35000"/>
             </a:spcAft>
+            <a:buNone/>
           </a:pPr>
           <a:r>
             <a:rPr lang="es-CO" sz="700" kern="1200"/>
@@ -22858,7 +21743,7 @@
         </a:bodyPr>
         <a:lstStyle/>
         <a:p>
-          <a:pPr lvl="0" algn="ctr" defTabSz="311150">
+          <a:pPr marL="0" lvl="0" indent="0" algn="ctr" defTabSz="311150">
             <a:lnSpc>
               <a:spcPct val="90000"/>
             </a:lnSpc>
@@ -22868,6 +21753,7 @@
             <a:spcAft>
               <a:spcPct val="35000"/>
             </a:spcAft>
+            <a:buNone/>
           </a:pPr>
           <a:r>
             <a:rPr lang="es-CO" sz="700" kern="1200"/>
@@ -22935,7 +21821,7 @@
         </a:bodyPr>
         <a:lstStyle/>
         <a:p>
-          <a:pPr lvl="0" algn="ctr" defTabSz="311150">
+          <a:pPr marL="0" lvl="0" indent="0" algn="ctr" defTabSz="311150">
             <a:lnSpc>
               <a:spcPct val="90000"/>
             </a:lnSpc>
@@ -22945,6 +21831,7 @@
             <a:spcAft>
               <a:spcPct val="35000"/>
             </a:spcAft>
+            <a:buNone/>
           </a:pPr>
           <a:r>
             <a:rPr lang="es-CO" sz="700" kern="1200"/>
@@ -23012,7 +21899,7 @@
         </a:bodyPr>
         <a:lstStyle/>
         <a:p>
-          <a:pPr lvl="0" algn="ctr" defTabSz="311150">
+          <a:pPr marL="0" lvl="0" indent="0" algn="ctr" defTabSz="311150">
             <a:lnSpc>
               <a:spcPct val="90000"/>
             </a:lnSpc>
@@ -23022,6 +21909,7 @@
             <a:spcAft>
               <a:spcPct val="35000"/>
             </a:spcAft>
+            <a:buNone/>
           </a:pPr>
           <a:r>
             <a:rPr lang="es-CO" sz="700" b="1" kern="1200"/>
@@ -23089,7 +21977,7 @@
         </a:bodyPr>
         <a:lstStyle/>
         <a:p>
-          <a:pPr lvl="0" algn="ctr" defTabSz="311150">
+          <a:pPr marL="0" lvl="0" indent="0" algn="ctr" defTabSz="311150">
             <a:lnSpc>
               <a:spcPct val="90000"/>
             </a:lnSpc>
@@ -23099,6 +21987,7 @@
             <a:spcAft>
               <a:spcPct val="35000"/>
             </a:spcAft>
+            <a:buNone/>
           </a:pPr>
           <a:r>
             <a:rPr lang="es-CO" sz="700" kern="1200"/>
@@ -23166,7 +22055,7 @@
         </a:bodyPr>
         <a:lstStyle/>
         <a:p>
-          <a:pPr lvl="0" algn="ctr" defTabSz="311150">
+          <a:pPr marL="0" lvl="0" indent="0" algn="ctr" defTabSz="311150">
             <a:lnSpc>
               <a:spcPct val="90000"/>
             </a:lnSpc>
@@ -23176,6 +22065,7 @@
             <a:spcAft>
               <a:spcPct val="35000"/>
             </a:spcAft>
+            <a:buNone/>
           </a:pPr>
           <a:r>
             <a:rPr lang="es-CO" sz="700" kern="1200"/>
@@ -23243,7 +22133,7 @@
         </a:bodyPr>
         <a:lstStyle/>
         <a:p>
-          <a:pPr lvl="0" algn="ctr" defTabSz="311150">
+          <a:pPr marL="0" lvl="0" indent="0" algn="ctr" defTabSz="311150">
             <a:lnSpc>
               <a:spcPct val="90000"/>
             </a:lnSpc>
@@ -23253,6 +22143,7 @@
             <a:spcAft>
               <a:spcPct val="35000"/>
             </a:spcAft>
+            <a:buNone/>
           </a:pPr>
           <a:r>
             <a:rPr lang="es-CO" sz="700" kern="1200"/>
@@ -23320,7 +22211,7 @@
         </a:bodyPr>
         <a:lstStyle/>
         <a:p>
-          <a:pPr lvl="0" algn="ctr" defTabSz="311150">
+          <a:pPr marL="0" lvl="0" indent="0" algn="ctr" defTabSz="311150">
             <a:lnSpc>
               <a:spcPct val="90000"/>
             </a:lnSpc>
@@ -23330,6 +22221,7 @@
             <a:spcAft>
               <a:spcPct val="35000"/>
             </a:spcAft>
+            <a:buNone/>
           </a:pPr>
           <a:r>
             <a:rPr lang="es-CO" sz="700" kern="1200"/>
@@ -23397,7 +22289,7 @@
         </a:bodyPr>
         <a:lstStyle/>
         <a:p>
-          <a:pPr lvl="0" algn="ctr" defTabSz="311150">
+          <a:pPr marL="0" lvl="0" indent="0" algn="ctr" defTabSz="311150">
             <a:lnSpc>
               <a:spcPct val="90000"/>
             </a:lnSpc>
@@ -23407,6 +22299,7 @@
             <a:spcAft>
               <a:spcPct val="35000"/>
             </a:spcAft>
+            <a:buNone/>
           </a:pPr>
           <a:r>
             <a:rPr lang="es-CO" sz="700" b="1" kern="1200"/>
@@ -23474,7 +22367,7 @@
         </a:bodyPr>
         <a:lstStyle/>
         <a:p>
-          <a:pPr lvl="0" algn="ctr" defTabSz="311150">
+          <a:pPr marL="0" lvl="0" indent="0" algn="ctr" defTabSz="311150">
             <a:lnSpc>
               <a:spcPct val="90000"/>
             </a:lnSpc>
@@ -23484,6 +22377,7 @@
             <a:spcAft>
               <a:spcPct val="35000"/>
             </a:spcAft>
+            <a:buNone/>
           </a:pPr>
           <a:r>
             <a:rPr lang="es-CO" sz="700" kern="1200"/>
@@ -23551,7 +22445,7 @@
         </a:bodyPr>
         <a:lstStyle/>
         <a:p>
-          <a:pPr lvl="0" algn="ctr" defTabSz="311150">
+          <a:pPr marL="0" lvl="0" indent="0" algn="ctr" defTabSz="311150">
             <a:lnSpc>
               <a:spcPct val="90000"/>
             </a:lnSpc>
@@ -23561,6 +22455,7 @@
             <a:spcAft>
               <a:spcPct val="35000"/>
             </a:spcAft>
+            <a:buNone/>
           </a:pPr>
           <a:r>
             <a:rPr lang="es-CO" sz="700" kern="1200"/>
@@ -23628,7 +22523,7 @@
         </a:bodyPr>
         <a:lstStyle/>
         <a:p>
-          <a:pPr lvl="0" algn="ctr" defTabSz="311150">
+          <a:pPr marL="0" lvl="0" indent="0" algn="ctr" defTabSz="311150">
             <a:lnSpc>
               <a:spcPct val="90000"/>
             </a:lnSpc>
@@ -23638,6 +22533,7 @@
             <a:spcAft>
               <a:spcPct val="35000"/>
             </a:spcAft>
+            <a:buNone/>
           </a:pPr>
           <a:r>
             <a:rPr lang="es-CO" sz="700" kern="1200"/>
@@ -23705,7 +22601,7 @@
         </a:bodyPr>
         <a:lstStyle/>
         <a:p>
-          <a:pPr lvl="0" algn="ctr" defTabSz="311150">
+          <a:pPr marL="0" lvl="0" indent="0" algn="ctr" defTabSz="311150">
             <a:lnSpc>
               <a:spcPct val="90000"/>
             </a:lnSpc>
@@ -23715,6 +22611,7 @@
             <a:spcAft>
               <a:spcPct val="35000"/>
             </a:spcAft>
+            <a:buNone/>
           </a:pPr>
           <a:r>
             <a:rPr lang="es-ES" sz="700" kern="1200"/>
@@ -23781,7 +22678,7 @@
         </a:bodyPr>
         <a:lstStyle/>
         <a:p>
-          <a:pPr lvl="0" algn="ctr" defTabSz="311150">
+          <a:pPr marL="0" lvl="0" indent="0" algn="ctr" defTabSz="311150">
             <a:lnSpc>
               <a:spcPct val="90000"/>
             </a:lnSpc>
@@ -23791,6 +22688,7 @@
             <a:spcAft>
               <a:spcPct val="35000"/>
             </a:spcAft>
+            <a:buNone/>
           </a:pPr>
           <a:r>
             <a:rPr lang="es-ES" sz="700" kern="1200"/>
@@ -23857,7 +22755,7 @@
         </a:bodyPr>
         <a:lstStyle/>
         <a:p>
-          <a:pPr lvl="0" algn="ctr" defTabSz="311150">
+          <a:pPr marL="0" lvl="0" indent="0" algn="ctr" defTabSz="311150">
             <a:lnSpc>
               <a:spcPct val="90000"/>
             </a:lnSpc>
@@ -23867,6 +22765,7 @@
             <a:spcAft>
               <a:spcPct val="35000"/>
             </a:spcAft>
+            <a:buNone/>
           </a:pPr>
           <a:r>
             <a:rPr lang="es-ES" sz="700" kern="1200"/>
@@ -23933,7 +22832,7 @@
         </a:bodyPr>
         <a:lstStyle/>
         <a:p>
-          <a:pPr lvl="0" algn="ctr" defTabSz="311150">
+          <a:pPr marL="0" lvl="0" indent="0" algn="ctr" defTabSz="311150">
             <a:lnSpc>
               <a:spcPct val="90000"/>
             </a:lnSpc>
@@ -23943,6 +22842,7 @@
             <a:spcAft>
               <a:spcPct val="35000"/>
             </a:spcAft>
+            <a:buNone/>
           </a:pPr>
           <a:r>
             <a:rPr lang="es-ES" sz="700" kern="1200"/>
@@ -25579,7 +24479,7 @@
 </file>
 
 <file path=word/diagrams/quickStyle1.xml><?xml version="1.0" encoding="utf-8"?>
-<dgm:styleDef xmlns:dgm="http://schemas.openxmlformats.org/drawingml/2006/diagram" xmlns:a="http://schemas.openxmlformats.org/drawingml/2006/main" uniqueId="urn:microsoft.com/office/officeart/2005/8/quickstyle/simple1">
+<dgm:styleDef xmlns:dgm="http://schemas.openxmlformats.org/drawingml/2006/diagram" xmlns:a="http://schemas.openxmlformats.org/drawingml/2006/main" uniqueId="urn:microsoft.com/office/officeart/2005/8/quickstyle/simple1#10">
   <dgm:title val=""/>
   <dgm:desc val=""/>
   <dgm:catLst>
@@ -26613,7 +25513,7 @@
 </file>
 
 <file path=word/diagrams/quickStyle2.xml><?xml version="1.0" encoding="utf-8"?>
-<dgm:styleDef xmlns:dgm="http://schemas.openxmlformats.org/drawingml/2006/diagram" xmlns:a="http://schemas.openxmlformats.org/drawingml/2006/main" uniqueId="urn:microsoft.com/office/officeart/2005/8/quickstyle/simple1">
+<dgm:styleDef xmlns:dgm="http://schemas.openxmlformats.org/drawingml/2006/diagram" xmlns:a="http://schemas.openxmlformats.org/drawingml/2006/main" uniqueId="urn:microsoft.com/office/officeart/2005/8/quickstyle/simple1#11">
   <dgm:title val=""/>
   <dgm:desc val=""/>
   <dgm:catLst>
@@ -27967,15 +26867,6 @@
 </file>
 
 <file path=customXml/item1.xml><?xml version="1.0" encoding="utf-8"?>
-<?mso-contentType ?>
-<FormTemplates xmlns="http://schemas.microsoft.com/sharepoint/v3/contenttype/forms">
-  <Display>DocumentLibraryForm</Display>
-  <Edit>DocumentLibraryForm</Edit>
-  <New>DocumentLibraryForm</New>
-</FormTemplates>
-</file>
-
-<file path=customXml/item2.xml><?xml version="1.0" encoding="utf-8"?>
 <p:properties xmlns:p="http://schemas.microsoft.com/office/2006/metadata/properties" xmlns:xsi="http://www.w3.org/2001/XMLSchema-instance" xmlns:pc="http://schemas.microsoft.com/office/infopath/2007/PartnerControls">
   <documentManagement>
     <TaxCatchAll xmlns="b250f519-6473-4480-8c44-6ee3a3a530c3" xsi:nil="true"/>
@@ -27986,13 +26877,19 @@
 </p:properties>
 </file>
 
+<file path=customXml/item2.xml><?xml version="1.0" encoding="utf-8"?>
+<?mso-contentType ?>
+<FormTemplates xmlns="http://schemas.microsoft.com/sharepoint/v3/contenttype/forms">
+  <Display>DocumentLibraryForm</Display>
+  <Edit>DocumentLibraryForm</Edit>
+  <New>DocumentLibraryForm</New>
+</FormTemplates>
+</file>
+
 <file path=customXml/item3.xml><?xml version="1.0" encoding="utf-8"?>
-<s:customData xmlns="http://www.wps.cn/officeDocument/2013/wpsCustomData" xmlns:s="http://www.wps.cn/officeDocument/2013/wpsCustomData">
-  <customSectProps/>
-  <customShpExts>
-    <customShpInfo spid="_x0000_s1026" textRotate="1"/>
-  </customShpExts>
-</s:customData>
+<go:gDocsCustomXmlDataStorage xmlns:go="http://customooxmlschemas.google.com/" xmlns:r="http://schemas.openxmlformats.org/officeDocument/2006/relationships">
+  <go:docsCustomData xmlns:go="http://customooxmlschemas.google.com/" roundtripDataSignature="AMtx7mh3w1sXrKwdjzYCxjbwPkf7wsIk5w==">AMUW2mWhRc/xLonLdtoI8dz4BVu2GREgE7++Eme5Ko+W5/2G+QfXPKxV7NwLPPaJ77IM2LrlHDguxVZnDKcg4iQIvJIe+zJ9DBWjUaWFI+z0k4HbdiCFsJo=</go:docsCustomData>
+</go:gDocsCustomXmlDataStorage>
 </file>
 
 <file path=customXml/item4.xml><?xml version="1.0" encoding="utf-8"?>
@@ -28197,12 +27094,26 @@
 </file>
 
 <file path=customXml/item5.xml><?xml version="1.0" encoding="utf-8"?>
-<go:gDocsCustomXmlDataStorage xmlns:go="http://customooxmlschemas.google.com/" xmlns:r="http://schemas.openxmlformats.org/officeDocument/2006/relationships">
-  <go:docsCustomData xmlns:go="http://customooxmlschemas.google.com/" roundtripDataSignature="AMtx7mh3w1sXrKwdjzYCxjbwPkf7wsIk5w==">AMUW2mWhRc/xLonLdtoI8dz4BVu2GREgE7++Eme5Ko+W5/2G+QfXPKxV7NwLPPaJ77IM2LrlHDguxVZnDKcg4iQIvJIe+zJ9DBWjUaWFI+z0k4HbdiCFsJo=</go:docsCustomData>
-</go:gDocsCustomXmlDataStorage>
+<s:customData xmlns="http://www.wps.cn/officeDocument/2013/wpsCustomData" xmlns:s="http://www.wps.cn/officeDocument/2013/wpsCustomData">
+  <customSectProps/>
+  <customShpExts>
+    <customShpInfo spid="_x0000_s1026" textRotate="1"/>
+  </customShpExts>
+</s:customData>
 </file>
 
 <file path=customXml/itemProps1.xml><?xml version="1.0" encoding="utf-8"?>
+<ds:datastoreItem xmlns:ds="http://schemas.openxmlformats.org/officeDocument/2006/customXml" ds:itemID="{9D9B1A75-0210-4935-8179-95DF20A26AD1}">
+  <ds:schemaRefs>
+    <ds:schemaRef ds:uri="http://schemas.microsoft.com/office/2006/metadata/properties"/>
+    <ds:schemaRef ds:uri="http://schemas.microsoft.com/office/infopath/2007/PartnerControls"/>
+    <ds:schemaRef ds:uri="b250f519-6473-4480-8c44-6ee3a3a530c3"/>
+    <ds:schemaRef ds:uri="d174a4fb-80c2-4523-8d89-375030acacbf"/>
+  </ds:schemaRefs>
+</ds:datastoreItem>
+</file>
+
+<file path=customXml/itemProps2.xml><?xml version="1.0" encoding="utf-8"?>
 <ds:datastoreItem xmlns:ds="http://schemas.openxmlformats.org/officeDocument/2006/customXml" ds:itemID="{83102ECF-E44F-4F73-A78F-FE313D1BFB9A}">
   <ds:schemaRefs>
     <ds:schemaRef ds:uri="http://schemas.microsoft.com/sharepoint/v3/contenttype/forms"/>
@@ -28210,34 +27121,38 @@
 </ds:datastoreItem>
 </file>
 
-<file path=customXml/itemProps2.xml><?xml version="1.0" encoding="utf-8"?>
-<ds:datastoreItem xmlns:ds="http://schemas.openxmlformats.org/officeDocument/2006/customXml" ds:itemID="{9D9B1A75-0210-4935-8179-95DF20A26AD1}">
-  <ds:schemaRefs>
-    <ds:schemaRef ds:uri="http://schemas.microsoft.com/office/2006/metadata/properties"/>
-    <ds:schemaRef ds:uri="http://schemas.microsoft.com/office/infopath/2007/PartnerControls"/>
-    <ds:schemaRef ds:uri="cb45339b-ced9-4d0d-8f64-77573914d53b"/>
-    <ds:schemaRef ds:uri="43a3ca16-9c26-4813-b83f-4aec9927b43f"/>
-  </ds:schemaRefs>
-</ds:datastoreItem>
-</file>
-
 <file path=customXml/itemProps3.xml><?xml version="1.0" encoding="utf-8"?>
-<ds:datastoreItem xmlns:ds="http://schemas.openxmlformats.org/officeDocument/2006/customXml" ds:itemID="{B1977F7D-205B-4081-913C-38D41E755F92}">
-  <ds:schemaRefs>
-    <ds:schemaRef ds:uri="http://www.wps.cn/officeDocument/2013/wpsCustomData"/>
-  </ds:schemaRefs>
-</ds:datastoreItem>
-</file>
-
-<file path=customXml/itemProps4.xml><?xml version="1.0" encoding="utf-8"?>
-<ds:datastoreItem xmlns:ds="http://schemas.openxmlformats.org/officeDocument/2006/customXml" ds:itemID="{A8E87099-E89F-4E5C-AB8B-1CAECB75BEC7}"/>
-</file>
-
-<file path=customXml/itemProps5.xml><?xml version="1.0" encoding="utf-8"?>
 <ds:datastoreItem xmlns:ds="http://schemas.openxmlformats.org/officeDocument/2006/customXml" ds:itemID="{11111111-1234-1234-1234-123412341234}">
   <ds:schemaRefs>
     <ds:schemaRef ds:uri="http://customooxmlschemas.google.com/"/>
     <ds:schemaRef ds:uri="http://schemas.openxmlformats.org/officeDocument/2006/relationships"/>
   </ds:schemaRefs>
 </ds:datastoreItem>
+</file>
+
+<file path=customXml/itemProps4.xml><?xml version="1.0" encoding="utf-8"?>
+<ds:datastoreItem xmlns:ds="http://schemas.openxmlformats.org/officeDocument/2006/customXml" ds:itemID="{A8E87099-E89F-4E5C-AB8B-1CAECB75BEC7}">
+  <ds:schemaRefs>
+    <ds:schemaRef ds:uri="http://schemas.microsoft.com/office/2006/metadata/contentType"/>
+    <ds:schemaRef ds:uri="http://schemas.microsoft.com/office/2006/metadata/properties/metaAttributes"/>
+    <ds:schemaRef ds:uri="http://www.w3.org/2001/XMLSchema"/>
+    <ds:schemaRef ds:uri="http://schemas.microsoft.com/office/2006/metadata/properties"/>
+    <ds:schemaRef ds:uri="d174a4fb-80c2-4523-8d89-375030acacbf"/>
+    <ds:schemaRef ds:uri="b250f519-6473-4480-8c44-6ee3a3a530c3"/>
+    <ds:schemaRef ds:uri="http://schemas.microsoft.com/office/2006/documentManagement/types"/>
+    <ds:schemaRef ds:uri="http://schemas.microsoft.com/office/infopath/2007/PartnerControls"/>
+    <ds:schemaRef ds:uri="http://schemas.openxmlformats.org/package/2006/metadata/core-properties"/>
+    <ds:schemaRef ds:uri="http://purl.org/dc/elements/1.1/"/>
+    <ds:schemaRef ds:uri="http://purl.org/dc/terms/"/>
+    <ds:schemaRef ds:uri="http://schemas.microsoft.com/internal/obd"/>
+  </ds:schemaRefs>
+</ds:datastoreItem>
+</file>
+
+<file path=customXml/itemProps5.xml><?xml version="1.0" encoding="utf-8"?>
+<ds:datastoreItem xmlns:ds="http://schemas.openxmlformats.org/officeDocument/2006/customXml" ds:itemID="{B1977F7D-205B-4081-913C-38D41E755F92}">
+  <ds:schemaRefs>
+    <ds:schemaRef ds:uri="http://www.wps.cn/officeDocument/2013/wpsCustomData"/>
+  </ds:schemaRefs>
+</ds:datastoreItem>
 </file>